--- a/docs/studyguides/multivariateimplicitdifferentiation.docx
+++ b/docs/studyguides/multivariateimplicitdifferentiation.docx
@@ -52,7 +52,7 @@
         </w:rPr>
         <w:t xml:space="preserve"> </w:t>
       </w:r>
-      <w:hyperlink r:id="rId20">
+      <w:hyperlink r:id="rId9">
         <w:r>
           <w:rPr>
             <w:rStyle w:val="Hyperlink"/>
@@ -83,7 +83,7 @@
         </w:rPr>
         <w:t xml:space="preserve"> </w:t>
       </w:r>
-      <w:hyperlink r:id="rId21">
+      <w:hyperlink r:id="rId10">
         <w:r>
           <w:rPr>
             <w:rStyle w:val="Hyperlink"/>
@@ -101,7 +101,7 @@
         <w:t xml:space="preserve">.</w:t>
       </w:r>
     </w:p>
-    <w:bookmarkStart w:id="22" w:name="Xcd558e38deaf904a306840659d0a08aafe0ad4d"/>
+    <w:bookmarkStart w:id="11" w:name="Xcd558e38deaf904a306840659d0a08aafe0ad4d"/>
     <w:p>
       <w:pPr>
         <w:pStyle w:val="Heading1"/>
@@ -120,7 +120,7 @@
       <w:r>
         <w:t xml:space="preserve"> </w:t>
       </w:r>
-      <w:hyperlink r:id="rId20">
+      <w:hyperlink r:id="rId9">
         <w:r>
           <w:rPr>
             <w:rStyle w:val="Hyperlink"/>
@@ -205,8 +205,8 @@
         <m:r>
           <m:rPr>
             <m:nor/>
+            <m:scr m:val="sans-serif"/>
             <m:sty m:val="p"/>
-            <m:scr m:val="sans-serif"/>
           </m:rPr>
           <m:t>terms in </m:t>
         </m:r>
@@ -417,8 +417,8 @@
         <w:t xml:space="preserve">To understand the idea of multivariate implicit differentiation, it is important to define what the differences are between explicit and implicit functions first.</w:t>
       </w:r>
     </w:p>
-    <w:bookmarkEnd w:id="22"/>
-    <w:bookmarkStart w:id="37" w:name="explicit-and-implicit-functions"/>
+    <w:bookmarkEnd w:id="11"/>
+    <w:bookmarkStart w:id="26" w:name="explicit-and-implicit-functions"/>
     <w:p>
       <w:pPr>
         <w:pStyle w:val="Heading1"/>
@@ -492,18 +492,18 @@
                 <wp:inline>
                   <wp:extent cx="152400" cy="152400"/>
                   <wp:effectExtent b="0" l="0" r="0" t="0"/>
-                  <wp:docPr descr="" title="" id="24" name="Picture"/>
+                  <wp:docPr descr="" title="" id="13" name="Picture"/>
                   <a:graphic>
                     <a:graphicData uri="http://schemas.openxmlformats.org/drawingml/2006/picture">
                       <pic:pic>
                         <pic:nvPicPr>
-                          <pic:cNvPr descr="/Applications/quarto/share/formats/docx/note.png" id="25" name="Picture"/>
+                          <pic:cNvPr descr="/Applications/quarto/share/formats/docx/note.png" id="14" name="Picture"/>
                           <pic:cNvPicPr>
                             <a:picLocks noChangeArrowheads="1" noChangeAspect="1"/>
                           </pic:cNvPicPr>
                         </pic:nvPicPr>
                         <pic:blipFill>
-                          <a:blip r:embed="rId23"/>
+                          <a:blip r:embed="rId12"/>
                           <a:stretch>
                             <a:fillRect/>
                           </a:stretch>
@@ -578,19 +578,21 @@
               <m:r>
                 <m:t>f</m:t>
               </m:r>
-              <m:d>
-                <m:dPr>
-                  <m:begChr m:val="("/>
-                  <m:sepChr m:val=""/>
-                  <m:endChr m:val=")"/>
-                  <m:grow/>
-                </m:dPr>
-                <m:e>
-                  <m:r>
-                    <m:t>x</m:t>
-                  </m:r>
-                </m:e>
-              </m:d>
+              <m:r>
+                <m:rPr>
+                  <m:sty m:val="p"/>
+                </m:rPr>
+                <m:t>(</m:t>
+              </m:r>
+              <m:r>
+                <m:t>x</m:t>
+              </m:r>
+              <m:r>
+                <m:rPr>
+                  <m:sty m:val="p"/>
+                </m:rPr>
+                <m:t>)</m:t>
+              </m:r>
             </m:oMath>
             <w:r>
               <w:t xml:space="preserve">.</w:t>
@@ -685,18 +687,18 @@
                 <wp:inline>
                   <wp:extent cx="152400" cy="152400"/>
                   <wp:effectExtent b="0" l="0" r="0" t="0"/>
-                  <wp:docPr descr="" title="" id="27" name="Picture"/>
+                  <wp:docPr descr="" title="" id="16" name="Picture"/>
                   <a:graphic>
                     <a:graphicData uri="http://schemas.openxmlformats.org/drawingml/2006/picture">
                       <pic:pic>
                         <pic:nvPicPr>
-                          <pic:cNvPr descr="/Applications/quarto/share/formats/docx/tip.png" id="28" name="Picture"/>
+                          <pic:cNvPr descr="/Applications/quarto/share/formats/docx/tip.png" id="17" name="Picture"/>
                           <pic:cNvPicPr>
                             <a:picLocks noChangeArrowheads="1" noChangeAspect="1"/>
                           </pic:cNvPicPr>
                         </pic:nvPicPr>
                         <pic:blipFill>
-                          <a:blip r:embed="rId26"/>
+                          <a:blip r:embed="rId15"/>
                           <a:stretch>
                             <a:fillRect/>
                           </a:stretch>
@@ -771,8 +773,8 @@
               <m:r>
                 <m:rPr>
                   <m:nor/>
-                  <m:sty m:val="p"/>
                   <m:scr m:val="sans-serif"/>
+                  <m:sty m:val="p"/>
                 </m:rPr>
                 <m:t>terms involving only </m:t>
               </m:r>
@@ -836,18 +838,18 @@
                 <wp:inline>
                   <wp:extent cx="152400" cy="152400"/>
                   <wp:effectExtent b="0" l="0" r="0" t="0"/>
-                  <wp:docPr descr="" title="" id="29" name="Picture"/>
+                  <wp:docPr descr="" title="" id="18" name="Picture"/>
                   <a:graphic>
                     <a:graphicData uri="http://schemas.openxmlformats.org/drawingml/2006/picture">
                       <pic:pic>
                         <pic:nvPicPr>
-                          <pic:cNvPr descr="/Applications/quarto/share/formats/docx/note.png" id="30" name="Picture"/>
+                          <pic:cNvPr descr="/Applications/quarto/share/formats/docx/note.png" id="19" name="Picture"/>
                           <pic:cNvPicPr>
                             <a:picLocks noChangeArrowheads="1" noChangeAspect="1"/>
                           </pic:cNvPicPr>
                         </pic:nvPicPr>
                         <pic:blipFill>
-                          <a:blip r:embed="rId23"/>
+                          <a:blip r:embed="rId12"/>
                           <a:stretch>
                             <a:fillRect/>
                           </a:stretch>
@@ -949,19 +951,21 @@
               <m:r>
                 <m:t>f</m:t>
               </m:r>
-              <m:d>
-                <m:dPr>
-                  <m:begChr m:val="("/>
-                  <m:sepChr m:val=""/>
-                  <m:endChr m:val=")"/>
-                  <m:grow/>
-                </m:dPr>
-                <m:e>
-                  <m:r>
-                    <m:t>x</m:t>
-                  </m:r>
-                </m:e>
-              </m:d>
+              <m:r>
+                <m:rPr>
+                  <m:sty m:val="p"/>
+                </m:rPr>
+                <m:t>(</m:t>
+              </m:r>
+              <m:r>
+                <m:t>x</m:t>
+              </m:r>
+              <m:r>
+                <m:rPr>
+                  <m:sty m:val="p"/>
+                </m:rPr>
+                <m:t>)</m:t>
+              </m:r>
             </m:oMath>
             <w:r>
               <w:t xml:space="preserve"> </w:t>
@@ -1285,18 +1289,18 @@
                 <wp:inline>
                   <wp:extent cx="152400" cy="152400"/>
                   <wp:effectExtent b="0" l="0" r="0" t="0"/>
-                  <wp:docPr descr="" title="" id="31" name="Picture"/>
+                  <wp:docPr descr="" title="" id="20" name="Picture"/>
                   <a:graphic>
                     <a:graphicData uri="http://schemas.openxmlformats.org/drawingml/2006/picture">
                       <pic:pic>
                         <pic:nvPicPr>
-                          <pic:cNvPr descr="/Applications/quarto/share/formats/docx/note.png" id="32" name="Picture"/>
+                          <pic:cNvPr descr="/Applications/quarto/share/formats/docx/note.png" id="21" name="Picture"/>
                           <pic:cNvPicPr>
                             <a:picLocks noChangeArrowheads="1" noChangeAspect="1"/>
                           </pic:cNvPicPr>
                         </pic:nvPicPr>
                         <pic:blipFill>
-                          <a:blip r:embed="rId23"/>
+                          <a:blip r:embed="rId12"/>
                           <a:stretch>
                             <a:fillRect/>
                           </a:stretch>
@@ -1362,28 +1366,30 @@
               <m:r>
                 <m:t>f</m:t>
               </m:r>
-              <m:d>
-                <m:dPr>
-                  <m:begChr m:val="("/>
-                  <m:sepChr m:val=""/>
-                  <m:endChr m:val=")"/>
-                  <m:grow/>
-                </m:dPr>
-                <m:e>
-                  <m:r>
-                    <m:t>x</m:t>
-                  </m:r>
-                  <m:r>
-                    <m:rPr>
-                      <m:sty m:val="p"/>
-                    </m:rPr>
-                    <m:t>,</m:t>
-                  </m:r>
-                  <m:r>
-                    <m:t>y</m:t>
-                  </m:r>
-                </m:e>
-              </m:d>
+              <m:r>
+                <m:rPr>
+                  <m:sty m:val="p"/>
+                </m:rPr>
+                <m:t>(</m:t>
+              </m:r>
+              <m:r>
+                <m:t>x</m:t>
+              </m:r>
+              <m:r>
+                <m:rPr>
+                  <m:sty m:val="p"/>
+                </m:rPr>
+                <m:t>,</m:t>
+              </m:r>
+              <m:r>
+                <m:t>y</m:t>
+              </m:r>
+              <m:r>
+                <m:rPr>
+                  <m:sty m:val="p"/>
+                </m:rPr>
+                <m:t>)</m:t>
+              </m:r>
               <m:r>
                 <m:rPr>
                   <m:sty m:val="p"/>
@@ -1512,18 +1518,18 @@
                 <wp:inline>
                   <wp:extent cx="152400" cy="152400"/>
                   <wp:effectExtent b="0" l="0" r="0" t="0"/>
-                  <wp:docPr descr="" title="" id="33" name="Picture"/>
+                  <wp:docPr descr="" title="" id="22" name="Picture"/>
                   <a:graphic>
                     <a:graphicData uri="http://schemas.openxmlformats.org/drawingml/2006/picture">
                       <pic:pic>
                         <pic:nvPicPr>
-                          <pic:cNvPr descr="/Applications/quarto/share/formats/docx/tip.png" id="34" name="Picture"/>
+                          <pic:cNvPr descr="/Applications/quarto/share/formats/docx/tip.png" id="23" name="Picture"/>
                           <pic:cNvPicPr>
                             <a:picLocks noChangeArrowheads="1" noChangeAspect="1"/>
                           </pic:cNvPicPr>
                         </pic:nvPicPr>
                         <pic:blipFill>
-                          <a:blip r:embed="rId26"/>
+                          <a:blip r:embed="rId15"/>
                           <a:stretch>
                             <a:fillRect/>
                           </a:stretch>
@@ -1589,8 +1595,8 @@
               <m:r>
                 <m:rPr>
                   <m:nor/>
-                  <m:sty m:val="p"/>
                   <m:scr m:val="sans-serif"/>
+                  <m:sty m:val="p"/>
                 </m:rPr>
                 <m:t>terms involving both </m:t>
               </m:r>
@@ -1600,8 +1606,8 @@
               <m:r>
                 <m:rPr>
                   <m:nor/>
-                  <m:sty m:val="p"/>
                   <m:scr m:val="sans-serif"/>
+                  <m:sty m:val="p"/>
                 </m:rPr>
                 <m:t> and </m:t>
               </m:r>
@@ -1702,18 +1708,18 @@
                 <wp:inline>
                   <wp:extent cx="152400" cy="152400"/>
                   <wp:effectExtent b="0" l="0" r="0" t="0"/>
-                  <wp:docPr descr="" title="" id="35" name="Picture"/>
+                  <wp:docPr descr="" title="" id="24" name="Picture"/>
                   <a:graphic>
                     <a:graphicData uri="http://schemas.openxmlformats.org/drawingml/2006/picture">
                       <pic:pic>
                         <pic:nvPicPr>
-                          <pic:cNvPr descr="/Applications/quarto/share/formats/docx/note.png" id="36" name="Picture"/>
+                          <pic:cNvPr descr="/Applications/quarto/share/formats/docx/note.png" id="25" name="Picture"/>
                           <pic:cNvPicPr>
                             <a:picLocks noChangeArrowheads="1" noChangeAspect="1"/>
                           </pic:cNvPicPr>
                         </pic:nvPicPr>
                         <pic:blipFill>
-                          <a:blip r:embed="rId23"/>
+                          <a:blip r:embed="rId12"/>
                           <a:stretch>
                             <a:fillRect/>
                           </a:stretch>
@@ -1845,28 +1851,30 @@
               <m:r>
                 <m:t>f</m:t>
               </m:r>
-              <m:d>
-                <m:dPr>
-                  <m:begChr m:val="("/>
-                  <m:sepChr m:val=""/>
-                  <m:endChr m:val=")"/>
-                  <m:grow/>
-                </m:dPr>
-                <m:e>
-                  <m:r>
-                    <m:t>x</m:t>
-                  </m:r>
-                  <m:r>
-                    <m:rPr>
-                      <m:sty m:val="p"/>
-                    </m:rPr>
-                    <m:t>,</m:t>
-                  </m:r>
-                  <m:r>
-                    <m:t>y</m:t>
-                  </m:r>
-                </m:e>
-              </m:d>
+              <m:r>
+                <m:rPr>
+                  <m:sty m:val="p"/>
+                </m:rPr>
+                <m:t>(</m:t>
+              </m:r>
+              <m:r>
+                <m:t>x</m:t>
+              </m:r>
+              <m:r>
+                <m:rPr>
+                  <m:sty m:val="p"/>
+                </m:rPr>
+                <m:t>,</m:t>
+              </m:r>
+              <m:r>
+                <m:t>y</m:t>
+              </m:r>
+              <m:r>
+                <m:rPr>
+                  <m:sty m:val="p"/>
+                </m:rPr>
+                <m:t>)</m:t>
+              </m:r>
               <m:r>
                 <m:rPr>
                   <m:sty m:val="p"/>
@@ -2112,8 +2120,8 @@
         </w:tc>
       </w:tr>
     </w:tbl>
-    <w:bookmarkEnd w:id="37"/>
-    <w:bookmarkStart w:id="46" w:name="paths-and-contours-in-the-xy-plane"/>
+    <w:bookmarkEnd w:id="26"/>
+    <w:bookmarkStart w:id="35" w:name="paths-and-contours-in-the-xy-plane"/>
     <w:p>
       <w:pPr>
         <w:pStyle w:val="Heading1"/>
@@ -2125,28 +2133,30 @@
         <w:t xml:space="preserve"> </w:t>
       </w:r>
       <m:oMath>
-        <m:d>
-          <m:dPr>
-            <m:begChr m:val="("/>
-            <m:sepChr m:val=""/>
-            <m:endChr m:val=")"/>
-            <m:grow/>
-          </m:dPr>
-          <m:e>
-            <m:r>
-              <m:t>x</m:t>
-            </m:r>
-            <m:r>
-              <m:rPr>
-                <m:sty m:val="p"/>
-              </m:rPr>
-              <m:t>,</m:t>
-            </m:r>
-            <m:r>
-              <m:t>y</m:t>
-            </m:r>
-          </m:e>
-        </m:d>
+        <m:r>
+          <m:rPr>
+            <m:sty m:val="p"/>
+          </m:rPr>
+          <m:t>(</m:t>
+        </m:r>
+        <m:r>
+          <m:t>x</m:t>
+        </m:r>
+        <m:r>
+          <m:rPr>
+            <m:sty m:val="p"/>
+          </m:rPr>
+          <m:t>,</m:t>
+        </m:r>
+        <m:r>
+          <m:t>y</m:t>
+        </m:r>
+        <m:r>
+          <m:rPr>
+            <m:sty m:val="p"/>
+          </m:rPr>
+          <m:t>)</m:t>
+        </m:r>
       </m:oMath>
       <w:r>
         <w:t xml:space="preserve">-plane</w:t>
@@ -2175,28 +2185,30 @@
         <m:r>
           <m:t>g</m:t>
         </m:r>
-        <m:d>
-          <m:dPr>
-            <m:begChr m:val="("/>
-            <m:sepChr m:val=""/>
-            <m:endChr m:val=")"/>
-            <m:grow/>
-          </m:dPr>
-          <m:e>
-            <m:r>
-              <m:t>x</m:t>
-            </m:r>
-            <m:r>
-              <m:rPr>
-                <m:sty m:val="p"/>
-              </m:rPr>
-              <m:t>,</m:t>
-            </m:r>
-            <m:r>
-              <m:t>y</m:t>
-            </m:r>
-          </m:e>
-        </m:d>
+        <m:r>
+          <m:rPr>
+            <m:sty m:val="p"/>
+          </m:rPr>
+          <m:t>(</m:t>
+        </m:r>
+        <m:r>
+          <m:t>x</m:t>
+        </m:r>
+        <m:r>
+          <m:rPr>
+            <m:sty m:val="p"/>
+          </m:rPr>
+          <m:t>,</m:t>
+        </m:r>
+        <m:r>
+          <m:t>y</m:t>
+        </m:r>
+        <m:r>
+          <m:rPr>
+            <m:sty m:val="p"/>
+          </m:rPr>
+          <m:t>)</m:t>
+        </m:r>
       </m:oMath>
       <w:r>
         <w:t xml:space="preserve"> </w:t>
@@ -2219,28 +2231,30 @@
         <w:t xml:space="preserve"> </w:t>
       </w:r>
       <m:oMath>
-        <m:d>
-          <m:dPr>
-            <m:begChr m:val="("/>
-            <m:sepChr m:val=""/>
-            <m:endChr m:val=")"/>
-            <m:grow/>
-          </m:dPr>
-          <m:e>
-            <m:r>
-              <m:t>x</m:t>
-            </m:r>
-            <m:r>
-              <m:rPr>
-                <m:sty m:val="p"/>
-              </m:rPr>
-              <m:t>,</m:t>
-            </m:r>
-            <m:r>
-              <m:t>y</m:t>
-            </m:r>
-          </m:e>
-        </m:d>
+        <m:r>
+          <m:rPr>
+            <m:sty m:val="p"/>
+          </m:rPr>
+          <m:t>(</m:t>
+        </m:r>
+        <m:r>
+          <m:t>x</m:t>
+        </m:r>
+        <m:r>
+          <m:rPr>
+            <m:sty m:val="p"/>
+          </m:rPr>
+          <m:t>,</m:t>
+        </m:r>
+        <m:r>
+          <m:t>y</m:t>
+        </m:r>
+        <m:r>
+          <m:rPr>
+            <m:sty m:val="p"/>
+          </m:rPr>
+          <m:t>)</m:t>
+        </m:r>
       </m:oMath>
       <w:r>
         <w:t xml:space="preserve">-plane. The horizontal coordinates are</w:t>
@@ -2486,7 +2500,7 @@
       <w:r>
         <w:t xml:space="preserve"> </w:t>
       </w:r>
-      <w:hyperlink r:id="rId20">
+      <w:hyperlink r:id="rId9">
         <w:r>
           <w:rPr>
             <w:rStyle w:val="Hyperlink"/>
@@ -2627,28 +2641,30 @@
         <m:r>
           <m:t>g</m:t>
         </m:r>
-        <m:d>
-          <m:dPr>
-            <m:begChr m:val="("/>
-            <m:sepChr m:val=""/>
-            <m:endChr m:val=")"/>
-            <m:grow/>
-          </m:dPr>
-          <m:e>
-            <m:r>
-              <m:t>x</m:t>
-            </m:r>
-            <m:r>
-              <m:rPr>
-                <m:sty m:val="p"/>
-              </m:rPr>
-              <m:t>,</m:t>
-            </m:r>
-            <m:r>
-              <m:t>y</m:t>
-            </m:r>
-          </m:e>
-        </m:d>
+        <m:r>
+          <m:rPr>
+            <m:sty m:val="p"/>
+          </m:rPr>
+          <m:t>(</m:t>
+        </m:r>
+        <m:r>
+          <m:t>x</m:t>
+        </m:r>
+        <m:r>
+          <m:rPr>
+            <m:sty m:val="p"/>
+          </m:rPr>
+          <m:t>,</m:t>
+        </m:r>
+        <m:r>
+          <m:t>y</m:t>
+        </m:r>
+        <m:r>
+          <m:rPr>
+            <m:sty m:val="p"/>
+          </m:rPr>
+          <m:t>)</m:t>
+        </m:r>
       </m:oMath>
       <w:r>
         <w:t xml:space="preserve"> </w:t>
@@ -2677,28 +2693,30 @@
         <m:r>
           <m:t>g</m:t>
         </m:r>
-        <m:d>
-          <m:dPr>
-            <m:begChr m:val="("/>
-            <m:sepChr m:val=""/>
-            <m:endChr m:val=")"/>
-            <m:grow/>
-          </m:dPr>
-          <m:e>
-            <m:r>
-              <m:t>x</m:t>
-            </m:r>
-            <m:r>
-              <m:rPr>
-                <m:sty m:val="p"/>
-              </m:rPr>
-              <m:t>,</m:t>
-            </m:r>
-            <m:r>
-              <m:t>y</m:t>
-            </m:r>
-          </m:e>
-        </m:d>
+        <m:r>
+          <m:rPr>
+            <m:sty m:val="p"/>
+          </m:rPr>
+          <m:t>(</m:t>
+        </m:r>
+        <m:r>
+          <m:t>x</m:t>
+        </m:r>
+        <m:r>
+          <m:rPr>
+            <m:sty m:val="p"/>
+          </m:rPr>
+          <m:t>,</m:t>
+        </m:r>
+        <m:r>
+          <m:t>y</m:t>
+        </m:r>
+        <m:r>
+          <m:rPr>
+            <m:sty m:val="p"/>
+          </m:rPr>
+          <m:t>)</m:t>
+        </m:r>
         <m:r>
           <m:rPr>
             <m:sty m:val="p"/>
@@ -2708,8 +2726,8 @@
         <m:r>
           <m:rPr>
             <m:nor/>
+            <m:scr m:val="sans-serif"/>
             <m:sty m:val="p"/>
-            <m:scr m:val="sans-serif"/>
           </m:rPr>
           <m:t>constant</m:t>
         </m:r>
@@ -2758,18 +2776,18 @@
                 <wp:inline>
                   <wp:extent cx="152400" cy="152400"/>
                   <wp:effectExtent b="0" l="0" r="0" t="0"/>
-                  <wp:docPr descr="" title="" id="38" name="Picture"/>
+                  <wp:docPr descr="" title="" id="27" name="Picture"/>
                   <a:graphic>
                     <a:graphicData uri="http://schemas.openxmlformats.org/drawingml/2006/picture">
                       <pic:pic>
                         <pic:nvPicPr>
-                          <pic:cNvPr descr="/Applications/quarto/share/formats/docx/note.png" id="39" name="Picture"/>
+                          <pic:cNvPr descr="/Applications/quarto/share/formats/docx/note.png" id="28" name="Picture"/>
                           <pic:cNvPicPr>
                             <a:picLocks noChangeArrowheads="1" noChangeAspect="1"/>
                           </pic:cNvPicPr>
                         </pic:nvPicPr>
                         <pic:blipFill>
-                          <a:blip r:embed="rId23"/>
+                          <a:blip r:embed="rId12"/>
                           <a:stretch>
                             <a:fillRect/>
                           </a:stretch>
@@ -2839,28 +2857,30 @@
               <m:r>
                 <m:t>g</m:t>
               </m:r>
-              <m:d>
-                <m:dPr>
-                  <m:begChr m:val="("/>
-                  <m:sepChr m:val=""/>
-                  <m:endChr m:val=")"/>
-                  <m:grow/>
-                </m:dPr>
-                <m:e>
-                  <m:r>
-                    <m:t>x</m:t>
-                  </m:r>
-                  <m:r>
-                    <m:rPr>
-                      <m:sty m:val="p"/>
-                    </m:rPr>
-                    <m:t>,</m:t>
-                  </m:r>
-                  <m:r>
-                    <m:t>y</m:t>
-                  </m:r>
-                </m:e>
-              </m:d>
+              <m:r>
+                <m:rPr>
+                  <m:sty m:val="p"/>
+                </m:rPr>
+                <m:t>(</m:t>
+              </m:r>
+              <m:r>
+                <m:t>x</m:t>
+              </m:r>
+              <m:r>
+                <m:rPr>
+                  <m:sty m:val="p"/>
+                </m:rPr>
+                <m:t>,</m:t>
+              </m:r>
+              <m:r>
+                <m:t>y</m:t>
+              </m:r>
+              <m:r>
+                <m:rPr>
+                  <m:sty m:val="p"/>
+                </m:rPr>
+                <m:t>)</m:t>
+              </m:r>
               <m:r>
                 <m:rPr>
                   <m:sty m:val="p"/>
@@ -2914,28 +2934,30 @@
               <w:t xml:space="preserve"> </w:t>
             </w:r>
             <m:oMath>
-              <m:d>
-                <m:dPr>
-                  <m:begChr m:val="("/>
-                  <m:sepChr m:val=""/>
-                  <m:endChr m:val=")"/>
-                  <m:grow/>
-                </m:dPr>
-                <m:e>
-                  <m:r>
-                    <m:t>x</m:t>
-                  </m:r>
-                  <m:r>
-                    <m:rPr>
-                      <m:sty m:val="p"/>
-                    </m:rPr>
-                    <m:t>,</m:t>
-                  </m:r>
-                  <m:r>
-                    <m:t>y</m:t>
-                  </m:r>
-                </m:e>
-              </m:d>
+              <m:r>
+                <m:rPr>
+                  <m:sty m:val="p"/>
+                </m:rPr>
+                <m:t>(</m:t>
+              </m:r>
+              <m:r>
+                <m:t>x</m:t>
+              </m:r>
+              <m:r>
+                <m:rPr>
+                  <m:sty m:val="p"/>
+                </m:rPr>
+                <m:t>,</m:t>
+              </m:r>
+              <m:r>
+                <m:t>y</m:t>
+              </m:r>
+              <m:r>
+                <m:rPr>
+                  <m:sty m:val="p"/>
+                </m:rPr>
+                <m:t>)</m:t>
+              </m:r>
             </m:oMath>
             <w:r>
               <w:t xml:space="preserve"> </w:t>
@@ -2967,28 +2989,30 @@
               <m:r>
                 <m:t>g</m:t>
               </m:r>
-              <m:d>
-                <m:dPr>
-                  <m:begChr m:val="("/>
-                  <m:sepChr m:val=""/>
-                  <m:endChr m:val=")"/>
-                  <m:grow/>
-                </m:dPr>
-                <m:e>
-                  <m:r>
-                    <m:t>x</m:t>
-                  </m:r>
-                  <m:r>
-                    <m:rPr>
-                      <m:sty m:val="p"/>
-                    </m:rPr>
-                    <m:t>,</m:t>
-                  </m:r>
-                  <m:r>
-                    <m:t>y</m:t>
-                  </m:r>
-                </m:e>
-              </m:d>
+              <m:r>
+                <m:rPr>
+                  <m:sty m:val="p"/>
+                </m:rPr>
+                <m:t>(</m:t>
+              </m:r>
+              <m:r>
+                <m:t>x</m:t>
+              </m:r>
+              <m:r>
+                <m:rPr>
+                  <m:sty m:val="p"/>
+                </m:rPr>
+                <m:t>,</m:t>
+              </m:r>
+              <m:r>
+                <m:t>y</m:t>
+              </m:r>
+              <m:r>
+                <m:rPr>
+                  <m:sty m:val="p"/>
+                </m:rPr>
+                <m:t>)</m:t>
+              </m:r>
               <m:r>
                 <m:rPr>
                   <m:sty m:val="p"/>
@@ -3108,28 +3132,30 @@
               <w:t xml:space="preserve"> </w:t>
             </w:r>
             <m:oMath>
-              <m:d>
-                <m:dPr>
-                  <m:begChr m:val="("/>
-                  <m:sepChr m:val=""/>
-                  <m:endChr m:val=")"/>
-                  <m:grow/>
-                </m:dPr>
-                <m:e>
-                  <m:r>
-                    <m:t>x</m:t>
-                  </m:r>
-                  <m:r>
-                    <m:rPr>
-                      <m:sty m:val="p"/>
-                    </m:rPr>
-                    <m:t>,</m:t>
-                  </m:r>
-                  <m:r>
-                    <m:t>y</m:t>
-                  </m:r>
-                </m:e>
-              </m:d>
+              <m:r>
+                <m:rPr>
+                  <m:sty m:val="p"/>
+                </m:rPr>
+                <m:t>(</m:t>
+              </m:r>
+              <m:r>
+                <m:t>x</m:t>
+              </m:r>
+              <m:r>
+                <m:rPr>
+                  <m:sty m:val="p"/>
+                </m:rPr>
+                <m:t>,</m:t>
+              </m:r>
+              <m:r>
+                <m:t>y</m:t>
+              </m:r>
+              <m:r>
+                <m:rPr>
+                  <m:sty m:val="p"/>
+                </m:rPr>
+                <m:t>)</m:t>
+              </m:r>
             </m:oMath>
             <w:r>
               <w:t xml:space="preserve"> </w:t>
@@ -3147,18 +3173,18 @@
                 <wp:inline>
                   <wp:extent cx="3566160" cy="3699540"/>
                   <wp:effectExtent b="0" l="0" r="0" t="0"/>
-                  <wp:docPr descr="3D plot of the paraboloid z=g(x,y)=x^2+y^2-25." title="" id="41" name="Picture"/>
+                  <wp:docPr descr="3D plot of the paraboloid z=g(x,y)=x^2+y^2-25." title="" id="30" name="Picture"/>
                   <a:graphic>
                     <a:graphicData uri="http://schemas.openxmlformats.org/drawingml/2006/picture">
                       <pic:pic>
                         <pic:nvPicPr>
-                          <pic:cNvPr descr="FiguresPNG/multivariateimplicitdifferentiation-fig1-1.png" id="42" name="Picture"/>
+                          <pic:cNvPr descr="FiguresPNG/multivariateimplicitdifferentiation-fig1-1.png" id="31" name="Picture"/>
                           <pic:cNvPicPr>
                             <a:picLocks noChangeArrowheads="1" noChangeAspect="1"/>
                           </pic:cNvPicPr>
                         </pic:nvPicPr>
                         <pic:blipFill>
-                          <a:blip r:embed="rId40"/>
+                          <a:blip r:embed="rId29"/>
                           <a:stretch>
                             <a:fillRect/>
                           </a:stretch>
@@ -3208,28 +3234,30 @@
               <m:r>
                 <m:t>g</m:t>
               </m:r>
-              <m:d>
-                <m:dPr>
-                  <m:begChr m:val="("/>
-                  <m:sepChr m:val=""/>
-                  <m:endChr m:val=")"/>
-                  <m:grow/>
-                </m:dPr>
-                <m:e>
-                  <m:r>
-                    <m:t>x</m:t>
-                  </m:r>
-                  <m:r>
-                    <m:rPr>
-                      <m:sty m:val="p"/>
-                    </m:rPr>
-                    <m:t>,</m:t>
-                  </m:r>
-                  <m:r>
-                    <m:t>y</m:t>
-                  </m:r>
-                </m:e>
-              </m:d>
+              <m:r>
+                <m:rPr>
+                  <m:sty m:val="p"/>
+                </m:rPr>
+                <m:t>(</m:t>
+              </m:r>
+              <m:r>
+                <m:t>x</m:t>
+              </m:r>
+              <m:r>
+                <m:rPr>
+                  <m:sty m:val="p"/>
+                </m:rPr>
+                <m:t>,</m:t>
+              </m:r>
+              <m:r>
+                <m:t>y</m:t>
+              </m:r>
+              <m:r>
+                <m:rPr>
+                  <m:sty m:val="p"/>
+                </m:rPr>
+                <m:t>)</m:t>
+              </m:r>
               <m:r>
                 <m:rPr>
                   <m:sty m:val="p"/>
@@ -3289,18 +3317,18 @@
                 <wp:inline>
                   <wp:extent cx="3566160" cy="2763409"/>
                   <wp:effectExtent b="0" l="0" r="0" t="0"/>
-                  <wp:docPr descr="Contour plot of the centre of the paraboloid with the contour at height z=11 in yellow." title="" id="44" name="Picture"/>
+                  <wp:docPr descr="Contour plot of the centre of the paraboloid with the contour at height z=11 in yellow." title="" id="33" name="Picture"/>
                   <a:graphic>
                     <a:graphicData uri="http://schemas.openxmlformats.org/drawingml/2006/picture">
                       <pic:pic>
                         <pic:nvPicPr>
-                          <pic:cNvPr descr="FiguresPNG/multivariateimplicitdifferentiation-fig2-2.png" id="45" name="Picture"/>
+                          <pic:cNvPr descr="FiguresPNG/multivariateimplicitdifferentiation-fig2-2.png" id="34" name="Picture"/>
                           <pic:cNvPicPr>
                             <a:picLocks noChangeArrowheads="1" noChangeAspect="1"/>
                           </pic:cNvPicPr>
                         </pic:nvPicPr>
                         <pic:blipFill>
-                          <a:blip r:embed="rId43"/>
+                          <a:blip r:embed="rId32"/>
                           <a:stretch>
                             <a:fillRect/>
                           </a:stretch>
@@ -3361,8 +3389,8 @@
         </w:tc>
       </w:tr>
     </w:tbl>
-    <w:bookmarkEnd w:id="46"/>
-    <w:bookmarkStart w:id="54" w:name="X2a6b473cfb55cdc4fc0ffa52bed4ed53767e738"/>
+    <w:bookmarkEnd w:id="35"/>
+    <w:bookmarkStart w:id="43" w:name="X2a6b473cfb55cdc4fc0ffa52bed4ed53767e738"/>
     <w:p>
       <w:pPr>
         <w:pStyle w:val="Heading1"/>
@@ -3402,28 +3430,30 @@
         <m:r>
           <m:t>g</m:t>
         </m:r>
-        <m:d>
-          <m:dPr>
-            <m:begChr m:val="("/>
-            <m:sepChr m:val=""/>
-            <m:endChr m:val=")"/>
-            <m:grow/>
-          </m:dPr>
-          <m:e>
-            <m:r>
-              <m:t>x</m:t>
-            </m:r>
-            <m:r>
-              <m:rPr>
-                <m:sty m:val="p"/>
-              </m:rPr>
-              <m:t>,</m:t>
-            </m:r>
-            <m:r>
-              <m:t>y</m:t>
-            </m:r>
-          </m:e>
-        </m:d>
+        <m:r>
+          <m:rPr>
+            <m:sty m:val="p"/>
+          </m:rPr>
+          <m:t>(</m:t>
+        </m:r>
+        <m:r>
+          <m:t>x</m:t>
+        </m:r>
+        <m:r>
+          <m:rPr>
+            <m:sty m:val="p"/>
+          </m:rPr>
+          <m:t>,</m:t>
+        </m:r>
+        <m:r>
+          <m:t>y</m:t>
+        </m:r>
+        <m:r>
+          <m:rPr>
+            <m:sty m:val="p"/>
+          </m:rPr>
+          <m:t>)</m:t>
+        </m:r>
         <m:r>
           <m:rPr>
             <m:sty m:val="p"/>
@@ -3460,28 +3490,30 @@
         <m:r>
           <m:t>f</m:t>
         </m:r>
-        <m:d>
-          <m:dPr>
-            <m:begChr m:val="("/>
-            <m:sepChr m:val=""/>
-            <m:endChr m:val=")"/>
-            <m:grow/>
-          </m:dPr>
-          <m:e>
-            <m:r>
-              <m:t>x</m:t>
-            </m:r>
-            <m:r>
-              <m:rPr>
-                <m:sty m:val="p"/>
-              </m:rPr>
-              <m:t>,</m:t>
-            </m:r>
-            <m:r>
-              <m:t>y</m:t>
-            </m:r>
-          </m:e>
-        </m:d>
+        <m:r>
+          <m:rPr>
+            <m:sty m:val="p"/>
+          </m:rPr>
+          <m:t>(</m:t>
+        </m:r>
+        <m:r>
+          <m:t>x</m:t>
+        </m:r>
+        <m:r>
+          <m:rPr>
+            <m:sty m:val="p"/>
+          </m:rPr>
+          <m:t>,</m:t>
+        </m:r>
+        <m:r>
+          <m:t>y</m:t>
+        </m:r>
+        <m:r>
+          <m:rPr>
+            <m:sty m:val="p"/>
+          </m:rPr>
+          <m:t>)</m:t>
+        </m:r>
         <m:r>
           <m:rPr>
             <m:sty m:val="p"/>
@@ -3508,160 +3540,148 @@
           <m:jc m:val="center"/>
         </m:oMathParaPr>
         <m:oMath>
-          <m:m>
-            <m:mPr>
-              <m:baseJc m:val="center"/>
-              <m:plcHide m:val="on"/>
-              <m:mcs>
-                <m:mc>
-                  <m:mcPr>
-                    <m:mcJc m:val="right"/>
-                    <m:count m:val="1"/>
-                  </m:mcPr>
-                </m:mc>
-                <m:mc>
-                  <m:mcPr>
-                    <m:mcJc m:val="left"/>
-                    <m:count m:val="1"/>
-                  </m:mcPr>
-                </m:mc>
-              </m:mcs>
-            </m:mPr>
-            <m:mr>
-              <m:e/>
-              <m:e>
-                <m:r>
-                  <m:t>g</m:t>
-                </m:r>
-                <m:d>
-                  <m:dPr>
-                    <m:begChr m:val="("/>
-                    <m:sepChr m:val=""/>
-                    <m:endChr m:val=")"/>
-                    <m:grow/>
-                  </m:dPr>
-                  <m:e>
-                    <m:r>
-                      <m:t>x</m:t>
-                    </m:r>
-                    <m:r>
-                      <m:rPr>
-                        <m:sty m:val="p"/>
-                      </m:rPr>
-                      <m:t>,</m:t>
-                    </m:r>
-                    <m:r>
-                      <m:t>y</m:t>
-                    </m:r>
-                  </m:e>
-                </m:d>
-                <m:r>
-                  <m:rPr>
-                    <m:sty m:val="p"/>
-                  </m:rPr>
-                  <m:t>=</m:t>
-                </m:r>
-                <m:r>
-                  <m:rPr>
-                    <m:nor/>
-                    <m:sty m:val="p"/>
-                  </m:rPr>
-                  <m:t>constant</m:t>
-                </m:r>
-              </m:e>
-            </m:mr>
-            <m:mr>
-              <m:e/>
-              <m:e>
-                <m:r>
-                  <m:t>g</m:t>
-                </m:r>
-                <m:d>
-                  <m:dPr>
-                    <m:begChr m:val="("/>
-                    <m:sepChr m:val=""/>
-                    <m:endChr m:val=")"/>
-                    <m:grow/>
-                  </m:dPr>
-                  <m:e>
-                    <m:r>
-                      <m:t>x</m:t>
-                    </m:r>
-                    <m:r>
-                      <m:rPr>
-                        <m:sty m:val="p"/>
-                      </m:rPr>
-                      <m:t>,</m:t>
-                    </m:r>
-                    <m:r>
-                      <m:t>y</m:t>
-                    </m:r>
-                  </m:e>
-                </m:d>
-                <m:r>
-                  <m:rPr>
-                    <m:sty m:val="p"/>
-                  </m:rPr>
-                  <m:t>−</m:t>
-                </m:r>
-                <m:r>
-                  <m:rPr>
-                    <m:nor/>
-                    <m:sty m:val="p"/>
-                  </m:rPr>
-                  <m:t>constant</m:t>
-                </m:r>
-                <m:r>
-                  <m:rPr>
-                    <m:sty m:val="p"/>
-                  </m:rPr>
-                  <m:t>=</m:t>
-                </m:r>
-                <m:r>
-                  <m:t>0</m:t>
-                </m:r>
-              </m:e>
-            </m:mr>
-            <m:mr>
-              <m:e/>
-              <m:e>
-                <m:r>
-                  <m:t>f</m:t>
-                </m:r>
-                <m:d>
-                  <m:dPr>
-                    <m:begChr m:val="("/>
-                    <m:sepChr m:val=""/>
-                    <m:endChr m:val=")"/>
-                    <m:grow/>
-                  </m:dPr>
-                  <m:e>
-                    <m:r>
-                      <m:t>x</m:t>
-                    </m:r>
-                    <m:r>
-                      <m:rPr>
-                        <m:sty m:val="p"/>
-                      </m:rPr>
-                      <m:t>,</m:t>
-                    </m:r>
-                    <m:r>
-                      <m:t>y</m:t>
-                    </m:r>
-                  </m:e>
-                </m:d>
-                <m:r>
-                  <m:rPr>
-                    <m:sty m:val="p"/>
-                  </m:rPr>
-                  <m:t>=</m:t>
-                </m:r>
-                <m:r>
-                  <m:t>0</m:t>
-                </m:r>
-              </m:e>
-            </m:mr>
-          </m:m>
+          <m:eqArr>
+            <m:e>
+              <m:r>
+                <m:t>&amp;</m:t>
+              </m:r>
+              <m:r>
+                <m:t>g</m:t>
+              </m:r>
+              <m:r>
+                <m:rPr>
+                  <m:sty m:val="p"/>
+                </m:rPr>
+                <m:t>(</m:t>
+              </m:r>
+              <m:r>
+                <m:t>x</m:t>
+              </m:r>
+              <m:r>
+                <m:rPr>
+                  <m:sty m:val="p"/>
+                </m:rPr>
+                <m:t>,</m:t>
+              </m:r>
+              <m:r>
+                <m:t>y</m:t>
+              </m:r>
+              <m:r>
+                <m:rPr>
+                  <m:sty m:val="p"/>
+                </m:rPr>
+                <m:t>)</m:t>
+              </m:r>
+              <m:r>
+                <m:rPr>
+                  <m:sty m:val="p"/>
+                </m:rPr>
+                <m:t>=</m:t>
+              </m:r>
+              <m:r>
+                <m:rPr>
+                  <m:nor/>
+                  <m:sty m:val="p"/>
+                </m:rPr>
+                <m:t>constant</m:t>
+              </m:r>
+            </m:e>
+            <m:e>
+              <m:r>
+                <m:t>&amp;</m:t>
+              </m:r>
+              <m:r>
+                <m:t>g</m:t>
+              </m:r>
+              <m:r>
+                <m:rPr>
+                  <m:sty m:val="p"/>
+                </m:rPr>
+                <m:t>(</m:t>
+              </m:r>
+              <m:r>
+                <m:t>x</m:t>
+              </m:r>
+              <m:r>
+                <m:rPr>
+                  <m:sty m:val="p"/>
+                </m:rPr>
+                <m:t>,</m:t>
+              </m:r>
+              <m:r>
+                <m:t>y</m:t>
+              </m:r>
+              <m:r>
+                <m:rPr>
+                  <m:sty m:val="p"/>
+                </m:rPr>
+                <m:t>)</m:t>
+              </m:r>
+              <m:r>
+                <m:rPr>
+                  <m:sty m:val="p"/>
+                </m:rPr>
+                <m:t>−</m:t>
+              </m:r>
+              <m:r>
+                <m:rPr>
+                  <m:nor/>
+                  <m:sty m:val="p"/>
+                </m:rPr>
+                <m:t>constant</m:t>
+              </m:r>
+              <m:r>
+                <m:rPr>
+                  <m:sty m:val="p"/>
+                </m:rPr>
+                <m:t>=</m:t>
+              </m:r>
+              <m:r>
+                <m:t>0</m:t>
+              </m:r>
+            </m:e>
+            <m:e>
+              <m:r>
+                <m:t>&amp;</m:t>
+              </m:r>
+              <m:r>
+                <m:t>f</m:t>
+              </m:r>
+              <m:r>
+                <m:rPr>
+                  <m:sty m:val="p"/>
+                </m:rPr>
+                <m:t>(</m:t>
+              </m:r>
+              <m:r>
+                <m:t>x</m:t>
+              </m:r>
+              <m:r>
+                <m:rPr>
+                  <m:sty m:val="p"/>
+                </m:rPr>
+                <m:t>,</m:t>
+              </m:r>
+              <m:r>
+                <m:t>y</m:t>
+              </m:r>
+              <m:r>
+                <m:rPr>
+                  <m:sty m:val="p"/>
+                </m:rPr>
+                <m:t>)</m:t>
+              </m:r>
+              <m:r>
+                <m:rPr>
+                  <m:sty m:val="p"/>
+                </m:rPr>
+                <m:t>=</m:t>
+              </m:r>
+              <m:r>
+                <m:t>0</m:t>
+              </m:r>
+            </m:e>
+          </m:eqArr>
         </m:oMath>
       </m:oMathPara>
     </w:p>
@@ -3716,28 +3736,30 @@
         <m:r>
           <m:t>g</m:t>
         </m:r>
-        <m:d>
-          <m:dPr>
-            <m:begChr m:val="("/>
-            <m:sepChr m:val=""/>
-            <m:endChr m:val=")"/>
-            <m:grow/>
-          </m:dPr>
-          <m:e>
-            <m:r>
-              <m:t>x</m:t>
-            </m:r>
-            <m:r>
-              <m:rPr>
-                <m:sty m:val="p"/>
-              </m:rPr>
-              <m:t>,</m:t>
-            </m:r>
-            <m:r>
-              <m:t>y</m:t>
-            </m:r>
-          </m:e>
-        </m:d>
+        <m:r>
+          <m:rPr>
+            <m:sty m:val="p"/>
+          </m:rPr>
+          <m:t>(</m:t>
+        </m:r>
+        <m:r>
+          <m:t>x</m:t>
+        </m:r>
+        <m:r>
+          <m:rPr>
+            <m:sty m:val="p"/>
+          </m:rPr>
+          <m:t>,</m:t>
+        </m:r>
+        <m:r>
+          <m:t>y</m:t>
+        </m:r>
+        <m:r>
+          <m:rPr>
+            <m:sty m:val="p"/>
+          </m:rPr>
+          <m:t>)</m:t>
+        </m:r>
         <m:r>
           <m:rPr>
             <m:sty m:val="p"/>
@@ -3843,28 +3865,30 @@
         <m:r>
           <m:t>f</m:t>
         </m:r>
-        <m:d>
-          <m:dPr>
-            <m:begChr m:val="("/>
-            <m:sepChr m:val=""/>
-            <m:endChr m:val=")"/>
-            <m:grow/>
-          </m:dPr>
-          <m:e>
-            <m:r>
-              <m:t>x</m:t>
-            </m:r>
-            <m:r>
-              <m:rPr>
-                <m:sty m:val="p"/>
-              </m:rPr>
-              <m:t>,</m:t>
-            </m:r>
-            <m:r>
-              <m:t>y</m:t>
-            </m:r>
-          </m:e>
-        </m:d>
+        <m:r>
+          <m:rPr>
+            <m:sty m:val="p"/>
+          </m:rPr>
+          <m:t>(</m:t>
+        </m:r>
+        <m:r>
+          <m:t>x</m:t>
+        </m:r>
+        <m:r>
+          <m:rPr>
+            <m:sty m:val="p"/>
+          </m:rPr>
+          <m:t>,</m:t>
+        </m:r>
+        <m:r>
+          <m:t>y</m:t>
+        </m:r>
+        <m:r>
+          <m:rPr>
+            <m:sty m:val="p"/>
+          </m:rPr>
+          <m:t>)</m:t>
+        </m:r>
         <m:r>
           <m:rPr>
             <m:sty m:val="p"/>
@@ -4039,308 +4063,288 @@
           <m:jc m:val="center"/>
         </m:oMathParaPr>
         <m:oMath>
-          <m:m>
-            <m:mPr>
-              <m:baseJc m:val="center"/>
-              <m:plcHide m:val="on"/>
-              <m:mcs>
-                <m:mc>
-                  <m:mcPr>
-                    <m:mcJc m:val="right"/>
-                    <m:count m:val="1"/>
-                  </m:mcPr>
-                </m:mc>
-                <m:mc>
-                  <m:mcPr>
-                    <m:mcJc m:val="left"/>
-                    <m:count m:val="1"/>
-                  </m:mcPr>
-                </m:mc>
-              </m:mcs>
-            </m:mPr>
-            <m:mr>
-              <m:e>
-                <m:f>
-                  <m:fPr>
-                    <m:type m:val="bar"/>
-                  </m:fPr>
-                  <m:num>
-                    <m:r>
-                      <m:rPr>
-                        <m:sty m:val="p"/>
-                      </m:rPr>
-                      <m:t>d</m:t>
-                    </m:r>
-                    <m:r>
-                      <m:t>z</m:t>
-                    </m:r>
-                  </m:num>
-                  <m:den>
-                    <m:r>
-                      <m:rPr>
-                        <m:sty m:val="p"/>
-                      </m:rPr>
-                      <m:t>d</m:t>
-                    </m:r>
-                    <m:r>
-                      <m:t>t</m:t>
-                    </m:r>
-                  </m:den>
-                </m:f>
-              </m:e>
-              <m:e>
-                <m:r>
-                  <m:rPr>
-                    <m:sty m:val="p"/>
-                  </m:rPr>
-                  <m:t>=</m:t>
-                </m:r>
-                <m:f>
-                  <m:fPr>
-                    <m:type m:val="bar"/>
-                  </m:fPr>
-                  <m:num>
-                    <m:r>
-                      <m:rPr>
-                        <m:sty m:val="p"/>
-                      </m:rPr>
-                      <m:t>∂</m:t>
-                    </m:r>
-                    <m:r>
-                      <m:t>z</m:t>
-                    </m:r>
-                  </m:num>
-                  <m:den>
-                    <m:r>
-                      <m:rPr>
-                        <m:sty m:val="p"/>
-                      </m:rPr>
-                      <m:t>∂</m:t>
-                    </m:r>
-                    <m:r>
-                      <m:t>x</m:t>
-                    </m:r>
-                  </m:den>
-                </m:f>
-                <m:f>
-                  <m:fPr>
-                    <m:type m:val="bar"/>
-                  </m:fPr>
-                  <m:num>
-                    <m:r>
-                      <m:rPr>
-                        <m:sty m:val="p"/>
-                      </m:rPr>
-                      <m:t>d</m:t>
-                    </m:r>
-                    <m:r>
-                      <m:t>x</m:t>
-                    </m:r>
-                  </m:num>
-                  <m:den>
-                    <m:r>
-                      <m:rPr>
-                        <m:sty m:val="p"/>
-                      </m:rPr>
-                      <m:t>d</m:t>
-                    </m:r>
-                    <m:r>
-                      <m:t>t</m:t>
-                    </m:r>
-                  </m:den>
-                </m:f>
-                <m:r>
-                  <m:rPr>
-                    <m:sty m:val="p"/>
-                  </m:rPr>
-                  <m:t>+</m:t>
-                </m:r>
-                <m:f>
-                  <m:fPr>
-                    <m:type m:val="bar"/>
-                  </m:fPr>
-                  <m:num>
-                    <m:r>
-                      <m:rPr>
-                        <m:sty m:val="p"/>
-                      </m:rPr>
-                      <m:t>∂</m:t>
-                    </m:r>
-                    <m:r>
-                      <m:t>z</m:t>
-                    </m:r>
-                  </m:num>
-                  <m:den>
-                    <m:r>
-                      <m:rPr>
-                        <m:sty m:val="p"/>
-                      </m:rPr>
-                      <m:t>∂</m:t>
-                    </m:r>
-                    <m:r>
-                      <m:t>y</m:t>
-                    </m:r>
-                  </m:den>
-                </m:f>
-                <m:f>
-                  <m:fPr>
-                    <m:type m:val="bar"/>
-                  </m:fPr>
-                  <m:num>
-                    <m:r>
-                      <m:rPr>
-                        <m:sty m:val="p"/>
-                      </m:rPr>
-                      <m:t>d</m:t>
-                    </m:r>
-                    <m:r>
-                      <m:t>y</m:t>
-                    </m:r>
-                  </m:num>
-                  <m:den>
-                    <m:r>
-                      <m:rPr>
-                        <m:sty m:val="p"/>
-                      </m:rPr>
-                      <m:t>d</m:t>
-                    </m:r>
-                    <m:r>
-                      <m:t>t</m:t>
-                    </m:r>
-                  </m:den>
-                </m:f>
-              </m:e>
-            </m:mr>
-            <m:mr>
-              <m:e>
-                <m:r>
-                  <m:t>0</m:t>
-                </m:r>
-              </m:e>
-              <m:e>
-                <m:r>
-                  <m:rPr>
-                    <m:sty m:val="p"/>
-                  </m:rPr>
-                  <m:t>=</m:t>
-                </m:r>
-                <m:f>
-                  <m:fPr>
-                    <m:type m:val="bar"/>
-                  </m:fPr>
-                  <m:num>
-                    <m:r>
-                      <m:rPr>
-                        <m:sty m:val="p"/>
-                      </m:rPr>
-                      <m:t>∂</m:t>
-                    </m:r>
-                    <m:r>
-                      <m:t>z</m:t>
-                    </m:r>
-                  </m:num>
-                  <m:den>
-                    <m:r>
-                      <m:rPr>
-                        <m:sty m:val="p"/>
-                      </m:rPr>
-                      <m:t>∂</m:t>
-                    </m:r>
-                    <m:r>
-                      <m:t>x</m:t>
-                    </m:r>
-                  </m:den>
-                </m:f>
-                <m:f>
-                  <m:fPr>
-                    <m:type m:val="bar"/>
-                  </m:fPr>
-                  <m:num>
-                    <m:r>
-                      <m:rPr>
-                        <m:sty m:val="p"/>
-                      </m:rPr>
-                      <m:t>d</m:t>
-                    </m:r>
-                    <m:r>
-                      <m:t>x</m:t>
-                    </m:r>
-                  </m:num>
-                  <m:den>
-                    <m:r>
-                      <m:rPr>
-                        <m:sty m:val="p"/>
-                      </m:rPr>
-                      <m:t>d</m:t>
-                    </m:r>
-                    <m:r>
-                      <m:t>t</m:t>
-                    </m:r>
-                  </m:den>
-                </m:f>
-                <m:r>
-                  <m:rPr>
-                    <m:sty m:val="p"/>
-                  </m:rPr>
-                  <m:t>+</m:t>
-                </m:r>
-                <m:f>
-                  <m:fPr>
-                    <m:type m:val="bar"/>
-                  </m:fPr>
-                  <m:num>
-                    <m:r>
-                      <m:rPr>
-                        <m:sty m:val="p"/>
-                      </m:rPr>
-                      <m:t>∂</m:t>
-                    </m:r>
-                    <m:r>
-                      <m:t>z</m:t>
-                    </m:r>
-                  </m:num>
-                  <m:den>
-                    <m:r>
-                      <m:rPr>
-                        <m:sty m:val="p"/>
-                      </m:rPr>
-                      <m:t>∂</m:t>
-                    </m:r>
-                    <m:r>
-                      <m:t>y</m:t>
-                    </m:r>
-                  </m:den>
-                </m:f>
-                <m:f>
-                  <m:fPr>
-                    <m:type m:val="bar"/>
-                  </m:fPr>
-                  <m:num>
-                    <m:r>
-                      <m:rPr>
-                        <m:sty m:val="p"/>
-                      </m:rPr>
-                      <m:t>d</m:t>
-                    </m:r>
-                    <m:r>
-                      <m:t>y</m:t>
-                    </m:r>
-                  </m:num>
-                  <m:den>
-                    <m:r>
-                      <m:rPr>
-                        <m:sty m:val="p"/>
-                      </m:rPr>
-                      <m:t>d</m:t>
-                    </m:r>
-                    <m:r>
-                      <m:t>t</m:t>
-                    </m:r>
-                  </m:den>
-                </m:f>
-              </m:e>
-            </m:mr>
-          </m:m>
+          <m:eqArr>
+            <m:e>
+              <m:f>
+                <m:fPr>
+                  <m:type m:val="bar"/>
+                </m:fPr>
+                <m:num>
+                  <m:r>
+                    <m:rPr>
+                      <m:sty m:val="p"/>
+                    </m:rPr>
+                    <m:t>d</m:t>
+                  </m:r>
+                  <m:r>
+                    <m:t>z</m:t>
+                  </m:r>
+                </m:num>
+                <m:den>
+                  <m:r>
+                    <m:rPr>
+                      <m:sty m:val="p"/>
+                    </m:rPr>
+                    <m:t>d</m:t>
+                  </m:r>
+                  <m:r>
+                    <m:t>t</m:t>
+                  </m:r>
+                </m:den>
+              </m:f>
+              <m:r>
+                <m:t>&amp;</m:t>
+              </m:r>
+              <m:r>
+                <m:rPr>
+                  <m:sty m:val="p"/>
+                </m:rPr>
+                <m:t>=</m:t>
+              </m:r>
+              <m:f>
+                <m:fPr>
+                  <m:type m:val="bar"/>
+                </m:fPr>
+                <m:num>
+                  <m:r>
+                    <m:rPr>
+                      <m:sty m:val="p"/>
+                    </m:rPr>
+                    <m:t>∂</m:t>
+                  </m:r>
+                  <m:r>
+                    <m:t>z</m:t>
+                  </m:r>
+                </m:num>
+                <m:den>
+                  <m:r>
+                    <m:rPr>
+                      <m:sty m:val="p"/>
+                    </m:rPr>
+                    <m:t>∂</m:t>
+                  </m:r>
+                  <m:r>
+                    <m:t>x</m:t>
+                  </m:r>
+                </m:den>
+              </m:f>
+              <m:f>
+                <m:fPr>
+                  <m:type m:val="bar"/>
+                </m:fPr>
+                <m:num>
+                  <m:r>
+                    <m:rPr>
+                      <m:sty m:val="p"/>
+                    </m:rPr>
+                    <m:t>d</m:t>
+                  </m:r>
+                  <m:r>
+                    <m:t>x</m:t>
+                  </m:r>
+                </m:num>
+                <m:den>
+                  <m:r>
+                    <m:rPr>
+                      <m:sty m:val="p"/>
+                    </m:rPr>
+                    <m:t>d</m:t>
+                  </m:r>
+                  <m:r>
+                    <m:t>t</m:t>
+                  </m:r>
+                </m:den>
+              </m:f>
+              <m:r>
+                <m:rPr>
+                  <m:sty m:val="p"/>
+                </m:rPr>
+                <m:t>+</m:t>
+              </m:r>
+              <m:f>
+                <m:fPr>
+                  <m:type m:val="bar"/>
+                </m:fPr>
+                <m:num>
+                  <m:r>
+                    <m:rPr>
+                      <m:sty m:val="p"/>
+                    </m:rPr>
+                    <m:t>∂</m:t>
+                  </m:r>
+                  <m:r>
+                    <m:t>z</m:t>
+                  </m:r>
+                </m:num>
+                <m:den>
+                  <m:r>
+                    <m:rPr>
+                      <m:sty m:val="p"/>
+                    </m:rPr>
+                    <m:t>∂</m:t>
+                  </m:r>
+                  <m:r>
+                    <m:t>y</m:t>
+                  </m:r>
+                </m:den>
+              </m:f>
+              <m:f>
+                <m:fPr>
+                  <m:type m:val="bar"/>
+                </m:fPr>
+                <m:num>
+                  <m:r>
+                    <m:rPr>
+                      <m:sty m:val="p"/>
+                    </m:rPr>
+                    <m:t>d</m:t>
+                  </m:r>
+                  <m:r>
+                    <m:t>y</m:t>
+                  </m:r>
+                </m:num>
+                <m:den>
+                  <m:r>
+                    <m:rPr>
+                      <m:sty m:val="p"/>
+                    </m:rPr>
+                    <m:t>d</m:t>
+                  </m:r>
+                  <m:r>
+                    <m:t>t</m:t>
+                  </m:r>
+                </m:den>
+              </m:f>
+            </m:e>
+            <m:e>
+              <m:r>
+                <m:t>0</m:t>
+              </m:r>
+              <m:r>
+                <m:t>&amp;</m:t>
+              </m:r>
+              <m:r>
+                <m:rPr>
+                  <m:sty m:val="p"/>
+                </m:rPr>
+                <m:t>=</m:t>
+              </m:r>
+              <m:f>
+                <m:fPr>
+                  <m:type m:val="bar"/>
+                </m:fPr>
+                <m:num>
+                  <m:r>
+                    <m:rPr>
+                      <m:sty m:val="p"/>
+                    </m:rPr>
+                    <m:t>∂</m:t>
+                  </m:r>
+                  <m:r>
+                    <m:t>z</m:t>
+                  </m:r>
+                </m:num>
+                <m:den>
+                  <m:r>
+                    <m:rPr>
+                      <m:sty m:val="p"/>
+                    </m:rPr>
+                    <m:t>∂</m:t>
+                  </m:r>
+                  <m:r>
+                    <m:t>x</m:t>
+                  </m:r>
+                </m:den>
+              </m:f>
+              <m:f>
+                <m:fPr>
+                  <m:type m:val="bar"/>
+                </m:fPr>
+                <m:num>
+                  <m:r>
+                    <m:rPr>
+                      <m:sty m:val="p"/>
+                    </m:rPr>
+                    <m:t>d</m:t>
+                  </m:r>
+                  <m:r>
+                    <m:t>x</m:t>
+                  </m:r>
+                </m:num>
+                <m:den>
+                  <m:r>
+                    <m:rPr>
+                      <m:sty m:val="p"/>
+                    </m:rPr>
+                    <m:t>d</m:t>
+                  </m:r>
+                  <m:r>
+                    <m:t>t</m:t>
+                  </m:r>
+                </m:den>
+              </m:f>
+              <m:r>
+                <m:rPr>
+                  <m:sty m:val="p"/>
+                </m:rPr>
+                <m:t>+</m:t>
+              </m:r>
+              <m:f>
+                <m:fPr>
+                  <m:type m:val="bar"/>
+                </m:fPr>
+                <m:num>
+                  <m:r>
+                    <m:rPr>
+                      <m:sty m:val="p"/>
+                    </m:rPr>
+                    <m:t>∂</m:t>
+                  </m:r>
+                  <m:r>
+                    <m:t>z</m:t>
+                  </m:r>
+                </m:num>
+                <m:den>
+                  <m:r>
+                    <m:rPr>
+                      <m:sty m:val="p"/>
+                    </m:rPr>
+                    <m:t>∂</m:t>
+                  </m:r>
+                  <m:r>
+                    <m:t>y</m:t>
+                  </m:r>
+                </m:den>
+              </m:f>
+              <m:f>
+                <m:fPr>
+                  <m:type m:val="bar"/>
+                </m:fPr>
+                <m:num>
+                  <m:r>
+                    <m:rPr>
+                      <m:sty m:val="p"/>
+                    </m:rPr>
+                    <m:t>d</m:t>
+                  </m:r>
+                  <m:r>
+                    <m:t>y</m:t>
+                  </m:r>
+                </m:num>
+                <m:den>
+                  <m:r>
+                    <m:rPr>
+                      <m:sty m:val="p"/>
+                    </m:rPr>
+                    <m:t>d</m:t>
+                  </m:r>
+                  <m:r>
+                    <m:t>t</m:t>
+                  </m:r>
+                </m:den>
+              </m:f>
+            </m:e>
+          </m:eqArr>
         </m:oMath>
       </m:oMathPara>
     </w:p>
@@ -4358,28 +4362,30 @@
         <m:r>
           <m:t>f</m:t>
         </m:r>
-        <m:d>
-          <m:dPr>
-            <m:begChr m:val="("/>
-            <m:sepChr m:val=""/>
-            <m:endChr m:val=")"/>
-            <m:grow/>
-          </m:dPr>
-          <m:e>
-            <m:r>
-              <m:t>x</m:t>
-            </m:r>
-            <m:r>
-              <m:rPr>
-                <m:sty m:val="p"/>
-              </m:rPr>
-              <m:t>,</m:t>
-            </m:r>
-            <m:r>
-              <m:t>y</m:t>
-            </m:r>
-          </m:e>
-        </m:d>
+        <m:r>
+          <m:rPr>
+            <m:sty m:val="p"/>
+          </m:rPr>
+          <m:t>(</m:t>
+        </m:r>
+        <m:r>
+          <m:t>x</m:t>
+        </m:r>
+        <m:r>
+          <m:rPr>
+            <m:sty m:val="p"/>
+          </m:rPr>
+          <m:t>,</m:t>
+        </m:r>
+        <m:r>
+          <m:t>y</m:t>
+        </m:r>
+        <m:r>
+          <m:rPr>
+            <m:sty m:val="p"/>
+          </m:rPr>
+          <m:t>)</m:t>
+        </m:r>
         <m:r>
           <m:rPr>
             <m:sty m:val="p"/>
@@ -4444,28 +4450,30 @@
           <m:r>
             <m:t>f</m:t>
           </m:r>
-          <m:d>
-            <m:dPr>
-              <m:begChr m:val="("/>
-              <m:sepChr m:val=""/>
-              <m:endChr m:val=")"/>
-              <m:grow/>
-            </m:dPr>
-            <m:e>
-              <m:r>
-                <m:t>x</m:t>
-              </m:r>
-              <m:r>
-                <m:rPr>
-                  <m:sty m:val="p"/>
-                </m:rPr>
-                <m:t>,</m:t>
-              </m:r>
-              <m:r>
-                <m:t>y</m:t>
-              </m:r>
-            </m:e>
-          </m:d>
+          <m:r>
+            <m:rPr>
+              <m:sty m:val="p"/>
+            </m:rPr>
+            <m:t>(</m:t>
+          </m:r>
+          <m:r>
+            <m:t>x</m:t>
+          </m:r>
+          <m:r>
+            <m:rPr>
+              <m:sty m:val="p"/>
+            </m:rPr>
+            <m:t>,</m:t>
+          </m:r>
+          <m:r>
+            <m:t>y</m:t>
+          </m:r>
+          <m:r>
+            <m:rPr>
+              <m:sty m:val="p"/>
+            </m:rPr>
+            <m:t>)</m:t>
+          </m:r>
           <m:r>
             <m:rPr>
               <m:sty m:val="p"/>
@@ -4525,28 +4533,30 @@
         <m:r>
           <m:t>f</m:t>
         </m:r>
-        <m:d>
-          <m:dPr>
-            <m:begChr m:val="("/>
-            <m:sepChr m:val=""/>
-            <m:endChr m:val=")"/>
-            <m:grow/>
-          </m:dPr>
-          <m:e>
-            <m:r>
-              <m:t>x</m:t>
-            </m:r>
-            <m:r>
-              <m:rPr>
-                <m:sty m:val="p"/>
-              </m:rPr>
-              <m:t>,</m:t>
-            </m:r>
-            <m:r>
-              <m:t>y</m:t>
-            </m:r>
-          </m:e>
-        </m:d>
+        <m:r>
+          <m:rPr>
+            <m:sty m:val="p"/>
+          </m:rPr>
+          <m:t>(</m:t>
+        </m:r>
+        <m:r>
+          <m:t>x</m:t>
+        </m:r>
+        <m:r>
+          <m:rPr>
+            <m:sty m:val="p"/>
+          </m:rPr>
+          <m:t>,</m:t>
+        </m:r>
+        <m:r>
+          <m:t>y</m:t>
+        </m:r>
+        <m:r>
+          <m:rPr>
+            <m:sty m:val="p"/>
+          </m:rPr>
+          <m:t>)</m:t>
+        </m:r>
       </m:oMath>
       <w:r>
         <w:t xml:space="preserve"> </w:t>
@@ -4603,281 +4613,261 @@
           <m:jc m:val="center"/>
         </m:oMathParaPr>
         <m:oMath>
-          <m:m>
-            <m:mPr>
-              <m:baseJc m:val="center"/>
-              <m:plcHide m:val="on"/>
-              <m:mcs>
-                <m:mc>
-                  <m:mcPr>
-                    <m:mcJc m:val="right"/>
-                    <m:count m:val="1"/>
-                  </m:mcPr>
-                </m:mc>
-                <m:mc>
-                  <m:mcPr>
-                    <m:mcJc m:val="left"/>
-                    <m:count m:val="1"/>
-                  </m:mcPr>
-                </m:mc>
-              </m:mcs>
-            </m:mPr>
-            <m:mr>
-              <m:e>
-                <m:f>
-                  <m:fPr>
-                    <m:type m:val="bar"/>
-                  </m:fPr>
-                  <m:num>
-                    <m:r>
-                      <m:rPr>
-                        <m:sty m:val="p"/>
-                      </m:rPr>
-                      <m:t>d</m:t>
-                    </m:r>
-                    <m:r>
-                      <m:t>f</m:t>
-                    </m:r>
-                  </m:num>
-                  <m:den>
-                    <m:r>
-                      <m:rPr>
-                        <m:sty m:val="p"/>
-                      </m:rPr>
-                      <m:t>d</m:t>
-                    </m:r>
-                    <m:r>
-                      <m:t>x</m:t>
-                    </m:r>
-                  </m:den>
-                </m:f>
-              </m:e>
-              <m:e>
-                <m:r>
-                  <m:rPr>
-                    <m:sty m:val="p"/>
-                  </m:rPr>
-                  <m:t>=</m:t>
-                </m:r>
-                <m:f>
-                  <m:fPr>
-                    <m:type m:val="bar"/>
-                  </m:fPr>
-                  <m:num>
-                    <m:r>
-                      <m:rPr>
-                        <m:sty m:val="p"/>
-                      </m:rPr>
-                      <m:t>∂</m:t>
-                    </m:r>
-                    <m:r>
-                      <m:t>f</m:t>
-                    </m:r>
-                  </m:num>
-                  <m:den>
-                    <m:r>
-                      <m:rPr>
-                        <m:sty m:val="p"/>
-                      </m:rPr>
-                      <m:t>∂</m:t>
-                    </m:r>
-                    <m:r>
-                      <m:t>x</m:t>
-                    </m:r>
-                  </m:den>
-                </m:f>
-                <m:f>
-                  <m:fPr>
-                    <m:type m:val="bar"/>
-                  </m:fPr>
-                  <m:num>
-                    <m:r>
-                      <m:rPr>
-                        <m:sty m:val="p"/>
-                      </m:rPr>
-                      <m:t>d</m:t>
-                    </m:r>
-                    <m:r>
-                      <m:t>x</m:t>
-                    </m:r>
-                  </m:num>
-                  <m:den>
-                    <m:r>
-                      <m:rPr>
-                        <m:sty m:val="p"/>
-                      </m:rPr>
-                      <m:t>d</m:t>
-                    </m:r>
-                    <m:r>
-                      <m:t>x</m:t>
-                    </m:r>
-                  </m:den>
-                </m:f>
-                <m:r>
-                  <m:rPr>
-                    <m:sty m:val="p"/>
-                  </m:rPr>
-                  <m:t>+</m:t>
-                </m:r>
-                <m:f>
-                  <m:fPr>
-                    <m:type m:val="bar"/>
-                  </m:fPr>
-                  <m:num>
-                    <m:r>
-                      <m:rPr>
-                        <m:sty m:val="p"/>
-                      </m:rPr>
-                      <m:t>∂</m:t>
-                    </m:r>
-                    <m:r>
-                      <m:t>f</m:t>
-                    </m:r>
-                  </m:num>
-                  <m:den>
-                    <m:r>
-                      <m:rPr>
-                        <m:sty m:val="p"/>
-                      </m:rPr>
-                      <m:t>∂</m:t>
-                    </m:r>
-                    <m:r>
-                      <m:t>y</m:t>
-                    </m:r>
-                  </m:den>
-                </m:f>
-                <m:f>
-                  <m:fPr>
-                    <m:type m:val="bar"/>
-                  </m:fPr>
-                  <m:num>
-                    <m:r>
-                      <m:rPr>
-                        <m:sty m:val="p"/>
-                      </m:rPr>
-                      <m:t>d</m:t>
-                    </m:r>
-                    <m:r>
-                      <m:t>y</m:t>
-                    </m:r>
-                  </m:num>
-                  <m:den>
-                    <m:r>
-                      <m:rPr>
-                        <m:sty m:val="p"/>
-                      </m:rPr>
-                      <m:t>d</m:t>
-                    </m:r>
-                    <m:r>
-                      <m:t>x</m:t>
-                    </m:r>
-                  </m:den>
-                </m:f>
-              </m:e>
-            </m:mr>
-            <m:mr>
-              <m:e>
-                <m:r>
-                  <m:t>0</m:t>
-                </m:r>
-              </m:e>
-              <m:e>
-                <m:r>
-                  <m:rPr>
-                    <m:sty m:val="p"/>
-                  </m:rPr>
-                  <m:t>=</m:t>
-                </m:r>
-                <m:f>
-                  <m:fPr>
-                    <m:type m:val="bar"/>
-                  </m:fPr>
-                  <m:num>
-                    <m:r>
-                      <m:rPr>
-                        <m:sty m:val="p"/>
-                      </m:rPr>
-                      <m:t>∂</m:t>
-                    </m:r>
-                    <m:r>
-                      <m:t>f</m:t>
-                    </m:r>
-                  </m:num>
-                  <m:den>
-                    <m:r>
-                      <m:rPr>
-                        <m:sty m:val="p"/>
-                      </m:rPr>
-                      <m:t>∂</m:t>
-                    </m:r>
-                    <m:r>
-                      <m:t>x</m:t>
-                    </m:r>
-                  </m:den>
-                </m:f>
-                <m:r>
-                  <m:rPr>
-                    <m:sty m:val="p"/>
-                  </m:rPr>
-                  <m:t>+</m:t>
-                </m:r>
-                <m:f>
-                  <m:fPr>
-                    <m:type m:val="bar"/>
-                  </m:fPr>
-                  <m:num>
-                    <m:r>
-                      <m:rPr>
-                        <m:sty m:val="p"/>
-                      </m:rPr>
-                      <m:t>∂</m:t>
-                    </m:r>
-                    <m:r>
-                      <m:t>f</m:t>
-                    </m:r>
-                  </m:num>
-                  <m:den>
-                    <m:r>
-                      <m:rPr>
-                        <m:sty m:val="p"/>
-                      </m:rPr>
-                      <m:t>∂</m:t>
-                    </m:r>
-                    <m:r>
-                      <m:t>y</m:t>
-                    </m:r>
-                  </m:den>
-                </m:f>
-                <m:f>
-                  <m:fPr>
-                    <m:type m:val="bar"/>
-                  </m:fPr>
-                  <m:num>
-                    <m:r>
-                      <m:rPr>
-                        <m:sty m:val="p"/>
-                      </m:rPr>
-                      <m:t>d</m:t>
-                    </m:r>
-                    <m:r>
-                      <m:t>y</m:t>
-                    </m:r>
-                  </m:num>
-                  <m:den>
-                    <m:r>
-                      <m:rPr>
-                        <m:sty m:val="p"/>
-                      </m:rPr>
-                      <m:t>d</m:t>
-                    </m:r>
-                    <m:r>
-                      <m:t>x</m:t>
-                    </m:r>
-                  </m:den>
-                </m:f>
-              </m:e>
-            </m:mr>
-          </m:m>
+          <m:eqArr>
+            <m:e>
+              <m:f>
+                <m:fPr>
+                  <m:type m:val="bar"/>
+                </m:fPr>
+                <m:num>
+                  <m:r>
+                    <m:rPr>
+                      <m:sty m:val="p"/>
+                    </m:rPr>
+                    <m:t>d</m:t>
+                  </m:r>
+                  <m:r>
+                    <m:t>f</m:t>
+                  </m:r>
+                </m:num>
+                <m:den>
+                  <m:r>
+                    <m:rPr>
+                      <m:sty m:val="p"/>
+                    </m:rPr>
+                    <m:t>d</m:t>
+                  </m:r>
+                  <m:r>
+                    <m:t>x</m:t>
+                  </m:r>
+                </m:den>
+              </m:f>
+              <m:r>
+                <m:t>&amp;</m:t>
+              </m:r>
+              <m:r>
+                <m:rPr>
+                  <m:sty m:val="p"/>
+                </m:rPr>
+                <m:t>=</m:t>
+              </m:r>
+              <m:f>
+                <m:fPr>
+                  <m:type m:val="bar"/>
+                </m:fPr>
+                <m:num>
+                  <m:r>
+                    <m:rPr>
+                      <m:sty m:val="p"/>
+                    </m:rPr>
+                    <m:t>∂</m:t>
+                  </m:r>
+                  <m:r>
+                    <m:t>f</m:t>
+                  </m:r>
+                </m:num>
+                <m:den>
+                  <m:r>
+                    <m:rPr>
+                      <m:sty m:val="p"/>
+                    </m:rPr>
+                    <m:t>∂</m:t>
+                  </m:r>
+                  <m:r>
+                    <m:t>x</m:t>
+                  </m:r>
+                </m:den>
+              </m:f>
+              <m:f>
+                <m:fPr>
+                  <m:type m:val="bar"/>
+                </m:fPr>
+                <m:num>
+                  <m:r>
+                    <m:rPr>
+                      <m:sty m:val="p"/>
+                    </m:rPr>
+                    <m:t>d</m:t>
+                  </m:r>
+                  <m:r>
+                    <m:t>x</m:t>
+                  </m:r>
+                </m:num>
+                <m:den>
+                  <m:r>
+                    <m:rPr>
+                      <m:sty m:val="p"/>
+                    </m:rPr>
+                    <m:t>d</m:t>
+                  </m:r>
+                  <m:r>
+                    <m:t>x</m:t>
+                  </m:r>
+                </m:den>
+              </m:f>
+              <m:r>
+                <m:rPr>
+                  <m:sty m:val="p"/>
+                </m:rPr>
+                <m:t>+</m:t>
+              </m:r>
+              <m:f>
+                <m:fPr>
+                  <m:type m:val="bar"/>
+                </m:fPr>
+                <m:num>
+                  <m:r>
+                    <m:rPr>
+                      <m:sty m:val="p"/>
+                    </m:rPr>
+                    <m:t>∂</m:t>
+                  </m:r>
+                  <m:r>
+                    <m:t>f</m:t>
+                  </m:r>
+                </m:num>
+                <m:den>
+                  <m:r>
+                    <m:rPr>
+                      <m:sty m:val="p"/>
+                    </m:rPr>
+                    <m:t>∂</m:t>
+                  </m:r>
+                  <m:r>
+                    <m:t>y</m:t>
+                  </m:r>
+                </m:den>
+              </m:f>
+              <m:f>
+                <m:fPr>
+                  <m:type m:val="bar"/>
+                </m:fPr>
+                <m:num>
+                  <m:r>
+                    <m:rPr>
+                      <m:sty m:val="p"/>
+                    </m:rPr>
+                    <m:t>d</m:t>
+                  </m:r>
+                  <m:r>
+                    <m:t>y</m:t>
+                  </m:r>
+                </m:num>
+                <m:den>
+                  <m:r>
+                    <m:rPr>
+                      <m:sty m:val="p"/>
+                    </m:rPr>
+                    <m:t>d</m:t>
+                  </m:r>
+                  <m:r>
+                    <m:t>x</m:t>
+                  </m:r>
+                </m:den>
+              </m:f>
+            </m:e>
+            <m:e>
+              <m:r>
+                <m:t>0</m:t>
+              </m:r>
+              <m:r>
+                <m:t>&amp;</m:t>
+              </m:r>
+              <m:r>
+                <m:rPr>
+                  <m:sty m:val="p"/>
+                </m:rPr>
+                <m:t>=</m:t>
+              </m:r>
+              <m:f>
+                <m:fPr>
+                  <m:type m:val="bar"/>
+                </m:fPr>
+                <m:num>
+                  <m:r>
+                    <m:rPr>
+                      <m:sty m:val="p"/>
+                    </m:rPr>
+                    <m:t>∂</m:t>
+                  </m:r>
+                  <m:r>
+                    <m:t>f</m:t>
+                  </m:r>
+                </m:num>
+                <m:den>
+                  <m:r>
+                    <m:rPr>
+                      <m:sty m:val="p"/>
+                    </m:rPr>
+                    <m:t>∂</m:t>
+                  </m:r>
+                  <m:r>
+                    <m:t>x</m:t>
+                  </m:r>
+                </m:den>
+              </m:f>
+              <m:r>
+                <m:rPr>
+                  <m:sty m:val="p"/>
+                </m:rPr>
+                <m:t>+</m:t>
+              </m:r>
+              <m:f>
+                <m:fPr>
+                  <m:type m:val="bar"/>
+                </m:fPr>
+                <m:num>
+                  <m:r>
+                    <m:rPr>
+                      <m:sty m:val="p"/>
+                    </m:rPr>
+                    <m:t>∂</m:t>
+                  </m:r>
+                  <m:r>
+                    <m:t>f</m:t>
+                  </m:r>
+                </m:num>
+                <m:den>
+                  <m:r>
+                    <m:rPr>
+                      <m:sty m:val="p"/>
+                    </m:rPr>
+                    <m:t>∂</m:t>
+                  </m:r>
+                  <m:r>
+                    <m:t>y</m:t>
+                  </m:r>
+                </m:den>
+              </m:f>
+              <m:f>
+                <m:fPr>
+                  <m:type m:val="bar"/>
+                </m:fPr>
+                <m:num>
+                  <m:r>
+                    <m:rPr>
+                      <m:sty m:val="p"/>
+                    </m:rPr>
+                    <m:t>d</m:t>
+                  </m:r>
+                  <m:r>
+                    <m:t>y</m:t>
+                  </m:r>
+                </m:num>
+                <m:den>
+                  <m:r>
+                    <m:rPr>
+                      <m:sty m:val="p"/>
+                    </m:rPr>
+                    <m:t>d</m:t>
+                  </m:r>
+                  <m:r>
+                    <m:t>x</m:t>
+                  </m:r>
+                </m:den>
+              </m:f>
+            </m:e>
+          </m:eqArr>
         </m:oMath>
       </m:oMathPara>
     </w:p>
@@ -4933,227 +4923,207 @@
           <m:jc m:val="center"/>
         </m:oMathParaPr>
         <m:oMath>
-          <m:m>
-            <m:mPr>
-              <m:baseJc m:val="center"/>
-              <m:plcHide m:val="on"/>
-              <m:mcs>
-                <m:mc>
-                  <m:mcPr>
-                    <m:mcJc m:val="right"/>
-                    <m:count m:val="1"/>
-                  </m:mcPr>
-                </m:mc>
-                <m:mc>
-                  <m:mcPr>
-                    <m:mcJc m:val="left"/>
-                    <m:count m:val="1"/>
-                  </m:mcPr>
-                </m:mc>
-              </m:mcs>
-            </m:mPr>
-            <m:mr>
-              <m:e>
-                <m:f>
-                  <m:fPr>
-                    <m:type m:val="bar"/>
-                  </m:fPr>
-                  <m:num>
-                    <m:r>
-                      <m:rPr>
-                        <m:sty m:val="p"/>
-                      </m:rPr>
-                      <m:t>∂</m:t>
-                    </m:r>
-                    <m:r>
-                      <m:t>f</m:t>
-                    </m:r>
-                  </m:num>
-                  <m:den>
-                    <m:r>
-                      <m:rPr>
-                        <m:sty m:val="p"/>
-                      </m:rPr>
-                      <m:t>∂</m:t>
-                    </m:r>
-                    <m:r>
-                      <m:t>y</m:t>
-                    </m:r>
-                  </m:den>
-                </m:f>
-                <m:f>
-                  <m:fPr>
-                    <m:type m:val="bar"/>
-                  </m:fPr>
-                  <m:num>
-                    <m:r>
-                      <m:rPr>
-                        <m:sty m:val="p"/>
-                      </m:rPr>
-                      <m:t>d</m:t>
-                    </m:r>
-                    <m:r>
-                      <m:t>y</m:t>
-                    </m:r>
-                  </m:num>
-                  <m:den>
-                    <m:r>
-                      <m:rPr>
-                        <m:sty m:val="p"/>
-                      </m:rPr>
-                      <m:t>d</m:t>
-                    </m:r>
-                    <m:r>
-                      <m:t>x</m:t>
-                    </m:r>
-                  </m:den>
-                </m:f>
-              </m:e>
-              <m:e>
-                <m:r>
-                  <m:rPr>
-                    <m:sty m:val="p"/>
-                  </m:rPr>
-                  <m:t>=</m:t>
-                </m:r>
-                <m:r>
-                  <m:rPr>
-                    <m:sty m:val="p"/>
-                  </m:rPr>
-                  <m:t>−</m:t>
-                </m:r>
-                <m:f>
-                  <m:fPr>
-                    <m:type m:val="bar"/>
-                  </m:fPr>
-                  <m:num>
-                    <m:r>
-                      <m:rPr>
-                        <m:sty m:val="p"/>
-                      </m:rPr>
-                      <m:t>∂</m:t>
-                    </m:r>
-                    <m:r>
-                      <m:t>f</m:t>
-                    </m:r>
-                  </m:num>
-                  <m:den>
-                    <m:r>
-                      <m:rPr>
-                        <m:sty m:val="p"/>
-                      </m:rPr>
-                      <m:t>∂</m:t>
-                    </m:r>
-                    <m:r>
-                      <m:t>x</m:t>
-                    </m:r>
-                  </m:den>
-                </m:f>
-              </m:e>
-            </m:mr>
-            <m:mr>
-              <m:e>
-                <m:f>
-                  <m:fPr>
-                    <m:type m:val="bar"/>
-                  </m:fPr>
-                  <m:num>
-                    <m:r>
-                      <m:rPr>
-                        <m:sty m:val="p"/>
-                      </m:rPr>
-                      <m:t>d</m:t>
-                    </m:r>
-                    <m:r>
-                      <m:t>y</m:t>
-                    </m:r>
-                  </m:num>
-                  <m:den>
-                    <m:r>
-                      <m:rPr>
-                        <m:sty m:val="p"/>
-                      </m:rPr>
-                      <m:t>d</m:t>
-                    </m:r>
-                    <m:r>
-                      <m:t>x</m:t>
-                    </m:r>
-                  </m:den>
-                </m:f>
-              </m:e>
-              <m:e>
-                <m:r>
-                  <m:rPr>
-                    <m:sty m:val="p"/>
-                  </m:rPr>
-                  <m:t>=</m:t>
-                </m:r>
-                <m:r>
-                  <m:rPr>
-                    <m:sty m:val="p"/>
-                  </m:rPr>
-                  <m:t>−</m:t>
-                </m:r>
-                <m:f>
-                  <m:fPr>
-                    <m:type m:val="bar"/>
-                  </m:fPr>
-                  <m:num>
-                    <m:r>
-                      <m:rPr>
-                        <m:sty m:val="p"/>
-                      </m:rPr>
-                      <m:t>∂</m:t>
-                    </m:r>
-                    <m:r>
-                      <m:t>f</m:t>
-                    </m:r>
-                    <m:r>
-                      <m:rPr>
-                        <m:sty m:val="p"/>
-                      </m:rPr>
-                      <m:t>/</m:t>
-                    </m:r>
-                    <m:r>
-                      <m:rPr>
-                        <m:sty m:val="p"/>
-                      </m:rPr>
-                      <m:t>∂</m:t>
-                    </m:r>
-                    <m:r>
-                      <m:t>x</m:t>
-                    </m:r>
-                  </m:num>
-                  <m:den>
-                    <m:r>
-                      <m:rPr>
-                        <m:sty m:val="p"/>
-                      </m:rPr>
-                      <m:t>∂</m:t>
-                    </m:r>
-                    <m:r>
-                      <m:t>f</m:t>
-                    </m:r>
-                    <m:r>
-                      <m:rPr>
-                        <m:sty m:val="p"/>
-                      </m:rPr>
-                      <m:t>/</m:t>
-                    </m:r>
-                    <m:r>
-                      <m:rPr>
-                        <m:sty m:val="p"/>
-                      </m:rPr>
-                      <m:t>∂</m:t>
-                    </m:r>
-                    <m:r>
-                      <m:t>y</m:t>
-                    </m:r>
-                  </m:den>
-                </m:f>
-              </m:e>
-            </m:mr>
-          </m:m>
+          <m:eqArr>
+            <m:e>
+              <m:f>
+                <m:fPr>
+                  <m:type m:val="bar"/>
+                </m:fPr>
+                <m:num>
+                  <m:r>
+                    <m:rPr>
+                      <m:sty m:val="p"/>
+                    </m:rPr>
+                    <m:t>∂</m:t>
+                  </m:r>
+                  <m:r>
+                    <m:t>f</m:t>
+                  </m:r>
+                </m:num>
+                <m:den>
+                  <m:r>
+                    <m:rPr>
+                      <m:sty m:val="p"/>
+                    </m:rPr>
+                    <m:t>∂</m:t>
+                  </m:r>
+                  <m:r>
+                    <m:t>y</m:t>
+                  </m:r>
+                </m:den>
+              </m:f>
+              <m:f>
+                <m:fPr>
+                  <m:type m:val="bar"/>
+                </m:fPr>
+                <m:num>
+                  <m:r>
+                    <m:rPr>
+                      <m:sty m:val="p"/>
+                    </m:rPr>
+                    <m:t>d</m:t>
+                  </m:r>
+                  <m:r>
+                    <m:t>y</m:t>
+                  </m:r>
+                </m:num>
+                <m:den>
+                  <m:r>
+                    <m:rPr>
+                      <m:sty m:val="p"/>
+                    </m:rPr>
+                    <m:t>d</m:t>
+                  </m:r>
+                  <m:r>
+                    <m:t>x</m:t>
+                  </m:r>
+                </m:den>
+              </m:f>
+              <m:r>
+                <m:t>&amp;</m:t>
+              </m:r>
+              <m:r>
+                <m:rPr>
+                  <m:sty m:val="p"/>
+                </m:rPr>
+                <m:t>=</m:t>
+              </m:r>
+              <m:r>
+                <m:rPr>
+                  <m:sty m:val="p"/>
+                </m:rPr>
+                <m:t>−</m:t>
+              </m:r>
+              <m:f>
+                <m:fPr>
+                  <m:type m:val="bar"/>
+                </m:fPr>
+                <m:num>
+                  <m:r>
+                    <m:rPr>
+                      <m:sty m:val="p"/>
+                    </m:rPr>
+                    <m:t>∂</m:t>
+                  </m:r>
+                  <m:r>
+                    <m:t>f</m:t>
+                  </m:r>
+                </m:num>
+                <m:den>
+                  <m:r>
+                    <m:rPr>
+                      <m:sty m:val="p"/>
+                    </m:rPr>
+                    <m:t>∂</m:t>
+                  </m:r>
+                  <m:r>
+                    <m:t>x</m:t>
+                  </m:r>
+                </m:den>
+              </m:f>
+            </m:e>
+            <m:e>
+              <m:f>
+                <m:fPr>
+                  <m:type m:val="bar"/>
+                </m:fPr>
+                <m:num>
+                  <m:r>
+                    <m:rPr>
+                      <m:sty m:val="p"/>
+                    </m:rPr>
+                    <m:t>d</m:t>
+                  </m:r>
+                  <m:r>
+                    <m:t>y</m:t>
+                  </m:r>
+                </m:num>
+                <m:den>
+                  <m:r>
+                    <m:rPr>
+                      <m:sty m:val="p"/>
+                    </m:rPr>
+                    <m:t>d</m:t>
+                  </m:r>
+                  <m:r>
+                    <m:t>x</m:t>
+                  </m:r>
+                </m:den>
+              </m:f>
+              <m:r>
+                <m:t>&amp;</m:t>
+              </m:r>
+              <m:r>
+                <m:rPr>
+                  <m:sty m:val="p"/>
+                </m:rPr>
+                <m:t>=</m:t>
+              </m:r>
+              <m:r>
+                <m:rPr>
+                  <m:sty m:val="p"/>
+                </m:rPr>
+                <m:t>−</m:t>
+              </m:r>
+              <m:f>
+                <m:fPr>
+                  <m:type m:val="bar"/>
+                </m:fPr>
+                <m:num>
+                  <m:r>
+                    <m:rPr>
+                      <m:sty m:val="p"/>
+                    </m:rPr>
+                    <m:t>∂</m:t>
+                  </m:r>
+                  <m:r>
+                    <m:t>f</m:t>
+                  </m:r>
+                  <m:r>
+                    <m:rPr>
+                      <m:sty m:val="p"/>
+                    </m:rPr>
+                    <m:t>/</m:t>
+                  </m:r>
+                  <m:r>
+                    <m:rPr>
+                      <m:sty m:val="p"/>
+                    </m:rPr>
+                    <m:t>∂</m:t>
+                  </m:r>
+                  <m:r>
+                    <m:t>x</m:t>
+                  </m:r>
+                </m:num>
+                <m:den>
+                  <m:r>
+                    <m:rPr>
+                      <m:sty m:val="p"/>
+                    </m:rPr>
+                    <m:t>∂</m:t>
+                  </m:r>
+                  <m:r>
+                    <m:t>f</m:t>
+                  </m:r>
+                  <m:r>
+                    <m:rPr>
+                      <m:sty m:val="p"/>
+                    </m:rPr>
+                    <m:t>/</m:t>
+                  </m:r>
+                  <m:r>
+                    <m:rPr>
+                      <m:sty m:val="p"/>
+                    </m:rPr>
+                    <m:t>∂</m:t>
+                  </m:r>
+                  <m:r>
+                    <m:t>y</m:t>
+                  </m:r>
+                </m:den>
+              </m:f>
+            </m:e>
+          </m:eqArr>
         </m:oMath>
       </m:oMathPara>
     </w:p>
@@ -5206,18 +5176,18 @@
                 <wp:inline>
                   <wp:extent cx="152400" cy="152400"/>
                   <wp:effectExtent b="0" l="0" r="0" t="0"/>
-                  <wp:docPr descr="" title="" id="47" name="Picture"/>
+                  <wp:docPr descr="" title="" id="36" name="Picture"/>
                   <a:graphic>
                     <a:graphicData uri="http://schemas.openxmlformats.org/drawingml/2006/picture">
                       <pic:pic>
                         <pic:nvPicPr>
-                          <pic:cNvPr descr="/Applications/quarto/share/formats/docx/note.png" id="48" name="Picture"/>
+                          <pic:cNvPr descr="/Applications/quarto/share/formats/docx/note.png" id="37" name="Picture"/>
                           <pic:cNvPicPr>
                             <a:picLocks noChangeArrowheads="1" noChangeAspect="1"/>
                           </pic:cNvPicPr>
                         </pic:nvPicPr>
                         <pic:blipFill>
-                          <a:blip r:embed="rId23"/>
+                          <a:blip r:embed="rId12"/>
                           <a:stretch>
                             <a:fillRect/>
                           </a:stretch>
@@ -5283,28 +5253,30 @@
               <m:r>
                 <m:t>f</m:t>
               </m:r>
-              <m:d>
-                <m:dPr>
-                  <m:begChr m:val="("/>
-                  <m:sepChr m:val=""/>
-                  <m:endChr m:val=")"/>
-                  <m:grow/>
-                </m:dPr>
-                <m:e>
-                  <m:r>
-                    <m:t>x</m:t>
-                  </m:r>
-                  <m:r>
-                    <m:rPr>
-                      <m:sty m:val="p"/>
-                    </m:rPr>
-                    <m:t>,</m:t>
-                  </m:r>
-                  <m:r>
-                    <m:t>y</m:t>
-                  </m:r>
-                </m:e>
-              </m:d>
+              <m:r>
+                <m:rPr>
+                  <m:sty m:val="p"/>
+                </m:rPr>
+                <m:t>(</m:t>
+              </m:r>
+              <m:r>
+                <m:t>x</m:t>
+              </m:r>
+              <m:r>
+                <m:rPr>
+                  <m:sty m:val="p"/>
+                </m:rPr>
+                <m:t>,</m:t>
+              </m:r>
+              <m:r>
+                <m:t>y</m:t>
+              </m:r>
+              <m:r>
+                <m:rPr>
+                  <m:sty m:val="p"/>
+                </m:rPr>
+                <m:t>)</m:t>
+              </m:r>
               <m:r>
                 <m:rPr>
                   <m:sty m:val="p"/>
@@ -5337,19 +5309,21 @@
               <m:r>
                 <m:t>y</m:t>
               </m:r>
-              <m:d>
-                <m:dPr>
-                  <m:begChr m:val="("/>
-                  <m:sepChr m:val=""/>
-                  <m:endChr m:val=")"/>
-                  <m:grow/>
-                </m:dPr>
-                <m:e>
-                  <m:r>
-                    <m:t>x</m:t>
-                  </m:r>
-                </m:e>
-              </m:d>
+              <m:r>
+                <m:rPr>
+                  <m:sty m:val="p"/>
+                </m:rPr>
+                <m:t>(</m:t>
+              </m:r>
+              <m:r>
+                <m:t>x</m:t>
+              </m:r>
+              <m:r>
+                <m:rPr>
+                  <m:sty m:val="p"/>
+                </m:rPr>
+                <m:t>)</m:t>
+              </m:r>
             </m:oMath>
             <w:r>
               <w:t xml:space="preserve"> </w:t>
@@ -5492,28 +5466,30 @@
                         </m:r>
                       </m:sub>
                     </m:sSub>
-                    <m:d>
-                      <m:dPr>
-                        <m:begChr m:val="("/>
-                        <m:sepChr m:val=""/>
-                        <m:endChr m:val=")"/>
-                        <m:grow/>
-                      </m:dPr>
-                      <m:e>
-                        <m:r>
-                          <m:t>x</m:t>
-                        </m:r>
-                        <m:r>
-                          <m:rPr>
-                            <m:sty m:val="p"/>
-                          </m:rPr>
-                          <m:t>,</m:t>
-                        </m:r>
-                        <m:r>
-                          <m:t>y</m:t>
-                        </m:r>
-                      </m:e>
-                    </m:d>
+                    <m:r>
+                      <m:rPr>
+                        <m:sty m:val="p"/>
+                      </m:rPr>
+                      <m:t>(</m:t>
+                    </m:r>
+                    <m:r>
+                      <m:t>x</m:t>
+                    </m:r>
+                    <m:r>
+                      <m:rPr>
+                        <m:sty m:val="p"/>
+                      </m:rPr>
+                      <m:t>,</m:t>
+                    </m:r>
+                    <m:r>
+                      <m:t>y</m:t>
+                    </m:r>
+                    <m:r>
+                      <m:rPr>
+                        <m:sty m:val="p"/>
+                      </m:rPr>
+                      <m:t>)</m:t>
+                    </m:r>
                   </m:num>
                   <m:den>
                     <m:sSub>
@@ -5528,28 +5504,30 @@
                         </m:r>
                       </m:sub>
                     </m:sSub>
-                    <m:d>
-                      <m:dPr>
-                        <m:begChr m:val="("/>
-                        <m:sepChr m:val=""/>
-                        <m:endChr m:val=")"/>
-                        <m:grow/>
-                      </m:dPr>
-                      <m:e>
-                        <m:r>
-                          <m:t>x</m:t>
-                        </m:r>
-                        <m:r>
-                          <m:rPr>
-                            <m:sty m:val="p"/>
-                          </m:rPr>
-                          <m:t>,</m:t>
-                        </m:r>
-                        <m:r>
-                          <m:t>y</m:t>
-                        </m:r>
-                      </m:e>
-                    </m:d>
+                    <m:r>
+                      <m:rPr>
+                        <m:sty m:val="p"/>
+                      </m:rPr>
+                      <m:t>(</m:t>
+                    </m:r>
+                    <m:r>
+                      <m:t>x</m:t>
+                    </m:r>
+                    <m:r>
+                      <m:rPr>
+                        <m:sty m:val="p"/>
+                      </m:rPr>
+                      <m:t>,</m:t>
+                    </m:r>
+                    <m:r>
+                      <m:t>y</m:t>
+                    </m:r>
+                    <m:r>
+                      <m:rPr>
+                        <m:sty m:val="p"/>
+                      </m:rPr>
+                      <m:t>)</m:t>
+                    </m:r>
                   </m:den>
                 </m:f>
               </m:oMath>
@@ -5608,18 +5586,18 @@
                 <wp:inline>
                   <wp:extent cx="152400" cy="152400"/>
                   <wp:effectExtent b="0" l="0" r="0" t="0"/>
-                  <wp:docPr descr="" title="" id="50" name="Picture"/>
+                  <wp:docPr descr="" title="" id="39" name="Picture"/>
                   <a:graphic>
                     <a:graphicData uri="http://schemas.openxmlformats.org/drawingml/2006/picture">
                       <pic:pic>
                         <pic:nvPicPr>
-                          <pic:cNvPr descr="/Applications/quarto/share/formats/docx/warning.png" id="51" name="Picture"/>
+                          <pic:cNvPr descr="/Applications/quarto/share/formats/docx/warning.png" id="40" name="Picture"/>
                           <pic:cNvPicPr>
                             <a:picLocks noChangeArrowheads="1" noChangeAspect="1"/>
                           </pic:cNvPicPr>
                         </pic:nvPicPr>
                         <pic:blipFill>
-                          <a:blip r:embed="rId49"/>
+                          <a:blip r:embed="rId38"/>
                           <a:stretch>
                             <a:fillRect/>
                           </a:stretch>
@@ -5779,28 +5757,30 @@
         <m:r>
           <m:t>f</m:t>
         </m:r>
-        <m:d>
-          <m:dPr>
-            <m:begChr m:val="("/>
-            <m:sepChr m:val=""/>
-            <m:endChr m:val=")"/>
-            <m:grow/>
-          </m:dPr>
-          <m:e>
-            <m:r>
-              <m:t>x</m:t>
-            </m:r>
-            <m:r>
-              <m:rPr>
-                <m:sty m:val="p"/>
-              </m:rPr>
-              <m:t>,</m:t>
-            </m:r>
-            <m:r>
-              <m:t>y</m:t>
-            </m:r>
-          </m:e>
-        </m:d>
+        <m:r>
+          <m:rPr>
+            <m:sty m:val="p"/>
+          </m:rPr>
+          <m:t>(</m:t>
+        </m:r>
+        <m:r>
+          <m:t>x</m:t>
+        </m:r>
+        <m:r>
+          <m:rPr>
+            <m:sty m:val="p"/>
+          </m:rPr>
+          <m:t>,</m:t>
+        </m:r>
+        <m:r>
+          <m:t>y</m:t>
+        </m:r>
+        <m:r>
+          <m:rPr>
+            <m:sty m:val="p"/>
+          </m:rPr>
+          <m:t>)</m:t>
+        </m:r>
         <m:r>
           <m:rPr>
             <m:sty m:val="p"/>
@@ -5810,8 +5790,8 @@
         <m:r>
           <m:rPr>
             <m:nor/>
+            <m:scr m:val="sans-serif"/>
             <m:sty m:val="p"/>
-            <m:scr m:val="sans-serif"/>
           </m:rPr>
           <m:t>terms in </m:t>
         </m:r>
@@ -5821,8 +5801,8 @@
         <m:r>
           <m:rPr>
             <m:nor/>
+            <m:scr m:val="sans-serif"/>
             <m:sty m:val="p"/>
-            <m:scr m:val="sans-serif"/>
           </m:rPr>
           <m:t> and </m:t>
         </m:r>
@@ -5904,19 +5884,21 @@
         <m:r>
           <m:t>y</m:t>
         </m:r>
-        <m:d>
-          <m:dPr>
-            <m:begChr m:val="("/>
-            <m:sepChr m:val=""/>
-            <m:endChr m:val=")"/>
-            <m:grow/>
-          </m:dPr>
-          <m:e>
-            <m:r>
-              <m:t>x</m:t>
-            </m:r>
-          </m:e>
-        </m:d>
+        <m:r>
+          <m:rPr>
+            <m:sty m:val="p"/>
+          </m:rPr>
+          <m:t>(</m:t>
+        </m:r>
+        <m:r>
+          <m:t>x</m:t>
+        </m:r>
+        <m:r>
+          <m:rPr>
+            <m:sty m:val="p"/>
+          </m:rPr>
+          <m:t>)</m:t>
+        </m:r>
       </m:oMath>
       <w:r>
         <w:t xml:space="preserve"> </w:t>
@@ -5931,28 +5913,30 @@
         <m:r>
           <m:t>f</m:t>
         </m:r>
-        <m:d>
-          <m:dPr>
-            <m:begChr m:val="("/>
-            <m:sepChr m:val=""/>
-            <m:endChr m:val=")"/>
-            <m:grow/>
-          </m:dPr>
-          <m:e>
-            <m:r>
-              <m:t>x</m:t>
-            </m:r>
-            <m:r>
-              <m:rPr>
-                <m:sty m:val="p"/>
-              </m:rPr>
-              <m:t>,</m:t>
-            </m:r>
-            <m:r>
-              <m:t>y</m:t>
-            </m:r>
-          </m:e>
-        </m:d>
+        <m:r>
+          <m:rPr>
+            <m:sty m:val="p"/>
+          </m:rPr>
+          <m:t>(</m:t>
+        </m:r>
+        <m:r>
+          <m:t>x</m:t>
+        </m:r>
+        <m:r>
+          <m:rPr>
+            <m:sty m:val="p"/>
+          </m:rPr>
+          <m:t>,</m:t>
+        </m:r>
+        <m:r>
+          <m:t>y</m:t>
+        </m:r>
+        <m:r>
+          <m:rPr>
+            <m:sty m:val="p"/>
+          </m:rPr>
+          <m:t>)</m:t>
+        </m:r>
         <m:r>
           <m:rPr>
             <m:sty m:val="p"/>
@@ -6091,18 +6075,18 @@
                 <wp:inline>
                   <wp:extent cx="152400" cy="152400"/>
                   <wp:effectExtent b="0" l="0" r="0" t="0"/>
-                  <wp:docPr descr="" title="" id="52" name="Picture"/>
+                  <wp:docPr descr="" title="" id="41" name="Picture"/>
                   <a:graphic>
                     <a:graphicData uri="http://schemas.openxmlformats.org/drawingml/2006/picture">
                       <pic:pic>
                         <pic:nvPicPr>
-                          <pic:cNvPr descr="/Applications/quarto/share/formats/docx/note.png" id="53" name="Picture"/>
+                          <pic:cNvPr descr="/Applications/quarto/share/formats/docx/note.png" id="42" name="Picture"/>
                           <pic:cNvPicPr>
                             <a:picLocks noChangeArrowheads="1" noChangeAspect="1"/>
                           </pic:cNvPicPr>
                         </pic:nvPicPr>
                         <pic:blipFill>
-                          <a:blip r:embed="rId23"/>
+                          <a:blip r:embed="rId12"/>
                           <a:stretch>
                             <a:fillRect/>
                           </a:stretch>
@@ -6172,28 +6156,30 @@
               <m:r>
                 <m:t>f</m:t>
               </m:r>
-              <m:d>
-                <m:dPr>
-                  <m:begChr m:val="("/>
-                  <m:sepChr m:val=""/>
-                  <m:endChr m:val=")"/>
-                  <m:grow/>
-                </m:dPr>
-                <m:e>
-                  <m:r>
-                    <m:t>x</m:t>
-                  </m:r>
-                  <m:r>
-                    <m:rPr>
-                      <m:sty m:val="p"/>
-                    </m:rPr>
-                    <m:t>,</m:t>
-                  </m:r>
-                  <m:r>
-                    <m:t>y</m:t>
-                  </m:r>
-                </m:e>
-              </m:d>
+              <m:r>
+                <m:rPr>
+                  <m:sty m:val="p"/>
+                </m:rPr>
+                <m:t>(</m:t>
+              </m:r>
+              <m:r>
+                <m:t>x</m:t>
+              </m:r>
+              <m:r>
+                <m:rPr>
+                  <m:sty m:val="p"/>
+                </m:rPr>
+                <m:t>,</m:t>
+              </m:r>
+              <m:r>
+                <m:t>y</m:t>
+              </m:r>
+              <m:r>
+                <m:rPr>
+                  <m:sty m:val="p"/>
+                </m:rPr>
+                <m:t>)</m:t>
+              </m:r>
               <m:r>
                 <m:rPr>
                   <m:sty m:val="p"/>
@@ -6310,19 +6296,21 @@
               <m:r>
                 <m:t>y</m:t>
               </m:r>
-              <m:d>
-                <m:dPr>
-                  <m:begChr m:val="("/>
-                  <m:sepChr m:val=""/>
-                  <m:endChr m:val=")"/>
-                  <m:grow/>
-                </m:dPr>
-                <m:e>
-                  <m:r>
-                    <m:t>x</m:t>
-                  </m:r>
-                </m:e>
-              </m:d>
+              <m:r>
+                <m:rPr>
+                  <m:sty m:val="p"/>
+                </m:rPr>
+                <m:t>(</m:t>
+              </m:r>
+              <m:r>
+                <m:t>x</m:t>
+              </m:r>
+              <m:r>
+                <m:rPr>
+                  <m:sty m:val="p"/>
+                </m:rPr>
+                <m:t>)</m:t>
+              </m:r>
             </m:oMath>
             <w:r>
               <w:t xml:space="preserve"> </w:t>
@@ -6391,167 +6379,147 @@
                 <m:jc m:val="center"/>
               </m:oMathParaPr>
               <m:oMath>
-                <m:m>
-                  <m:mPr>
-                    <m:baseJc m:val="center"/>
-                    <m:plcHide m:val="on"/>
-                    <m:mcs>
-                      <m:mc>
-                        <m:mcPr>
-                          <m:mcJc m:val="right"/>
-                          <m:count m:val="1"/>
-                        </m:mcPr>
-                      </m:mc>
-                      <m:mc>
-                        <m:mcPr>
-                          <m:mcJc m:val="left"/>
-                          <m:count m:val="1"/>
-                        </m:mcPr>
-                      </m:mc>
-                    </m:mcs>
-                  </m:mPr>
-                  <m:mr>
-                    <m:e>
-                      <m:f>
-                        <m:fPr>
-                          <m:type m:val="bar"/>
-                        </m:fPr>
-                        <m:num>
-                          <m:r>
-                            <m:rPr>
-                              <m:sty m:val="p"/>
-                            </m:rPr>
-                            <m:t>∂</m:t>
-                          </m:r>
-                          <m:r>
-                            <m:t>f</m:t>
-                          </m:r>
-                        </m:num>
-                        <m:den>
-                          <m:r>
-                            <m:rPr>
-                              <m:sty m:val="p"/>
-                            </m:rPr>
-                            <m:t>∂</m:t>
-                          </m:r>
-                          <m:r>
-                            <m:t>x</m:t>
-                          </m:r>
-                        </m:den>
-                      </m:f>
-                    </m:e>
-                    <m:e>
-                      <m:r>
-                        <m:rPr>
-                          <m:sty m:val="p"/>
-                        </m:rPr>
-                        <m:t>=</m:t>
-                      </m:r>
-                      <m:r>
-                        <m:t>3</m:t>
-                      </m:r>
-                      <m:sSup>
-                        <m:e>
-                          <m:r>
-                            <m:t>x</m:t>
-                          </m:r>
-                        </m:e>
-                        <m:sup>
-                          <m:r>
-                            <m:t>2</m:t>
-                          </m:r>
-                        </m:sup>
-                      </m:sSup>
-                      <m:r>
-                        <m:t>y</m:t>
-                      </m:r>
-                      <m:r>
-                        <m:rPr>
-                          <m:sty m:val="p"/>
-                        </m:rPr>
-                        <m:t>−</m:t>
-                      </m:r>
-                      <m:r>
-                        <m:t>10</m:t>
-                      </m:r>
-                      <m:r>
-                        <m:t>x</m:t>
-                      </m:r>
-                    </m:e>
-                  </m:mr>
-                  <m:mr>
-                    <m:e>
-                      <m:f>
-                        <m:fPr>
-                          <m:type m:val="bar"/>
-                        </m:fPr>
-                        <m:num>
-                          <m:r>
-                            <m:rPr>
-                              <m:sty m:val="p"/>
-                            </m:rPr>
-                            <m:t>∂</m:t>
-                          </m:r>
-                          <m:r>
-                            <m:t>f</m:t>
-                          </m:r>
-                        </m:num>
-                        <m:den>
-                          <m:r>
-                            <m:rPr>
-                              <m:sty m:val="p"/>
-                            </m:rPr>
-                            <m:t>∂</m:t>
-                          </m:r>
-                          <m:r>
-                            <m:t>y</m:t>
-                          </m:r>
-                        </m:den>
-                      </m:f>
-                    </m:e>
-                    <m:e>
-                      <m:r>
-                        <m:rPr>
-                          <m:sty m:val="p"/>
-                        </m:rPr>
-                        <m:t>=</m:t>
-                      </m:r>
-                      <m:sSup>
-                        <m:e>
-                          <m:r>
-                            <m:t>x</m:t>
-                          </m:r>
-                        </m:e>
-                        <m:sup>
-                          <m:r>
-                            <m:t>3</m:t>
-                          </m:r>
-                        </m:sup>
-                      </m:sSup>
-                      <m:r>
-                        <m:rPr>
-                          <m:sty m:val="p"/>
-                        </m:rPr>
-                        <m:t>+</m:t>
-                      </m:r>
-                      <m:r>
-                        <m:t>4</m:t>
-                      </m:r>
-                      <m:r>
-                        <m:t>y</m:t>
-                      </m:r>
-                      <m:r>
-                        <m:rPr>
-                          <m:sty m:val="p"/>
-                        </m:rPr>
-                        <m:t>−</m:t>
-                      </m:r>
-                      <m:r>
-                        <m:t>4</m:t>
-                      </m:r>
-                    </m:e>
-                  </m:mr>
-                </m:m>
+                <m:eqArr>
+                  <m:e>
+                    <m:f>
+                      <m:fPr>
+                        <m:type m:val="bar"/>
+                      </m:fPr>
+                      <m:num>
+                        <m:r>
+                          <m:rPr>
+                            <m:sty m:val="p"/>
+                          </m:rPr>
+                          <m:t>∂</m:t>
+                        </m:r>
+                        <m:r>
+                          <m:t>f</m:t>
+                        </m:r>
+                      </m:num>
+                      <m:den>
+                        <m:r>
+                          <m:rPr>
+                            <m:sty m:val="p"/>
+                          </m:rPr>
+                          <m:t>∂</m:t>
+                        </m:r>
+                        <m:r>
+                          <m:t>x</m:t>
+                        </m:r>
+                      </m:den>
+                    </m:f>
+                    <m:r>
+                      <m:t>&amp;</m:t>
+                    </m:r>
+                    <m:r>
+                      <m:rPr>
+                        <m:sty m:val="p"/>
+                      </m:rPr>
+                      <m:t>=</m:t>
+                    </m:r>
+                    <m:r>
+                      <m:t>3</m:t>
+                    </m:r>
+                    <m:sSup>
+                      <m:e>
+                        <m:r>
+                          <m:t>x</m:t>
+                        </m:r>
+                      </m:e>
+                      <m:sup>
+                        <m:r>
+                          <m:t>2</m:t>
+                        </m:r>
+                      </m:sup>
+                    </m:sSup>
+                    <m:r>
+                      <m:t>y</m:t>
+                    </m:r>
+                    <m:r>
+                      <m:rPr>
+                        <m:sty m:val="p"/>
+                      </m:rPr>
+                      <m:t>−</m:t>
+                    </m:r>
+                    <m:r>
+                      <m:t>10</m:t>
+                    </m:r>
+                    <m:r>
+                      <m:t>x</m:t>
+                    </m:r>
+                  </m:e>
+                  <m:e>
+                    <m:f>
+                      <m:fPr>
+                        <m:type m:val="bar"/>
+                      </m:fPr>
+                      <m:num>
+                        <m:r>
+                          <m:rPr>
+                            <m:sty m:val="p"/>
+                          </m:rPr>
+                          <m:t>∂</m:t>
+                        </m:r>
+                        <m:r>
+                          <m:t>f</m:t>
+                        </m:r>
+                      </m:num>
+                      <m:den>
+                        <m:r>
+                          <m:rPr>
+                            <m:sty m:val="p"/>
+                          </m:rPr>
+                          <m:t>∂</m:t>
+                        </m:r>
+                        <m:r>
+                          <m:t>y</m:t>
+                        </m:r>
+                      </m:den>
+                    </m:f>
+                    <m:r>
+                      <m:t>&amp;</m:t>
+                    </m:r>
+                    <m:r>
+                      <m:rPr>
+                        <m:sty m:val="p"/>
+                      </m:rPr>
+                      <m:t>=</m:t>
+                    </m:r>
+                    <m:sSup>
+                      <m:e>
+                        <m:r>
+                          <m:t>x</m:t>
+                        </m:r>
+                      </m:e>
+                      <m:sup>
+                        <m:r>
+                          <m:t>3</m:t>
+                        </m:r>
+                      </m:sup>
+                    </m:sSup>
+                    <m:r>
+                      <m:rPr>
+                        <m:sty m:val="p"/>
+                      </m:rPr>
+                      <m:t>+</m:t>
+                    </m:r>
+                    <m:r>
+                      <m:t>4</m:t>
+                    </m:r>
+                    <m:r>
+                      <m:t>y</m:t>
+                    </m:r>
+                    <m:r>
+                      <m:rPr>
+                        <m:sty m:val="p"/>
+                      </m:rPr>
+                      <m:t>−</m:t>
+                    </m:r>
+                    <m:r>
+                      <m:t>4</m:t>
+                    </m:r>
+                  </m:e>
+                </m:eqArr>
               </m:oMath>
             </m:oMathPara>
           </w:p>
@@ -6575,245 +6543,225 @@
                 <m:jc m:val="center"/>
               </m:oMathParaPr>
               <m:oMath>
-                <m:m>
-                  <m:mPr>
-                    <m:baseJc m:val="center"/>
-                    <m:plcHide m:val="on"/>
-                    <m:mcs>
-                      <m:mc>
-                        <m:mcPr>
-                          <m:mcJc m:val="right"/>
-                          <m:count m:val="1"/>
-                        </m:mcPr>
-                      </m:mc>
-                      <m:mc>
-                        <m:mcPr>
-                          <m:mcJc m:val="left"/>
-                          <m:count m:val="1"/>
-                        </m:mcPr>
-                      </m:mc>
-                    </m:mcs>
-                  </m:mPr>
-                  <m:mr>
-                    <m:e>
-                      <m:f>
-                        <m:fPr>
-                          <m:type m:val="bar"/>
-                        </m:fPr>
-                        <m:num>
-                          <m:r>
-                            <m:rPr>
-                              <m:sty m:val="p"/>
-                            </m:rPr>
-                            <m:t>d</m:t>
-                          </m:r>
-                          <m:r>
-                            <m:t>y</m:t>
-                          </m:r>
-                        </m:num>
-                        <m:den>
-                          <m:r>
-                            <m:rPr>
-                              <m:sty m:val="p"/>
-                            </m:rPr>
-                            <m:t>d</m:t>
-                          </m:r>
-                          <m:r>
-                            <m:t>x</m:t>
-                          </m:r>
-                        </m:den>
-                      </m:f>
-                    </m:e>
-                    <m:e>
-                      <m:r>
-                        <m:rPr>
-                          <m:sty m:val="p"/>
-                        </m:rPr>
-                        <m:t>=</m:t>
-                      </m:r>
-                      <m:r>
-                        <m:rPr>
-                          <m:sty m:val="p"/>
-                        </m:rPr>
-                        <m:t>−</m:t>
-                      </m:r>
-                      <m:f>
-                        <m:fPr>
-                          <m:type m:val="bar"/>
-                        </m:fPr>
-                        <m:num>
-                          <m:r>
-                            <m:rPr>
-                              <m:sty m:val="p"/>
-                            </m:rPr>
-                            <m:t>∂</m:t>
-                          </m:r>
-                          <m:r>
-                            <m:t>f</m:t>
-                          </m:r>
-                          <m:r>
-                            <m:rPr>
-                              <m:sty m:val="p"/>
-                            </m:rPr>
-                            <m:t>/</m:t>
-                          </m:r>
-                          <m:r>
-                            <m:rPr>
-                              <m:sty m:val="p"/>
-                            </m:rPr>
-                            <m:t>∂</m:t>
-                          </m:r>
-                          <m:r>
-                            <m:t>x</m:t>
-                          </m:r>
-                        </m:num>
-                        <m:den>
-                          <m:r>
-                            <m:rPr>
-                              <m:sty m:val="p"/>
-                            </m:rPr>
-                            <m:t>∂</m:t>
-                          </m:r>
-                          <m:r>
-                            <m:t>f</m:t>
-                          </m:r>
-                          <m:r>
-                            <m:rPr>
-                              <m:sty m:val="p"/>
-                            </m:rPr>
-                            <m:t>/</m:t>
-                          </m:r>
-                          <m:r>
-                            <m:rPr>
-                              <m:sty m:val="p"/>
-                            </m:rPr>
-                            <m:t>∂</m:t>
-                          </m:r>
-                          <m:r>
-                            <m:t>y</m:t>
-                          </m:r>
-                        </m:den>
-                      </m:f>
-                    </m:e>
-                  </m:mr>
-                  <m:mr>
-                    <m:e>
-                      <m:f>
-                        <m:fPr>
-                          <m:type m:val="bar"/>
-                        </m:fPr>
-                        <m:num>
-                          <m:r>
-                            <m:rPr>
-                              <m:sty m:val="p"/>
-                            </m:rPr>
-                            <m:t>d</m:t>
-                          </m:r>
-                          <m:r>
-                            <m:t>y</m:t>
-                          </m:r>
-                        </m:num>
-                        <m:den>
-                          <m:r>
-                            <m:rPr>
-                              <m:sty m:val="p"/>
-                            </m:rPr>
-                            <m:t>d</m:t>
-                          </m:r>
-                          <m:r>
-                            <m:t>x</m:t>
-                          </m:r>
-                        </m:den>
-                      </m:f>
-                    </m:e>
-                    <m:e>
-                      <m:r>
-                        <m:rPr>
-                          <m:sty m:val="p"/>
-                        </m:rPr>
-                        <m:t>=</m:t>
-                      </m:r>
-                      <m:r>
-                        <m:rPr>
-                          <m:sty m:val="p"/>
-                        </m:rPr>
-                        <m:t>−</m:t>
-                      </m:r>
-                      <m:f>
-                        <m:fPr>
-                          <m:type m:val="bar"/>
-                        </m:fPr>
-                        <m:num>
-                          <m:r>
-                            <m:t>3</m:t>
-                          </m:r>
-                          <m:sSup>
-                            <m:e>
-                              <m:r>
-                                <m:t>x</m:t>
-                              </m:r>
-                            </m:e>
-                            <m:sup>
-                              <m:r>
-                                <m:t>2</m:t>
-                              </m:r>
-                            </m:sup>
-                          </m:sSup>
-                          <m:r>
-                            <m:t>y</m:t>
-                          </m:r>
-                          <m:r>
-                            <m:rPr>
-                              <m:sty m:val="p"/>
-                            </m:rPr>
-                            <m:t>−</m:t>
-                          </m:r>
-                          <m:r>
-                            <m:t>10</m:t>
-                          </m:r>
-                          <m:r>
-                            <m:t>x</m:t>
-                          </m:r>
-                        </m:num>
-                        <m:den>
-                          <m:sSup>
-                            <m:e>
-                              <m:r>
-                                <m:t>x</m:t>
-                              </m:r>
-                            </m:e>
-                            <m:sup>
-                              <m:r>
-                                <m:t>3</m:t>
-                              </m:r>
-                            </m:sup>
-                          </m:sSup>
-                          <m:r>
-                            <m:rPr>
-                              <m:sty m:val="p"/>
-                            </m:rPr>
-                            <m:t>+</m:t>
-                          </m:r>
-                          <m:r>
-                            <m:t>4</m:t>
-                          </m:r>
-                          <m:r>
-                            <m:t>y</m:t>
-                          </m:r>
-                          <m:r>
-                            <m:rPr>
-                              <m:sty m:val="p"/>
-                            </m:rPr>
-                            <m:t>−</m:t>
-                          </m:r>
-                          <m:r>
-                            <m:t>4</m:t>
-                          </m:r>
-                        </m:den>
-                      </m:f>
-                    </m:e>
-                  </m:mr>
-                </m:m>
+                <m:eqArr>
+                  <m:e>
+                    <m:f>
+                      <m:fPr>
+                        <m:type m:val="bar"/>
+                      </m:fPr>
+                      <m:num>
+                        <m:r>
+                          <m:rPr>
+                            <m:sty m:val="p"/>
+                          </m:rPr>
+                          <m:t>d</m:t>
+                        </m:r>
+                        <m:r>
+                          <m:t>y</m:t>
+                        </m:r>
+                      </m:num>
+                      <m:den>
+                        <m:r>
+                          <m:rPr>
+                            <m:sty m:val="p"/>
+                          </m:rPr>
+                          <m:t>d</m:t>
+                        </m:r>
+                        <m:r>
+                          <m:t>x</m:t>
+                        </m:r>
+                      </m:den>
+                    </m:f>
+                    <m:r>
+                      <m:t>&amp;</m:t>
+                    </m:r>
+                    <m:r>
+                      <m:rPr>
+                        <m:sty m:val="p"/>
+                      </m:rPr>
+                      <m:t>=</m:t>
+                    </m:r>
+                    <m:r>
+                      <m:rPr>
+                        <m:sty m:val="p"/>
+                      </m:rPr>
+                      <m:t>−</m:t>
+                    </m:r>
+                    <m:f>
+                      <m:fPr>
+                        <m:type m:val="bar"/>
+                      </m:fPr>
+                      <m:num>
+                        <m:r>
+                          <m:rPr>
+                            <m:sty m:val="p"/>
+                          </m:rPr>
+                          <m:t>∂</m:t>
+                        </m:r>
+                        <m:r>
+                          <m:t>f</m:t>
+                        </m:r>
+                        <m:r>
+                          <m:rPr>
+                            <m:sty m:val="p"/>
+                          </m:rPr>
+                          <m:t>/</m:t>
+                        </m:r>
+                        <m:r>
+                          <m:rPr>
+                            <m:sty m:val="p"/>
+                          </m:rPr>
+                          <m:t>∂</m:t>
+                        </m:r>
+                        <m:r>
+                          <m:t>x</m:t>
+                        </m:r>
+                      </m:num>
+                      <m:den>
+                        <m:r>
+                          <m:rPr>
+                            <m:sty m:val="p"/>
+                          </m:rPr>
+                          <m:t>∂</m:t>
+                        </m:r>
+                        <m:r>
+                          <m:t>f</m:t>
+                        </m:r>
+                        <m:r>
+                          <m:rPr>
+                            <m:sty m:val="p"/>
+                          </m:rPr>
+                          <m:t>/</m:t>
+                        </m:r>
+                        <m:r>
+                          <m:rPr>
+                            <m:sty m:val="p"/>
+                          </m:rPr>
+                          <m:t>∂</m:t>
+                        </m:r>
+                        <m:r>
+                          <m:t>y</m:t>
+                        </m:r>
+                      </m:den>
+                    </m:f>
+                  </m:e>
+                  <m:e>
+                    <m:f>
+                      <m:fPr>
+                        <m:type m:val="bar"/>
+                      </m:fPr>
+                      <m:num>
+                        <m:r>
+                          <m:rPr>
+                            <m:sty m:val="p"/>
+                          </m:rPr>
+                          <m:t>d</m:t>
+                        </m:r>
+                        <m:r>
+                          <m:t>y</m:t>
+                        </m:r>
+                      </m:num>
+                      <m:den>
+                        <m:r>
+                          <m:rPr>
+                            <m:sty m:val="p"/>
+                          </m:rPr>
+                          <m:t>d</m:t>
+                        </m:r>
+                        <m:r>
+                          <m:t>x</m:t>
+                        </m:r>
+                      </m:den>
+                    </m:f>
+                    <m:r>
+                      <m:t>&amp;</m:t>
+                    </m:r>
+                    <m:r>
+                      <m:rPr>
+                        <m:sty m:val="p"/>
+                      </m:rPr>
+                      <m:t>=</m:t>
+                    </m:r>
+                    <m:r>
+                      <m:rPr>
+                        <m:sty m:val="p"/>
+                      </m:rPr>
+                      <m:t>−</m:t>
+                    </m:r>
+                    <m:f>
+                      <m:fPr>
+                        <m:type m:val="bar"/>
+                      </m:fPr>
+                      <m:num>
+                        <m:r>
+                          <m:t>3</m:t>
+                        </m:r>
+                        <m:sSup>
+                          <m:e>
+                            <m:r>
+                              <m:t>x</m:t>
+                            </m:r>
+                          </m:e>
+                          <m:sup>
+                            <m:r>
+                              <m:t>2</m:t>
+                            </m:r>
+                          </m:sup>
+                        </m:sSup>
+                        <m:r>
+                          <m:t>y</m:t>
+                        </m:r>
+                        <m:r>
+                          <m:rPr>
+                            <m:sty m:val="p"/>
+                          </m:rPr>
+                          <m:t>−</m:t>
+                        </m:r>
+                        <m:r>
+                          <m:t>10</m:t>
+                        </m:r>
+                        <m:r>
+                          <m:t>x</m:t>
+                        </m:r>
+                      </m:num>
+                      <m:den>
+                        <m:sSup>
+                          <m:e>
+                            <m:r>
+                              <m:t>x</m:t>
+                            </m:r>
+                          </m:e>
+                          <m:sup>
+                            <m:r>
+                              <m:t>3</m:t>
+                            </m:r>
+                          </m:sup>
+                        </m:sSup>
+                        <m:r>
+                          <m:rPr>
+                            <m:sty m:val="p"/>
+                          </m:rPr>
+                          <m:t>+</m:t>
+                        </m:r>
+                        <m:r>
+                          <m:t>4</m:t>
+                        </m:r>
+                        <m:r>
+                          <m:t>y</m:t>
+                        </m:r>
+                        <m:r>
+                          <m:rPr>
+                            <m:sty m:val="p"/>
+                          </m:rPr>
+                          <m:t>−</m:t>
+                        </m:r>
+                        <m:r>
+                          <m:t>4</m:t>
+                        </m:r>
+                      </m:den>
+                    </m:f>
+                  </m:e>
+                </m:eqArr>
               </m:oMath>
             </m:oMathPara>
           </w:p>
@@ -7022,8 +6970,8 @@
         <w:t xml:space="preserve">. In many cases like these, using the implicit differentiation rule is more practical.</w:t>
       </w:r>
     </w:p>
-    <w:bookmarkEnd w:id="54"/>
-    <w:bookmarkStart w:id="61" w:name="X0e87fd88b86dca56fe8b36d0107494232d54cd1"/>
+    <w:bookmarkEnd w:id="43"/>
+    <w:bookmarkStart w:id="50" w:name="X0e87fd88b86dca56fe8b36d0107494232d54cd1"/>
     <w:p>
       <w:pPr>
         <w:pStyle w:val="Heading1"/>
@@ -7055,28 +7003,30 @@
         <m:r>
           <m:t>z</m:t>
         </m:r>
-        <m:d>
-          <m:dPr>
-            <m:begChr m:val="("/>
-            <m:sepChr m:val=""/>
-            <m:endChr m:val=")"/>
-            <m:grow/>
-          </m:dPr>
-          <m:e>
-            <m:r>
-              <m:t>x</m:t>
-            </m:r>
-            <m:r>
-              <m:rPr>
-                <m:sty m:val="p"/>
-              </m:rPr>
-              <m:t>,</m:t>
-            </m:r>
-            <m:r>
-              <m:t>y</m:t>
-            </m:r>
-          </m:e>
-        </m:d>
+        <m:r>
+          <m:rPr>
+            <m:sty m:val="p"/>
+          </m:rPr>
+          <m:t>(</m:t>
+        </m:r>
+        <m:r>
+          <m:t>x</m:t>
+        </m:r>
+        <m:r>
+          <m:rPr>
+            <m:sty m:val="p"/>
+          </m:rPr>
+          <m:t>,</m:t>
+        </m:r>
+        <m:r>
+          <m:t>y</m:t>
+        </m:r>
+        <m:r>
+          <m:rPr>
+            <m:sty m:val="p"/>
+          </m:rPr>
+          <m:t>)</m:t>
+        </m:r>
       </m:oMath>
       <w:r>
         <w:t xml:space="preserve"> </w:t>
@@ -7304,37 +7254,39 @@
           <m:r>
             <m:t>f</m:t>
           </m:r>
-          <m:d>
-            <m:dPr>
-              <m:begChr m:val="("/>
-              <m:sepChr m:val=""/>
-              <m:endChr m:val=")"/>
-              <m:grow/>
-            </m:dPr>
-            <m:e>
-              <m:r>
-                <m:t>x</m:t>
-              </m:r>
-              <m:r>
-                <m:rPr>
-                  <m:sty m:val="p"/>
-                </m:rPr>
-                <m:t>,</m:t>
-              </m:r>
-              <m:r>
-                <m:t>y</m:t>
-              </m:r>
-              <m:r>
-                <m:rPr>
-                  <m:sty m:val="p"/>
-                </m:rPr>
-                <m:t>,</m:t>
-              </m:r>
-              <m:r>
-                <m:t>z</m:t>
-              </m:r>
-            </m:e>
-          </m:d>
+          <m:r>
+            <m:rPr>
+              <m:sty m:val="p"/>
+            </m:rPr>
+            <m:t>(</m:t>
+          </m:r>
+          <m:r>
+            <m:t>x</m:t>
+          </m:r>
+          <m:r>
+            <m:rPr>
+              <m:sty m:val="p"/>
+            </m:rPr>
+            <m:t>,</m:t>
+          </m:r>
+          <m:r>
+            <m:t>y</m:t>
+          </m:r>
+          <m:r>
+            <m:rPr>
+              <m:sty m:val="p"/>
+            </m:rPr>
+            <m:t>,</m:t>
+          </m:r>
+          <m:r>
+            <m:t>z</m:t>
+          </m:r>
+          <m:r>
+            <m:rPr>
+              <m:sty m:val="p"/>
+            </m:rPr>
+            <m:t>)</m:t>
+          </m:r>
           <m:r>
             <m:rPr>
               <m:sty m:val="p"/>
@@ -7610,8 +7562,8 @@
           <m:r>
             <m:rPr>
               <m:nor/>
+              <m:scr m:val="sans-serif"/>
               <m:sty m:val="p"/>
-              <m:scr m:val="sans-serif"/>
             </m:rPr>
             <m:t>and</m:t>
           </m:r>
@@ -7680,28 +7632,30 @@
         <m:r>
           <m:t>z</m:t>
         </m:r>
-        <m:d>
-          <m:dPr>
-            <m:begChr m:val="("/>
-            <m:sepChr m:val=""/>
-            <m:endChr m:val=")"/>
-            <m:grow/>
-          </m:dPr>
-          <m:e>
-            <m:r>
-              <m:t>x</m:t>
-            </m:r>
-            <m:r>
-              <m:rPr>
-                <m:sty m:val="p"/>
-              </m:rPr>
-              <m:t>,</m:t>
-            </m:r>
-            <m:r>
-              <m:t>y</m:t>
-            </m:r>
-          </m:e>
-        </m:d>
+        <m:r>
+          <m:rPr>
+            <m:sty m:val="p"/>
+          </m:rPr>
+          <m:t>(</m:t>
+        </m:r>
+        <m:r>
+          <m:t>x</m:t>
+        </m:r>
+        <m:r>
+          <m:rPr>
+            <m:sty m:val="p"/>
+          </m:rPr>
+          <m:t>,</m:t>
+        </m:r>
+        <m:r>
+          <m:t>y</m:t>
+        </m:r>
+        <m:r>
+          <m:rPr>
+            <m:sty m:val="p"/>
+          </m:rPr>
+          <m:t>)</m:t>
+        </m:r>
       </m:oMath>
       <w:r>
         <w:t xml:space="preserve"> </w:t>
@@ -7752,281 +7706,261 @@
           <m:jc m:val="center"/>
         </m:oMathParaPr>
         <m:oMath>
-          <m:m>
-            <m:mPr>
-              <m:baseJc m:val="center"/>
-              <m:plcHide m:val="on"/>
-              <m:mcs>
-                <m:mc>
-                  <m:mcPr>
-                    <m:mcJc m:val="right"/>
-                    <m:count m:val="1"/>
-                  </m:mcPr>
-                </m:mc>
-                <m:mc>
-                  <m:mcPr>
-                    <m:mcJc m:val="left"/>
-                    <m:count m:val="1"/>
-                  </m:mcPr>
-                </m:mc>
-              </m:mcs>
-            </m:mPr>
-            <m:mr>
-              <m:e>
-                <m:f>
-                  <m:fPr>
-                    <m:type m:val="bar"/>
-                  </m:fPr>
-                  <m:num>
-                    <m:r>
-                      <m:rPr>
-                        <m:sty m:val="p"/>
-                      </m:rPr>
-                      <m:t>∂</m:t>
-                    </m:r>
-                    <m:r>
-                      <m:t>w</m:t>
-                    </m:r>
-                  </m:num>
-                  <m:den>
-                    <m:r>
-                      <m:rPr>
-                        <m:sty m:val="p"/>
-                      </m:rPr>
-                      <m:t>∂</m:t>
-                    </m:r>
-                    <m:r>
-                      <m:t>x</m:t>
-                    </m:r>
-                  </m:den>
-                </m:f>
-              </m:e>
-              <m:e>
-                <m:r>
-                  <m:rPr>
-                    <m:sty m:val="p"/>
-                  </m:rPr>
-                  <m:t>=</m:t>
-                </m:r>
-                <m:f>
-                  <m:fPr>
-                    <m:type m:val="bar"/>
-                  </m:fPr>
-                  <m:num>
-                    <m:r>
-                      <m:rPr>
-                        <m:sty m:val="p"/>
-                      </m:rPr>
-                      <m:t>∂</m:t>
-                    </m:r>
-                    <m:r>
-                      <m:t>f</m:t>
-                    </m:r>
-                  </m:num>
-                  <m:den>
-                    <m:r>
-                      <m:rPr>
-                        <m:sty m:val="p"/>
-                      </m:rPr>
-                      <m:t>∂</m:t>
-                    </m:r>
-                    <m:r>
-                      <m:t>x</m:t>
-                    </m:r>
-                  </m:den>
-                </m:f>
-                <m:f>
-                  <m:fPr>
-                    <m:type m:val="bar"/>
-                  </m:fPr>
-                  <m:num>
-                    <m:r>
-                      <m:rPr>
-                        <m:sty m:val="p"/>
-                      </m:rPr>
-                      <m:t>d</m:t>
-                    </m:r>
-                    <m:r>
-                      <m:t>x</m:t>
-                    </m:r>
-                  </m:num>
-                  <m:den>
-                    <m:r>
-                      <m:rPr>
-                        <m:sty m:val="p"/>
-                      </m:rPr>
-                      <m:t>d</m:t>
-                    </m:r>
-                    <m:r>
-                      <m:t>x</m:t>
-                    </m:r>
-                  </m:den>
-                </m:f>
-                <m:r>
-                  <m:rPr>
-                    <m:sty m:val="p"/>
-                  </m:rPr>
-                  <m:t>+</m:t>
-                </m:r>
-                <m:f>
-                  <m:fPr>
-                    <m:type m:val="bar"/>
-                  </m:fPr>
-                  <m:num>
-                    <m:r>
-                      <m:rPr>
-                        <m:sty m:val="p"/>
-                      </m:rPr>
-                      <m:t>∂</m:t>
-                    </m:r>
-                    <m:r>
-                      <m:t>f</m:t>
-                    </m:r>
-                  </m:num>
-                  <m:den>
-                    <m:r>
-                      <m:rPr>
-                        <m:sty m:val="p"/>
-                      </m:rPr>
-                      <m:t>∂</m:t>
-                    </m:r>
-                    <m:r>
-                      <m:t>z</m:t>
-                    </m:r>
-                  </m:den>
-                </m:f>
-                <m:f>
-                  <m:fPr>
-                    <m:type m:val="bar"/>
-                  </m:fPr>
-                  <m:num>
-                    <m:r>
-                      <m:rPr>
-                        <m:sty m:val="p"/>
-                      </m:rPr>
-                      <m:t>∂</m:t>
-                    </m:r>
-                    <m:r>
-                      <m:t>z</m:t>
-                    </m:r>
-                  </m:num>
-                  <m:den>
-                    <m:r>
-                      <m:rPr>
-                        <m:sty m:val="p"/>
-                      </m:rPr>
-                      <m:t>∂</m:t>
-                    </m:r>
-                    <m:r>
-                      <m:t>x</m:t>
-                    </m:r>
-                  </m:den>
-                </m:f>
-              </m:e>
-            </m:mr>
-            <m:mr>
-              <m:e>
-                <m:r>
-                  <m:t>0</m:t>
-                </m:r>
-              </m:e>
-              <m:e>
-                <m:r>
-                  <m:rPr>
-                    <m:sty m:val="p"/>
-                  </m:rPr>
-                  <m:t>=</m:t>
-                </m:r>
-                <m:f>
-                  <m:fPr>
-                    <m:type m:val="bar"/>
-                  </m:fPr>
-                  <m:num>
-                    <m:r>
-                      <m:rPr>
-                        <m:sty m:val="p"/>
-                      </m:rPr>
-                      <m:t>∂</m:t>
-                    </m:r>
-                    <m:r>
-                      <m:t>f</m:t>
-                    </m:r>
-                  </m:num>
-                  <m:den>
-                    <m:r>
-                      <m:rPr>
-                        <m:sty m:val="p"/>
-                      </m:rPr>
-                      <m:t>∂</m:t>
-                    </m:r>
-                    <m:r>
-                      <m:t>x</m:t>
-                    </m:r>
-                  </m:den>
-                </m:f>
-                <m:r>
-                  <m:rPr>
-                    <m:sty m:val="p"/>
-                  </m:rPr>
-                  <m:t>+</m:t>
-                </m:r>
-                <m:f>
-                  <m:fPr>
-                    <m:type m:val="bar"/>
-                  </m:fPr>
-                  <m:num>
-                    <m:r>
-                      <m:rPr>
-                        <m:sty m:val="p"/>
-                      </m:rPr>
-                      <m:t>∂</m:t>
-                    </m:r>
-                    <m:r>
-                      <m:t>f</m:t>
-                    </m:r>
-                  </m:num>
-                  <m:den>
-                    <m:r>
-                      <m:rPr>
-                        <m:sty m:val="p"/>
-                      </m:rPr>
-                      <m:t>∂</m:t>
-                    </m:r>
-                    <m:r>
-                      <m:t>z</m:t>
-                    </m:r>
-                  </m:den>
-                </m:f>
-                <m:f>
-                  <m:fPr>
-                    <m:type m:val="bar"/>
-                  </m:fPr>
-                  <m:num>
-                    <m:r>
-                      <m:rPr>
-                        <m:sty m:val="p"/>
-                      </m:rPr>
-                      <m:t>∂</m:t>
-                    </m:r>
-                    <m:r>
-                      <m:t>z</m:t>
-                    </m:r>
-                  </m:num>
-                  <m:den>
-                    <m:r>
-                      <m:rPr>
-                        <m:sty m:val="p"/>
-                      </m:rPr>
-                      <m:t>∂</m:t>
-                    </m:r>
-                    <m:r>
-                      <m:t>x</m:t>
-                    </m:r>
-                  </m:den>
-                </m:f>
-              </m:e>
-            </m:mr>
-          </m:m>
+          <m:eqArr>
+            <m:e>
+              <m:f>
+                <m:fPr>
+                  <m:type m:val="bar"/>
+                </m:fPr>
+                <m:num>
+                  <m:r>
+                    <m:rPr>
+                      <m:sty m:val="p"/>
+                    </m:rPr>
+                    <m:t>∂</m:t>
+                  </m:r>
+                  <m:r>
+                    <m:t>w</m:t>
+                  </m:r>
+                </m:num>
+                <m:den>
+                  <m:r>
+                    <m:rPr>
+                      <m:sty m:val="p"/>
+                    </m:rPr>
+                    <m:t>∂</m:t>
+                  </m:r>
+                  <m:r>
+                    <m:t>x</m:t>
+                  </m:r>
+                </m:den>
+              </m:f>
+              <m:r>
+                <m:t>&amp;</m:t>
+              </m:r>
+              <m:r>
+                <m:rPr>
+                  <m:sty m:val="p"/>
+                </m:rPr>
+                <m:t>=</m:t>
+              </m:r>
+              <m:f>
+                <m:fPr>
+                  <m:type m:val="bar"/>
+                </m:fPr>
+                <m:num>
+                  <m:r>
+                    <m:rPr>
+                      <m:sty m:val="p"/>
+                    </m:rPr>
+                    <m:t>∂</m:t>
+                  </m:r>
+                  <m:r>
+                    <m:t>f</m:t>
+                  </m:r>
+                </m:num>
+                <m:den>
+                  <m:r>
+                    <m:rPr>
+                      <m:sty m:val="p"/>
+                    </m:rPr>
+                    <m:t>∂</m:t>
+                  </m:r>
+                  <m:r>
+                    <m:t>x</m:t>
+                  </m:r>
+                </m:den>
+              </m:f>
+              <m:f>
+                <m:fPr>
+                  <m:type m:val="bar"/>
+                </m:fPr>
+                <m:num>
+                  <m:r>
+                    <m:rPr>
+                      <m:sty m:val="p"/>
+                    </m:rPr>
+                    <m:t>d</m:t>
+                  </m:r>
+                  <m:r>
+                    <m:t>x</m:t>
+                  </m:r>
+                </m:num>
+                <m:den>
+                  <m:r>
+                    <m:rPr>
+                      <m:sty m:val="p"/>
+                    </m:rPr>
+                    <m:t>d</m:t>
+                  </m:r>
+                  <m:r>
+                    <m:t>x</m:t>
+                  </m:r>
+                </m:den>
+              </m:f>
+              <m:r>
+                <m:rPr>
+                  <m:sty m:val="p"/>
+                </m:rPr>
+                <m:t>+</m:t>
+              </m:r>
+              <m:f>
+                <m:fPr>
+                  <m:type m:val="bar"/>
+                </m:fPr>
+                <m:num>
+                  <m:r>
+                    <m:rPr>
+                      <m:sty m:val="p"/>
+                    </m:rPr>
+                    <m:t>∂</m:t>
+                  </m:r>
+                  <m:r>
+                    <m:t>f</m:t>
+                  </m:r>
+                </m:num>
+                <m:den>
+                  <m:r>
+                    <m:rPr>
+                      <m:sty m:val="p"/>
+                    </m:rPr>
+                    <m:t>∂</m:t>
+                  </m:r>
+                  <m:r>
+                    <m:t>z</m:t>
+                  </m:r>
+                </m:den>
+              </m:f>
+              <m:f>
+                <m:fPr>
+                  <m:type m:val="bar"/>
+                </m:fPr>
+                <m:num>
+                  <m:r>
+                    <m:rPr>
+                      <m:sty m:val="p"/>
+                    </m:rPr>
+                    <m:t>∂</m:t>
+                  </m:r>
+                  <m:r>
+                    <m:t>z</m:t>
+                  </m:r>
+                </m:num>
+                <m:den>
+                  <m:r>
+                    <m:rPr>
+                      <m:sty m:val="p"/>
+                    </m:rPr>
+                    <m:t>∂</m:t>
+                  </m:r>
+                  <m:r>
+                    <m:t>x</m:t>
+                  </m:r>
+                </m:den>
+              </m:f>
+            </m:e>
+            <m:e>
+              <m:r>
+                <m:t>0</m:t>
+              </m:r>
+              <m:r>
+                <m:t>&amp;</m:t>
+              </m:r>
+              <m:r>
+                <m:rPr>
+                  <m:sty m:val="p"/>
+                </m:rPr>
+                <m:t>=</m:t>
+              </m:r>
+              <m:f>
+                <m:fPr>
+                  <m:type m:val="bar"/>
+                </m:fPr>
+                <m:num>
+                  <m:r>
+                    <m:rPr>
+                      <m:sty m:val="p"/>
+                    </m:rPr>
+                    <m:t>∂</m:t>
+                  </m:r>
+                  <m:r>
+                    <m:t>f</m:t>
+                  </m:r>
+                </m:num>
+                <m:den>
+                  <m:r>
+                    <m:rPr>
+                      <m:sty m:val="p"/>
+                    </m:rPr>
+                    <m:t>∂</m:t>
+                  </m:r>
+                  <m:r>
+                    <m:t>x</m:t>
+                  </m:r>
+                </m:den>
+              </m:f>
+              <m:r>
+                <m:rPr>
+                  <m:sty m:val="p"/>
+                </m:rPr>
+                <m:t>+</m:t>
+              </m:r>
+              <m:f>
+                <m:fPr>
+                  <m:type m:val="bar"/>
+                </m:fPr>
+                <m:num>
+                  <m:r>
+                    <m:rPr>
+                      <m:sty m:val="p"/>
+                    </m:rPr>
+                    <m:t>∂</m:t>
+                  </m:r>
+                  <m:r>
+                    <m:t>f</m:t>
+                  </m:r>
+                </m:num>
+                <m:den>
+                  <m:r>
+                    <m:rPr>
+                      <m:sty m:val="p"/>
+                    </m:rPr>
+                    <m:t>∂</m:t>
+                  </m:r>
+                  <m:r>
+                    <m:t>z</m:t>
+                  </m:r>
+                </m:den>
+              </m:f>
+              <m:f>
+                <m:fPr>
+                  <m:type m:val="bar"/>
+                </m:fPr>
+                <m:num>
+                  <m:r>
+                    <m:rPr>
+                      <m:sty m:val="p"/>
+                    </m:rPr>
+                    <m:t>∂</m:t>
+                  </m:r>
+                  <m:r>
+                    <m:t>z</m:t>
+                  </m:r>
+                </m:num>
+                <m:den>
+                  <m:r>
+                    <m:rPr>
+                      <m:sty m:val="p"/>
+                    </m:rPr>
+                    <m:t>∂</m:t>
+                  </m:r>
+                  <m:r>
+                    <m:t>x</m:t>
+                  </m:r>
+                </m:den>
+              </m:f>
+            </m:e>
+          </m:eqArr>
         </m:oMath>
       </m:oMathPara>
     </w:p>
@@ -8082,227 +8016,207 @@
           <m:jc m:val="center"/>
         </m:oMathParaPr>
         <m:oMath>
-          <m:m>
-            <m:mPr>
-              <m:baseJc m:val="center"/>
-              <m:plcHide m:val="on"/>
-              <m:mcs>
-                <m:mc>
-                  <m:mcPr>
-                    <m:mcJc m:val="right"/>
-                    <m:count m:val="1"/>
-                  </m:mcPr>
-                </m:mc>
-                <m:mc>
-                  <m:mcPr>
-                    <m:mcJc m:val="left"/>
-                    <m:count m:val="1"/>
-                  </m:mcPr>
-                </m:mc>
-              </m:mcs>
-            </m:mPr>
-            <m:mr>
-              <m:e>
-                <m:f>
-                  <m:fPr>
-                    <m:type m:val="bar"/>
-                  </m:fPr>
-                  <m:num>
-                    <m:r>
-                      <m:rPr>
-                        <m:sty m:val="p"/>
-                      </m:rPr>
-                      <m:t>∂</m:t>
-                    </m:r>
-                    <m:r>
-                      <m:t>f</m:t>
-                    </m:r>
-                  </m:num>
-                  <m:den>
-                    <m:r>
-                      <m:rPr>
-                        <m:sty m:val="p"/>
-                      </m:rPr>
-                      <m:t>∂</m:t>
-                    </m:r>
-                    <m:r>
-                      <m:t>z</m:t>
-                    </m:r>
-                  </m:den>
-                </m:f>
-                <m:f>
-                  <m:fPr>
-                    <m:type m:val="bar"/>
-                  </m:fPr>
-                  <m:num>
-                    <m:r>
-                      <m:rPr>
-                        <m:sty m:val="p"/>
-                      </m:rPr>
-                      <m:t>∂</m:t>
-                    </m:r>
-                    <m:r>
-                      <m:t>z</m:t>
-                    </m:r>
-                  </m:num>
-                  <m:den>
-                    <m:r>
-                      <m:rPr>
-                        <m:sty m:val="p"/>
-                      </m:rPr>
-                      <m:t>∂</m:t>
-                    </m:r>
-                    <m:r>
-                      <m:t>x</m:t>
-                    </m:r>
-                  </m:den>
-                </m:f>
-              </m:e>
-              <m:e>
-                <m:r>
-                  <m:rPr>
-                    <m:sty m:val="p"/>
-                  </m:rPr>
-                  <m:t>=</m:t>
-                </m:r>
-                <m:r>
-                  <m:rPr>
-                    <m:sty m:val="p"/>
-                  </m:rPr>
-                  <m:t>−</m:t>
-                </m:r>
-                <m:f>
-                  <m:fPr>
-                    <m:type m:val="bar"/>
-                  </m:fPr>
-                  <m:num>
-                    <m:r>
-                      <m:rPr>
-                        <m:sty m:val="p"/>
-                      </m:rPr>
-                      <m:t>∂</m:t>
-                    </m:r>
-                    <m:r>
-                      <m:t>f</m:t>
-                    </m:r>
-                  </m:num>
-                  <m:den>
-                    <m:r>
-                      <m:rPr>
-                        <m:sty m:val="p"/>
-                      </m:rPr>
-                      <m:t>∂</m:t>
-                    </m:r>
-                    <m:r>
-                      <m:t>x</m:t>
-                    </m:r>
-                  </m:den>
-                </m:f>
-              </m:e>
-            </m:mr>
-            <m:mr>
-              <m:e>
-                <m:f>
-                  <m:fPr>
-                    <m:type m:val="bar"/>
-                  </m:fPr>
-                  <m:num>
-                    <m:r>
-                      <m:rPr>
-                        <m:sty m:val="p"/>
-                      </m:rPr>
-                      <m:t>∂</m:t>
-                    </m:r>
-                    <m:r>
-                      <m:t>z</m:t>
-                    </m:r>
-                  </m:num>
-                  <m:den>
-                    <m:r>
-                      <m:rPr>
-                        <m:sty m:val="p"/>
-                      </m:rPr>
-                      <m:t>∂</m:t>
-                    </m:r>
-                    <m:r>
-                      <m:t>x</m:t>
-                    </m:r>
-                  </m:den>
-                </m:f>
-              </m:e>
-              <m:e>
-                <m:r>
-                  <m:rPr>
-                    <m:sty m:val="p"/>
-                  </m:rPr>
-                  <m:t>=</m:t>
-                </m:r>
-                <m:r>
-                  <m:rPr>
-                    <m:sty m:val="p"/>
-                  </m:rPr>
-                  <m:t>−</m:t>
-                </m:r>
-                <m:f>
-                  <m:fPr>
-                    <m:type m:val="bar"/>
-                  </m:fPr>
-                  <m:num>
-                    <m:r>
-                      <m:rPr>
-                        <m:sty m:val="p"/>
-                      </m:rPr>
-                      <m:t>∂</m:t>
-                    </m:r>
-                    <m:r>
-                      <m:t>f</m:t>
-                    </m:r>
-                    <m:r>
-                      <m:rPr>
-                        <m:sty m:val="p"/>
-                      </m:rPr>
-                      <m:t>/</m:t>
-                    </m:r>
-                    <m:r>
-                      <m:rPr>
-                        <m:sty m:val="p"/>
-                      </m:rPr>
-                      <m:t>∂</m:t>
-                    </m:r>
-                    <m:r>
-                      <m:t>x</m:t>
-                    </m:r>
-                  </m:num>
-                  <m:den>
-                    <m:r>
-                      <m:rPr>
-                        <m:sty m:val="p"/>
-                      </m:rPr>
-                      <m:t>∂</m:t>
-                    </m:r>
-                    <m:r>
-                      <m:t>f</m:t>
-                    </m:r>
-                    <m:r>
-                      <m:rPr>
-                        <m:sty m:val="p"/>
-                      </m:rPr>
-                      <m:t>/</m:t>
-                    </m:r>
-                    <m:r>
-                      <m:rPr>
-                        <m:sty m:val="p"/>
-                      </m:rPr>
-                      <m:t>∂</m:t>
-                    </m:r>
-                    <m:r>
-                      <m:t>z</m:t>
-                    </m:r>
-                  </m:den>
-                </m:f>
-              </m:e>
-            </m:mr>
-          </m:m>
+          <m:eqArr>
+            <m:e>
+              <m:f>
+                <m:fPr>
+                  <m:type m:val="bar"/>
+                </m:fPr>
+                <m:num>
+                  <m:r>
+                    <m:rPr>
+                      <m:sty m:val="p"/>
+                    </m:rPr>
+                    <m:t>∂</m:t>
+                  </m:r>
+                  <m:r>
+                    <m:t>f</m:t>
+                  </m:r>
+                </m:num>
+                <m:den>
+                  <m:r>
+                    <m:rPr>
+                      <m:sty m:val="p"/>
+                    </m:rPr>
+                    <m:t>∂</m:t>
+                  </m:r>
+                  <m:r>
+                    <m:t>z</m:t>
+                  </m:r>
+                </m:den>
+              </m:f>
+              <m:f>
+                <m:fPr>
+                  <m:type m:val="bar"/>
+                </m:fPr>
+                <m:num>
+                  <m:r>
+                    <m:rPr>
+                      <m:sty m:val="p"/>
+                    </m:rPr>
+                    <m:t>∂</m:t>
+                  </m:r>
+                  <m:r>
+                    <m:t>z</m:t>
+                  </m:r>
+                </m:num>
+                <m:den>
+                  <m:r>
+                    <m:rPr>
+                      <m:sty m:val="p"/>
+                    </m:rPr>
+                    <m:t>∂</m:t>
+                  </m:r>
+                  <m:r>
+                    <m:t>x</m:t>
+                  </m:r>
+                </m:den>
+              </m:f>
+              <m:r>
+                <m:t>&amp;</m:t>
+              </m:r>
+              <m:r>
+                <m:rPr>
+                  <m:sty m:val="p"/>
+                </m:rPr>
+                <m:t>=</m:t>
+              </m:r>
+              <m:r>
+                <m:rPr>
+                  <m:sty m:val="p"/>
+                </m:rPr>
+                <m:t>−</m:t>
+              </m:r>
+              <m:f>
+                <m:fPr>
+                  <m:type m:val="bar"/>
+                </m:fPr>
+                <m:num>
+                  <m:r>
+                    <m:rPr>
+                      <m:sty m:val="p"/>
+                    </m:rPr>
+                    <m:t>∂</m:t>
+                  </m:r>
+                  <m:r>
+                    <m:t>f</m:t>
+                  </m:r>
+                </m:num>
+                <m:den>
+                  <m:r>
+                    <m:rPr>
+                      <m:sty m:val="p"/>
+                    </m:rPr>
+                    <m:t>∂</m:t>
+                  </m:r>
+                  <m:r>
+                    <m:t>x</m:t>
+                  </m:r>
+                </m:den>
+              </m:f>
+            </m:e>
+            <m:e>
+              <m:f>
+                <m:fPr>
+                  <m:type m:val="bar"/>
+                </m:fPr>
+                <m:num>
+                  <m:r>
+                    <m:rPr>
+                      <m:sty m:val="p"/>
+                    </m:rPr>
+                    <m:t>∂</m:t>
+                  </m:r>
+                  <m:r>
+                    <m:t>z</m:t>
+                  </m:r>
+                </m:num>
+                <m:den>
+                  <m:r>
+                    <m:rPr>
+                      <m:sty m:val="p"/>
+                    </m:rPr>
+                    <m:t>∂</m:t>
+                  </m:r>
+                  <m:r>
+                    <m:t>x</m:t>
+                  </m:r>
+                </m:den>
+              </m:f>
+              <m:r>
+                <m:t>&amp;</m:t>
+              </m:r>
+              <m:r>
+                <m:rPr>
+                  <m:sty m:val="p"/>
+                </m:rPr>
+                <m:t>=</m:t>
+              </m:r>
+              <m:r>
+                <m:rPr>
+                  <m:sty m:val="p"/>
+                </m:rPr>
+                <m:t>−</m:t>
+              </m:r>
+              <m:f>
+                <m:fPr>
+                  <m:type m:val="bar"/>
+                </m:fPr>
+                <m:num>
+                  <m:r>
+                    <m:rPr>
+                      <m:sty m:val="p"/>
+                    </m:rPr>
+                    <m:t>∂</m:t>
+                  </m:r>
+                  <m:r>
+                    <m:t>f</m:t>
+                  </m:r>
+                  <m:r>
+                    <m:rPr>
+                      <m:sty m:val="p"/>
+                    </m:rPr>
+                    <m:t>/</m:t>
+                  </m:r>
+                  <m:r>
+                    <m:rPr>
+                      <m:sty m:val="p"/>
+                    </m:rPr>
+                    <m:t>∂</m:t>
+                  </m:r>
+                  <m:r>
+                    <m:t>x</m:t>
+                  </m:r>
+                </m:num>
+                <m:den>
+                  <m:r>
+                    <m:rPr>
+                      <m:sty m:val="p"/>
+                    </m:rPr>
+                    <m:t>∂</m:t>
+                  </m:r>
+                  <m:r>
+                    <m:t>f</m:t>
+                  </m:r>
+                  <m:r>
+                    <m:rPr>
+                      <m:sty m:val="p"/>
+                    </m:rPr>
+                    <m:t>/</m:t>
+                  </m:r>
+                  <m:r>
+                    <m:rPr>
+                      <m:sty m:val="p"/>
+                    </m:rPr>
+                    <m:t>∂</m:t>
+                  </m:r>
+                  <m:r>
+                    <m:t>z</m:t>
+                  </m:r>
+                </m:den>
+              </m:f>
+            </m:e>
+          </m:eqArr>
         </m:oMath>
       </m:oMathPara>
     </w:p>
@@ -8348,281 +8262,261 @@
           <m:jc m:val="center"/>
         </m:oMathParaPr>
         <m:oMath>
-          <m:m>
-            <m:mPr>
-              <m:baseJc m:val="center"/>
-              <m:plcHide m:val="on"/>
-              <m:mcs>
-                <m:mc>
-                  <m:mcPr>
-                    <m:mcJc m:val="right"/>
-                    <m:count m:val="1"/>
-                  </m:mcPr>
-                </m:mc>
-                <m:mc>
-                  <m:mcPr>
-                    <m:mcJc m:val="left"/>
-                    <m:count m:val="1"/>
-                  </m:mcPr>
-                </m:mc>
-              </m:mcs>
-            </m:mPr>
-            <m:mr>
-              <m:e>
-                <m:f>
-                  <m:fPr>
-                    <m:type m:val="bar"/>
-                  </m:fPr>
-                  <m:num>
-                    <m:r>
-                      <m:rPr>
-                        <m:sty m:val="p"/>
-                      </m:rPr>
-                      <m:t>∂</m:t>
-                    </m:r>
-                    <m:r>
-                      <m:t>w</m:t>
-                    </m:r>
-                  </m:num>
-                  <m:den>
-                    <m:r>
-                      <m:rPr>
-                        <m:sty m:val="p"/>
-                      </m:rPr>
-                      <m:t>∂</m:t>
-                    </m:r>
-                    <m:r>
-                      <m:t>y</m:t>
-                    </m:r>
-                  </m:den>
-                </m:f>
-              </m:e>
-              <m:e>
-                <m:r>
-                  <m:rPr>
-                    <m:sty m:val="p"/>
-                  </m:rPr>
-                  <m:t>=</m:t>
-                </m:r>
-                <m:f>
-                  <m:fPr>
-                    <m:type m:val="bar"/>
-                  </m:fPr>
-                  <m:num>
-                    <m:r>
-                      <m:rPr>
-                        <m:sty m:val="p"/>
-                      </m:rPr>
-                      <m:t>∂</m:t>
-                    </m:r>
-                    <m:r>
-                      <m:t>f</m:t>
-                    </m:r>
-                  </m:num>
-                  <m:den>
-                    <m:r>
-                      <m:rPr>
-                        <m:sty m:val="p"/>
-                      </m:rPr>
-                      <m:t>∂</m:t>
-                    </m:r>
-                    <m:r>
-                      <m:t>y</m:t>
-                    </m:r>
-                  </m:den>
-                </m:f>
-                <m:f>
-                  <m:fPr>
-                    <m:type m:val="bar"/>
-                  </m:fPr>
-                  <m:num>
-                    <m:r>
-                      <m:rPr>
-                        <m:sty m:val="p"/>
-                      </m:rPr>
-                      <m:t>d</m:t>
-                    </m:r>
-                    <m:r>
-                      <m:t>y</m:t>
-                    </m:r>
-                  </m:num>
-                  <m:den>
-                    <m:r>
-                      <m:rPr>
-                        <m:sty m:val="p"/>
-                      </m:rPr>
-                      <m:t>d</m:t>
-                    </m:r>
-                    <m:r>
-                      <m:t>y</m:t>
-                    </m:r>
-                  </m:den>
-                </m:f>
-                <m:r>
-                  <m:rPr>
-                    <m:sty m:val="p"/>
-                  </m:rPr>
-                  <m:t>+</m:t>
-                </m:r>
-                <m:f>
-                  <m:fPr>
-                    <m:type m:val="bar"/>
-                  </m:fPr>
-                  <m:num>
-                    <m:r>
-                      <m:rPr>
-                        <m:sty m:val="p"/>
-                      </m:rPr>
-                      <m:t>∂</m:t>
-                    </m:r>
-                    <m:r>
-                      <m:t>f</m:t>
-                    </m:r>
-                  </m:num>
-                  <m:den>
-                    <m:r>
-                      <m:rPr>
-                        <m:sty m:val="p"/>
-                      </m:rPr>
-                      <m:t>∂</m:t>
-                    </m:r>
-                    <m:r>
-                      <m:t>z</m:t>
-                    </m:r>
-                  </m:den>
-                </m:f>
-                <m:f>
-                  <m:fPr>
-                    <m:type m:val="bar"/>
-                  </m:fPr>
-                  <m:num>
-                    <m:r>
-                      <m:rPr>
-                        <m:sty m:val="p"/>
-                      </m:rPr>
-                      <m:t>∂</m:t>
-                    </m:r>
-                    <m:r>
-                      <m:t>z</m:t>
-                    </m:r>
-                  </m:num>
-                  <m:den>
-                    <m:r>
-                      <m:rPr>
-                        <m:sty m:val="p"/>
-                      </m:rPr>
-                      <m:t>∂</m:t>
-                    </m:r>
-                    <m:r>
-                      <m:t>y</m:t>
-                    </m:r>
-                  </m:den>
-                </m:f>
-              </m:e>
-            </m:mr>
-            <m:mr>
-              <m:e>
-                <m:r>
-                  <m:t>0</m:t>
-                </m:r>
-              </m:e>
-              <m:e>
-                <m:r>
-                  <m:rPr>
-                    <m:sty m:val="p"/>
-                  </m:rPr>
-                  <m:t>=</m:t>
-                </m:r>
-                <m:f>
-                  <m:fPr>
-                    <m:type m:val="bar"/>
-                  </m:fPr>
-                  <m:num>
-                    <m:r>
-                      <m:rPr>
-                        <m:sty m:val="p"/>
-                      </m:rPr>
-                      <m:t>∂</m:t>
-                    </m:r>
-                    <m:r>
-                      <m:t>f</m:t>
-                    </m:r>
-                  </m:num>
-                  <m:den>
-                    <m:r>
-                      <m:rPr>
-                        <m:sty m:val="p"/>
-                      </m:rPr>
-                      <m:t>∂</m:t>
-                    </m:r>
-                    <m:r>
-                      <m:t>y</m:t>
-                    </m:r>
-                  </m:den>
-                </m:f>
-                <m:r>
-                  <m:rPr>
-                    <m:sty m:val="p"/>
-                  </m:rPr>
-                  <m:t>+</m:t>
-                </m:r>
-                <m:f>
-                  <m:fPr>
-                    <m:type m:val="bar"/>
-                  </m:fPr>
-                  <m:num>
-                    <m:r>
-                      <m:rPr>
-                        <m:sty m:val="p"/>
-                      </m:rPr>
-                      <m:t>∂</m:t>
-                    </m:r>
-                    <m:r>
-                      <m:t>f</m:t>
-                    </m:r>
-                  </m:num>
-                  <m:den>
-                    <m:r>
-                      <m:rPr>
-                        <m:sty m:val="p"/>
-                      </m:rPr>
-                      <m:t>∂</m:t>
-                    </m:r>
-                    <m:r>
-                      <m:t>z</m:t>
-                    </m:r>
-                  </m:den>
-                </m:f>
-                <m:f>
-                  <m:fPr>
-                    <m:type m:val="bar"/>
-                  </m:fPr>
-                  <m:num>
-                    <m:r>
-                      <m:rPr>
-                        <m:sty m:val="p"/>
-                      </m:rPr>
-                      <m:t>∂</m:t>
-                    </m:r>
-                    <m:r>
-                      <m:t>z</m:t>
-                    </m:r>
-                  </m:num>
-                  <m:den>
-                    <m:r>
-                      <m:rPr>
-                        <m:sty m:val="p"/>
-                      </m:rPr>
-                      <m:t>∂</m:t>
-                    </m:r>
-                    <m:r>
-                      <m:t>y</m:t>
-                    </m:r>
-                  </m:den>
-                </m:f>
-              </m:e>
-            </m:mr>
-          </m:m>
+          <m:eqArr>
+            <m:e>
+              <m:f>
+                <m:fPr>
+                  <m:type m:val="bar"/>
+                </m:fPr>
+                <m:num>
+                  <m:r>
+                    <m:rPr>
+                      <m:sty m:val="p"/>
+                    </m:rPr>
+                    <m:t>∂</m:t>
+                  </m:r>
+                  <m:r>
+                    <m:t>w</m:t>
+                  </m:r>
+                </m:num>
+                <m:den>
+                  <m:r>
+                    <m:rPr>
+                      <m:sty m:val="p"/>
+                    </m:rPr>
+                    <m:t>∂</m:t>
+                  </m:r>
+                  <m:r>
+                    <m:t>y</m:t>
+                  </m:r>
+                </m:den>
+              </m:f>
+              <m:r>
+                <m:t>&amp;</m:t>
+              </m:r>
+              <m:r>
+                <m:rPr>
+                  <m:sty m:val="p"/>
+                </m:rPr>
+                <m:t>=</m:t>
+              </m:r>
+              <m:f>
+                <m:fPr>
+                  <m:type m:val="bar"/>
+                </m:fPr>
+                <m:num>
+                  <m:r>
+                    <m:rPr>
+                      <m:sty m:val="p"/>
+                    </m:rPr>
+                    <m:t>∂</m:t>
+                  </m:r>
+                  <m:r>
+                    <m:t>f</m:t>
+                  </m:r>
+                </m:num>
+                <m:den>
+                  <m:r>
+                    <m:rPr>
+                      <m:sty m:val="p"/>
+                    </m:rPr>
+                    <m:t>∂</m:t>
+                  </m:r>
+                  <m:r>
+                    <m:t>y</m:t>
+                  </m:r>
+                </m:den>
+              </m:f>
+              <m:f>
+                <m:fPr>
+                  <m:type m:val="bar"/>
+                </m:fPr>
+                <m:num>
+                  <m:r>
+                    <m:rPr>
+                      <m:sty m:val="p"/>
+                    </m:rPr>
+                    <m:t>d</m:t>
+                  </m:r>
+                  <m:r>
+                    <m:t>y</m:t>
+                  </m:r>
+                </m:num>
+                <m:den>
+                  <m:r>
+                    <m:rPr>
+                      <m:sty m:val="p"/>
+                    </m:rPr>
+                    <m:t>d</m:t>
+                  </m:r>
+                  <m:r>
+                    <m:t>y</m:t>
+                  </m:r>
+                </m:den>
+              </m:f>
+              <m:r>
+                <m:rPr>
+                  <m:sty m:val="p"/>
+                </m:rPr>
+                <m:t>+</m:t>
+              </m:r>
+              <m:f>
+                <m:fPr>
+                  <m:type m:val="bar"/>
+                </m:fPr>
+                <m:num>
+                  <m:r>
+                    <m:rPr>
+                      <m:sty m:val="p"/>
+                    </m:rPr>
+                    <m:t>∂</m:t>
+                  </m:r>
+                  <m:r>
+                    <m:t>f</m:t>
+                  </m:r>
+                </m:num>
+                <m:den>
+                  <m:r>
+                    <m:rPr>
+                      <m:sty m:val="p"/>
+                    </m:rPr>
+                    <m:t>∂</m:t>
+                  </m:r>
+                  <m:r>
+                    <m:t>z</m:t>
+                  </m:r>
+                </m:den>
+              </m:f>
+              <m:f>
+                <m:fPr>
+                  <m:type m:val="bar"/>
+                </m:fPr>
+                <m:num>
+                  <m:r>
+                    <m:rPr>
+                      <m:sty m:val="p"/>
+                    </m:rPr>
+                    <m:t>∂</m:t>
+                  </m:r>
+                  <m:r>
+                    <m:t>z</m:t>
+                  </m:r>
+                </m:num>
+                <m:den>
+                  <m:r>
+                    <m:rPr>
+                      <m:sty m:val="p"/>
+                    </m:rPr>
+                    <m:t>∂</m:t>
+                  </m:r>
+                  <m:r>
+                    <m:t>y</m:t>
+                  </m:r>
+                </m:den>
+              </m:f>
+            </m:e>
+            <m:e>
+              <m:r>
+                <m:t>0</m:t>
+              </m:r>
+              <m:r>
+                <m:t>&amp;</m:t>
+              </m:r>
+              <m:r>
+                <m:rPr>
+                  <m:sty m:val="p"/>
+                </m:rPr>
+                <m:t>=</m:t>
+              </m:r>
+              <m:f>
+                <m:fPr>
+                  <m:type m:val="bar"/>
+                </m:fPr>
+                <m:num>
+                  <m:r>
+                    <m:rPr>
+                      <m:sty m:val="p"/>
+                    </m:rPr>
+                    <m:t>∂</m:t>
+                  </m:r>
+                  <m:r>
+                    <m:t>f</m:t>
+                  </m:r>
+                </m:num>
+                <m:den>
+                  <m:r>
+                    <m:rPr>
+                      <m:sty m:val="p"/>
+                    </m:rPr>
+                    <m:t>∂</m:t>
+                  </m:r>
+                  <m:r>
+                    <m:t>y</m:t>
+                  </m:r>
+                </m:den>
+              </m:f>
+              <m:r>
+                <m:rPr>
+                  <m:sty m:val="p"/>
+                </m:rPr>
+                <m:t>+</m:t>
+              </m:r>
+              <m:f>
+                <m:fPr>
+                  <m:type m:val="bar"/>
+                </m:fPr>
+                <m:num>
+                  <m:r>
+                    <m:rPr>
+                      <m:sty m:val="p"/>
+                    </m:rPr>
+                    <m:t>∂</m:t>
+                  </m:r>
+                  <m:r>
+                    <m:t>f</m:t>
+                  </m:r>
+                </m:num>
+                <m:den>
+                  <m:r>
+                    <m:rPr>
+                      <m:sty m:val="p"/>
+                    </m:rPr>
+                    <m:t>∂</m:t>
+                  </m:r>
+                  <m:r>
+                    <m:t>z</m:t>
+                  </m:r>
+                </m:den>
+              </m:f>
+              <m:f>
+                <m:fPr>
+                  <m:type m:val="bar"/>
+                </m:fPr>
+                <m:num>
+                  <m:r>
+                    <m:rPr>
+                      <m:sty m:val="p"/>
+                    </m:rPr>
+                    <m:t>∂</m:t>
+                  </m:r>
+                  <m:r>
+                    <m:t>z</m:t>
+                  </m:r>
+                </m:num>
+                <m:den>
+                  <m:r>
+                    <m:rPr>
+                      <m:sty m:val="p"/>
+                    </m:rPr>
+                    <m:t>∂</m:t>
+                  </m:r>
+                  <m:r>
+                    <m:t>y</m:t>
+                  </m:r>
+                </m:den>
+              </m:f>
+            </m:e>
+          </m:eqArr>
         </m:oMath>
       </m:oMathPara>
     </w:p>
@@ -8678,227 +8572,207 @@
           <m:jc m:val="center"/>
         </m:oMathParaPr>
         <m:oMath>
-          <m:m>
-            <m:mPr>
-              <m:baseJc m:val="center"/>
-              <m:plcHide m:val="on"/>
-              <m:mcs>
-                <m:mc>
-                  <m:mcPr>
-                    <m:mcJc m:val="right"/>
-                    <m:count m:val="1"/>
-                  </m:mcPr>
-                </m:mc>
-                <m:mc>
-                  <m:mcPr>
-                    <m:mcJc m:val="left"/>
-                    <m:count m:val="1"/>
-                  </m:mcPr>
-                </m:mc>
-              </m:mcs>
-            </m:mPr>
-            <m:mr>
-              <m:e>
-                <m:f>
-                  <m:fPr>
-                    <m:type m:val="bar"/>
-                  </m:fPr>
-                  <m:num>
-                    <m:r>
-                      <m:rPr>
-                        <m:sty m:val="p"/>
-                      </m:rPr>
-                      <m:t>∂</m:t>
-                    </m:r>
-                    <m:r>
-                      <m:t>f</m:t>
-                    </m:r>
-                  </m:num>
-                  <m:den>
-                    <m:r>
-                      <m:rPr>
-                        <m:sty m:val="p"/>
-                      </m:rPr>
-                      <m:t>∂</m:t>
-                    </m:r>
-                    <m:r>
-                      <m:t>z</m:t>
-                    </m:r>
-                  </m:den>
-                </m:f>
-                <m:f>
-                  <m:fPr>
-                    <m:type m:val="bar"/>
-                  </m:fPr>
-                  <m:num>
-                    <m:r>
-                      <m:rPr>
-                        <m:sty m:val="p"/>
-                      </m:rPr>
-                      <m:t>∂</m:t>
-                    </m:r>
-                    <m:r>
-                      <m:t>z</m:t>
-                    </m:r>
-                  </m:num>
-                  <m:den>
-                    <m:r>
-                      <m:rPr>
-                        <m:sty m:val="p"/>
-                      </m:rPr>
-                      <m:t>∂</m:t>
-                    </m:r>
-                    <m:r>
-                      <m:t>y</m:t>
-                    </m:r>
-                  </m:den>
-                </m:f>
-              </m:e>
-              <m:e>
-                <m:r>
-                  <m:rPr>
-                    <m:sty m:val="p"/>
-                  </m:rPr>
-                  <m:t>=</m:t>
-                </m:r>
-                <m:r>
-                  <m:rPr>
-                    <m:sty m:val="p"/>
-                  </m:rPr>
-                  <m:t>−</m:t>
-                </m:r>
-                <m:f>
-                  <m:fPr>
-                    <m:type m:val="bar"/>
-                  </m:fPr>
-                  <m:num>
-                    <m:r>
-                      <m:rPr>
-                        <m:sty m:val="p"/>
-                      </m:rPr>
-                      <m:t>∂</m:t>
-                    </m:r>
-                    <m:r>
-                      <m:t>f</m:t>
-                    </m:r>
-                  </m:num>
-                  <m:den>
-                    <m:r>
-                      <m:rPr>
-                        <m:sty m:val="p"/>
-                      </m:rPr>
-                      <m:t>∂</m:t>
-                    </m:r>
-                    <m:r>
-                      <m:t>y</m:t>
-                    </m:r>
-                  </m:den>
-                </m:f>
-              </m:e>
-            </m:mr>
-            <m:mr>
-              <m:e>
-                <m:f>
-                  <m:fPr>
-                    <m:type m:val="bar"/>
-                  </m:fPr>
-                  <m:num>
-                    <m:r>
-                      <m:rPr>
-                        <m:sty m:val="p"/>
-                      </m:rPr>
-                      <m:t>∂</m:t>
-                    </m:r>
-                    <m:r>
-                      <m:t>z</m:t>
-                    </m:r>
-                  </m:num>
-                  <m:den>
-                    <m:r>
-                      <m:rPr>
-                        <m:sty m:val="p"/>
-                      </m:rPr>
-                      <m:t>∂</m:t>
-                    </m:r>
-                    <m:r>
-                      <m:t>y</m:t>
-                    </m:r>
-                  </m:den>
-                </m:f>
-              </m:e>
-              <m:e>
-                <m:r>
-                  <m:rPr>
-                    <m:sty m:val="p"/>
-                  </m:rPr>
-                  <m:t>=</m:t>
-                </m:r>
-                <m:r>
-                  <m:rPr>
-                    <m:sty m:val="p"/>
-                  </m:rPr>
-                  <m:t>−</m:t>
-                </m:r>
-                <m:f>
-                  <m:fPr>
-                    <m:type m:val="bar"/>
-                  </m:fPr>
-                  <m:num>
-                    <m:r>
-                      <m:rPr>
-                        <m:sty m:val="p"/>
-                      </m:rPr>
-                      <m:t>∂</m:t>
-                    </m:r>
-                    <m:r>
-                      <m:t>f</m:t>
-                    </m:r>
-                    <m:r>
-                      <m:rPr>
-                        <m:sty m:val="p"/>
-                      </m:rPr>
-                      <m:t>/</m:t>
-                    </m:r>
-                    <m:r>
-                      <m:rPr>
-                        <m:sty m:val="p"/>
-                      </m:rPr>
-                      <m:t>∂</m:t>
-                    </m:r>
-                    <m:r>
-                      <m:t>y</m:t>
-                    </m:r>
-                  </m:num>
-                  <m:den>
-                    <m:r>
-                      <m:rPr>
-                        <m:sty m:val="p"/>
-                      </m:rPr>
-                      <m:t>∂</m:t>
-                    </m:r>
-                    <m:r>
-                      <m:t>f</m:t>
-                    </m:r>
-                    <m:r>
-                      <m:rPr>
-                        <m:sty m:val="p"/>
-                      </m:rPr>
-                      <m:t>/</m:t>
-                    </m:r>
-                    <m:r>
-                      <m:rPr>
-                        <m:sty m:val="p"/>
-                      </m:rPr>
-                      <m:t>∂</m:t>
-                    </m:r>
-                    <m:r>
-                      <m:t>z</m:t>
-                    </m:r>
-                  </m:den>
-                </m:f>
-              </m:e>
-            </m:mr>
-          </m:m>
+          <m:eqArr>
+            <m:e>
+              <m:f>
+                <m:fPr>
+                  <m:type m:val="bar"/>
+                </m:fPr>
+                <m:num>
+                  <m:r>
+                    <m:rPr>
+                      <m:sty m:val="p"/>
+                    </m:rPr>
+                    <m:t>∂</m:t>
+                  </m:r>
+                  <m:r>
+                    <m:t>f</m:t>
+                  </m:r>
+                </m:num>
+                <m:den>
+                  <m:r>
+                    <m:rPr>
+                      <m:sty m:val="p"/>
+                    </m:rPr>
+                    <m:t>∂</m:t>
+                  </m:r>
+                  <m:r>
+                    <m:t>z</m:t>
+                  </m:r>
+                </m:den>
+              </m:f>
+              <m:f>
+                <m:fPr>
+                  <m:type m:val="bar"/>
+                </m:fPr>
+                <m:num>
+                  <m:r>
+                    <m:rPr>
+                      <m:sty m:val="p"/>
+                    </m:rPr>
+                    <m:t>∂</m:t>
+                  </m:r>
+                  <m:r>
+                    <m:t>z</m:t>
+                  </m:r>
+                </m:num>
+                <m:den>
+                  <m:r>
+                    <m:rPr>
+                      <m:sty m:val="p"/>
+                    </m:rPr>
+                    <m:t>∂</m:t>
+                  </m:r>
+                  <m:r>
+                    <m:t>y</m:t>
+                  </m:r>
+                </m:den>
+              </m:f>
+              <m:r>
+                <m:t>&amp;</m:t>
+              </m:r>
+              <m:r>
+                <m:rPr>
+                  <m:sty m:val="p"/>
+                </m:rPr>
+                <m:t>=</m:t>
+              </m:r>
+              <m:r>
+                <m:rPr>
+                  <m:sty m:val="p"/>
+                </m:rPr>
+                <m:t>−</m:t>
+              </m:r>
+              <m:f>
+                <m:fPr>
+                  <m:type m:val="bar"/>
+                </m:fPr>
+                <m:num>
+                  <m:r>
+                    <m:rPr>
+                      <m:sty m:val="p"/>
+                    </m:rPr>
+                    <m:t>∂</m:t>
+                  </m:r>
+                  <m:r>
+                    <m:t>f</m:t>
+                  </m:r>
+                </m:num>
+                <m:den>
+                  <m:r>
+                    <m:rPr>
+                      <m:sty m:val="p"/>
+                    </m:rPr>
+                    <m:t>∂</m:t>
+                  </m:r>
+                  <m:r>
+                    <m:t>y</m:t>
+                  </m:r>
+                </m:den>
+              </m:f>
+            </m:e>
+            <m:e>
+              <m:f>
+                <m:fPr>
+                  <m:type m:val="bar"/>
+                </m:fPr>
+                <m:num>
+                  <m:r>
+                    <m:rPr>
+                      <m:sty m:val="p"/>
+                    </m:rPr>
+                    <m:t>∂</m:t>
+                  </m:r>
+                  <m:r>
+                    <m:t>z</m:t>
+                  </m:r>
+                </m:num>
+                <m:den>
+                  <m:r>
+                    <m:rPr>
+                      <m:sty m:val="p"/>
+                    </m:rPr>
+                    <m:t>∂</m:t>
+                  </m:r>
+                  <m:r>
+                    <m:t>y</m:t>
+                  </m:r>
+                </m:den>
+              </m:f>
+              <m:r>
+                <m:t>&amp;</m:t>
+              </m:r>
+              <m:r>
+                <m:rPr>
+                  <m:sty m:val="p"/>
+                </m:rPr>
+                <m:t>=</m:t>
+              </m:r>
+              <m:r>
+                <m:rPr>
+                  <m:sty m:val="p"/>
+                </m:rPr>
+                <m:t>−</m:t>
+              </m:r>
+              <m:f>
+                <m:fPr>
+                  <m:type m:val="bar"/>
+                </m:fPr>
+                <m:num>
+                  <m:r>
+                    <m:rPr>
+                      <m:sty m:val="p"/>
+                    </m:rPr>
+                    <m:t>∂</m:t>
+                  </m:r>
+                  <m:r>
+                    <m:t>f</m:t>
+                  </m:r>
+                  <m:r>
+                    <m:rPr>
+                      <m:sty m:val="p"/>
+                    </m:rPr>
+                    <m:t>/</m:t>
+                  </m:r>
+                  <m:r>
+                    <m:rPr>
+                      <m:sty m:val="p"/>
+                    </m:rPr>
+                    <m:t>∂</m:t>
+                  </m:r>
+                  <m:r>
+                    <m:t>y</m:t>
+                  </m:r>
+                </m:num>
+                <m:den>
+                  <m:r>
+                    <m:rPr>
+                      <m:sty m:val="p"/>
+                    </m:rPr>
+                    <m:t>∂</m:t>
+                  </m:r>
+                  <m:r>
+                    <m:t>f</m:t>
+                  </m:r>
+                  <m:r>
+                    <m:rPr>
+                      <m:sty m:val="p"/>
+                    </m:rPr>
+                    <m:t>/</m:t>
+                  </m:r>
+                  <m:r>
+                    <m:rPr>
+                      <m:sty m:val="p"/>
+                    </m:rPr>
+                    <m:t>∂</m:t>
+                  </m:r>
+                  <m:r>
+                    <m:t>z</m:t>
+                  </m:r>
+                </m:den>
+              </m:f>
+            </m:e>
+          </m:eqArr>
         </m:oMath>
       </m:oMathPara>
     </w:p>
@@ -8943,18 +8817,18 @@
                 <wp:inline>
                   <wp:extent cx="152400" cy="152400"/>
                   <wp:effectExtent b="0" l="0" r="0" t="0"/>
-                  <wp:docPr descr="" title="" id="55" name="Picture"/>
+                  <wp:docPr descr="" title="" id="44" name="Picture"/>
                   <a:graphic>
                     <a:graphicData uri="http://schemas.openxmlformats.org/drawingml/2006/picture">
                       <pic:pic>
                         <pic:nvPicPr>
-                          <pic:cNvPr descr="/Applications/quarto/share/formats/docx/note.png" id="56" name="Picture"/>
+                          <pic:cNvPr descr="/Applications/quarto/share/formats/docx/note.png" id="45" name="Picture"/>
                           <pic:cNvPicPr>
                             <a:picLocks noChangeArrowheads="1" noChangeAspect="1"/>
                           </pic:cNvPicPr>
                         </pic:nvPicPr>
                         <pic:blipFill>
-                          <a:blip r:embed="rId23"/>
+                          <a:blip r:embed="rId12"/>
                           <a:stretch>
                             <a:fillRect/>
                           </a:stretch>
@@ -9020,37 +8894,39 @@
               <m:r>
                 <m:t>f</m:t>
               </m:r>
-              <m:d>
-                <m:dPr>
-                  <m:begChr m:val="("/>
-                  <m:sepChr m:val=""/>
-                  <m:endChr m:val=")"/>
-                  <m:grow/>
-                </m:dPr>
-                <m:e>
-                  <m:r>
-                    <m:t>x</m:t>
-                  </m:r>
-                  <m:r>
-                    <m:rPr>
-                      <m:sty m:val="p"/>
-                    </m:rPr>
-                    <m:t>,</m:t>
-                  </m:r>
-                  <m:r>
-                    <m:t>y</m:t>
-                  </m:r>
-                  <m:r>
-                    <m:rPr>
-                      <m:sty m:val="p"/>
-                    </m:rPr>
-                    <m:t>,</m:t>
-                  </m:r>
-                  <m:r>
-                    <m:t>z</m:t>
-                  </m:r>
-                </m:e>
-              </m:d>
+              <m:r>
+                <m:rPr>
+                  <m:sty m:val="p"/>
+                </m:rPr>
+                <m:t>(</m:t>
+              </m:r>
+              <m:r>
+                <m:t>x</m:t>
+              </m:r>
+              <m:r>
+                <m:rPr>
+                  <m:sty m:val="p"/>
+                </m:rPr>
+                <m:t>,</m:t>
+              </m:r>
+              <m:r>
+                <m:t>y</m:t>
+              </m:r>
+              <m:r>
+                <m:rPr>
+                  <m:sty m:val="p"/>
+                </m:rPr>
+                <m:t>,</m:t>
+              </m:r>
+              <m:r>
+                <m:t>z</m:t>
+              </m:r>
+              <m:r>
+                <m:rPr>
+                  <m:sty m:val="p"/>
+                </m:rPr>
+                <m:t>)</m:t>
+              </m:r>
               <m:r>
                 <m:rPr>
                   <m:sty m:val="p"/>
@@ -9083,28 +8959,30 @@
               <m:r>
                 <m:t>z</m:t>
               </m:r>
-              <m:d>
-                <m:dPr>
-                  <m:begChr m:val="("/>
-                  <m:sepChr m:val=""/>
-                  <m:endChr m:val=")"/>
-                  <m:grow/>
-                </m:dPr>
-                <m:e>
-                  <m:r>
-                    <m:t>x</m:t>
-                  </m:r>
-                  <m:r>
-                    <m:rPr>
-                      <m:sty m:val="p"/>
-                    </m:rPr>
-                    <m:t>,</m:t>
-                  </m:r>
-                  <m:r>
-                    <m:t>y</m:t>
-                  </m:r>
-                </m:e>
-              </m:d>
+              <m:r>
+                <m:rPr>
+                  <m:sty m:val="p"/>
+                </m:rPr>
+                <m:t>(</m:t>
+              </m:r>
+              <m:r>
+                <m:t>x</m:t>
+              </m:r>
+              <m:r>
+                <m:rPr>
+                  <m:sty m:val="p"/>
+                </m:rPr>
+                <m:t>,</m:t>
+              </m:r>
+              <m:r>
+                <m:t>y</m:t>
+              </m:r>
+              <m:r>
+                <m:rPr>
+                  <m:sty m:val="p"/>
+                </m:rPr>
+                <m:t>)</m:t>
+              </m:r>
             </m:oMath>
             <w:r>
               <w:t xml:space="preserve"> </w:t>
@@ -9122,408 +9000,396 @@
                 <m:jc m:val="center"/>
               </m:oMathParaPr>
               <m:oMath>
-                <m:m>
-                  <m:mPr>
-                    <m:baseJc m:val="center"/>
-                    <m:plcHide m:val="on"/>
-                    <m:mcs>
-                      <m:mc>
-                        <m:mcPr>
-                          <m:mcJc m:val="right"/>
-                          <m:count m:val="1"/>
-                        </m:mcPr>
-                      </m:mc>
-                      <m:mc>
-                        <m:mcPr>
-                          <m:mcJc m:val="left"/>
-                          <m:count m:val="1"/>
-                        </m:mcPr>
-                      </m:mc>
-                    </m:mcs>
-                  </m:mPr>
-                  <m:mr>
-                    <m:e>
-                      <m:f>
-                        <m:fPr>
-                          <m:type m:val="bar"/>
-                        </m:fPr>
-                        <m:num>
-                          <m:r>
-                            <m:rPr>
-                              <m:sty m:val="p"/>
-                            </m:rPr>
-                            <m:t>∂</m:t>
-                          </m:r>
-                          <m:r>
-                            <m:t>z</m:t>
-                          </m:r>
-                        </m:num>
-                        <m:den>
-                          <m:r>
-                            <m:rPr>
-                              <m:sty m:val="p"/>
-                            </m:rPr>
-                            <m:t>∂</m:t>
-                          </m:r>
-                          <m:r>
-                            <m:t>x</m:t>
-                          </m:r>
-                        </m:den>
-                      </m:f>
-                    </m:e>
-                    <m:e>
-                      <m:r>
-                        <m:rPr>
-                          <m:sty m:val="p"/>
-                        </m:rPr>
-                        <m:t>=</m:t>
-                      </m:r>
-                      <m:r>
-                        <m:rPr>
-                          <m:sty m:val="p"/>
-                        </m:rPr>
-                        <m:t>−</m:t>
-                      </m:r>
-                      <m:f>
-                        <m:fPr>
-                          <m:type m:val="bar"/>
-                        </m:fPr>
-                        <m:num>
-                          <m:r>
-                            <m:rPr>
-                              <m:sty m:val="p"/>
-                            </m:rPr>
-                            <m:t>∂</m:t>
-                          </m:r>
-                          <m:r>
-                            <m:t>f</m:t>
-                          </m:r>
-                          <m:r>
-                            <m:rPr>
-                              <m:sty m:val="p"/>
-                            </m:rPr>
-                            <m:t>/</m:t>
-                          </m:r>
-                          <m:r>
-                            <m:rPr>
-                              <m:sty m:val="p"/>
-                            </m:rPr>
-                            <m:t>∂</m:t>
-                          </m:r>
-                          <m:r>
-                            <m:t>x</m:t>
-                          </m:r>
-                        </m:num>
-                        <m:den>
-                          <m:r>
-                            <m:rPr>
-                              <m:sty m:val="p"/>
-                            </m:rPr>
-                            <m:t>∂</m:t>
-                          </m:r>
-                          <m:r>
-                            <m:t>f</m:t>
-                          </m:r>
-                          <m:r>
-                            <m:rPr>
-                              <m:sty m:val="p"/>
-                            </m:rPr>
-                            <m:t>/</m:t>
-                          </m:r>
-                          <m:r>
-                            <m:rPr>
-                              <m:sty m:val="p"/>
-                            </m:rPr>
-                            <m:t>∂</m:t>
-                          </m:r>
-                          <m:r>
-                            <m:t>z</m:t>
-                          </m:r>
-                        </m:den>
-                      </m:f>
-                      <m:r>
-                        <m:rPr>
-                          <m:sty m:val="p"/>
-                        </m:rPr>
-                        <m:t>=</m:t>
-                      </m:r>
-                      <m:r>
-                        <m:rPr>
-                          <m:sty m:val="p"/>
-                        </m:rPr>
-                        <m:t>−</m:t>
-                      </m:r>
-                      <m:f>
-                        <m:fPr>
-                          <m:type m:val="bar"/>
-                        </m:fPr>
-                        <m:num>
-                          <m:sSub>
-                            <m:e>
-                              <m:r>
-                                <m:t>f</m:t>
-                              </m:r>
-                            </m:e>
-                            <m:sub>
-                              <m:r>
-                                <m:t>x</m:t>
-                              </m:r>
-                            </m:sub>
-                          </m:sSub>
-                          <m:d>
-                            <m:dPr>
-                              <m:begChr m:val="("/>
-                              <m:sepChr m:val=""/>
-                              <m:endChr m:val=")"/>
-                              <m:grow/>
-                            </m:dPr>
-                            <m:e>
-                              <m:r>
-                                <m:t>x</m:t>
-                              </m:r>
-                              <m:r>
-                                <m:rPr>
-                                  <m:sty m:val="p"/>
-                                </m:rPr>
-                                <m:t>,</m:t>
-                              </m:r>
-                              <m:r>
-                                <m:t>y</m:t>
-                              </m:r>
-                            </m:e>
-                          </m:d>
-                        </m:num>
-                        <m:den>
-                          <m:sSub>
-                            <m:e>
-                              <m:r>
-                                <m:t>f</m:t>
-                              </m:r>
-                            </m:e>
-                            <m:sub>
-                              <m:r>
-                                <m:t>z</m:t>
-                              </m:r>
-                            </m:sub>
-                          </m:sSub>
-                          <m:d>
-                            <m:dPr>
-                              <m:begChr m:val="("/>
-                              <m:sepChr m:val=""/>
-                              <m:endChr m:val=")"/>
-                              <m:grow/>
-                            </m:dPr>
-                            <m:e>
-                              <m:r>
-                                <m:t>x</m:t>
-                              </m:r>
-                              <m:r>
-                                <m:rPr>
-                                  <m:sty m:val="p"/>
-                                </m:rPr>
-                                <m:t>,</m:t>
-                              </m:r>
-                              <m:r>
-                                <m:t>y</m:t>
-                              </m:r>
-                            </m:e>
-                          </m:d>
-                        </m:den>
-                      </m:f>
-                    </m:e>
-                  </m:mr>
-                  <m:mr>
-                    <m:e>
-                      <m:f>
-                        <m:fPr>
-                          <m:type m:val="bar"/>
-                        </m:fPr>
-                        <m:num>
-                          <m:r>
-                            <m:rPr>
-                              <m:sty m:val="p"/>
-                            </m:rPr>
-                            <m:t>∂</m:t>
-                          </m:r>
-                          <m:r>
-                            <m:t>z</m:t>
-                          </m:r>
-                        </m:num>
-                        <m:den>
-                          <m:r>
-                            <m:rPr>
-                              <m:sty m:val="p"/>
-                            </m:rPr>
-                            <m:t>∂</m:t>
-                          </m:r>
-                          <m:r>
-                            <m:t>y</m:t>
-                          </m:r>
-                        </m:den>
-                      </m:f>
-                    </m:e>
-                    <m:e>
-                      <m:r>
-                        <m:rPr>
-                          <m:sty m:val="p"/>
-                        </m:rPr>
-                        <m:t>=</m:t>
-                      </m:r>
-                      <m:r>
-                        <m:rPr>
-                          <m:sty m:val="p"/>
-                        </m:rPr>
-                        <m:t>−</m:t>
-                      </m:r>
-                      <m:f>
-                        <m:fPr>
-                          <m:type m:val="bar"/>
-                        </m:fPr>
-                        <m:num>
-                          <m:r>
-                            <m:rPr>
-                              <m:sty m:val="p"/>
-                            </m:rPr>
-                            <m:t>∂</m:t>
-                          </m:r>
-                          <m:r>
-                            <m:t>f</m:t>
-                          </m:r>
-                          <m:r>
-                            <m:rPr>
-                              <m:sty m:val="p"/>
-                            </m:rPr>
-                            <m:t>/</m:t>
-                          </m:r>
-                          <m:r>
-                            <m:rPr>
-                              <m:sty m:val="p"/>
-                            </m:rPr>
-                            <m:t>∂</m:t>
-                          </m:r>
-                          <m:r>
-                            <m:t>y</m:t>
-                          </m:r>
-                        </m:num>
-                        <m:den>
-                          <m:r>
-                            <m:rPr>
-                              <m:sty m:val="p"/>
-                            </m:rPr>
-                            <m:t>∂</m:t>
-                          </m:r>
-                          <m:r>
-                            <m:t>f</m:t>
-                          </m:r>
-                          <m:r>
-                            <m:rPr>
-                              <m:sty m:val="p"/>
-                            </m:rPr>
-                            <m:t>/</m:t>
-                          </m:r>
-                          <m:r>
-                            <m:rPr>
-                              <m:sty m:val="p"/>
-                            </m:rPr>
-                            <m:t>∂</m:t>
-                          </m:r>
-                          <m:r>
-                            <m:t>z</m:t>
-                          </m:r>
-                        </m:den>
-                      </m:f>
-                      <m:r>
-                        <m:rPr>
-                          <m:sty m:val="p"/>
-                        </m:rPr>
-                        <m:t>=</m:t>
-                      </m:r>
-                      <m:r>
-                        <m:rPr>
-                          <m:sty m:val="p"/>
-                        </m:rPr>
-                        <m:t>−</m:t>
-                      </m:r>
-                      <m:f>
-                        <m:fPr>
-                          <m:type m:val="bar"/>
-                        </m:fPr>
-                        <m:num>
-                          <m:sSub>
-                            <m:e>
-                              <m:r>
-                                <m:t>f</m:t>
-                              </m:r>
-                            </m:e>
-                            <m:sub>
-                              <m:r>
-                                <m:t>y</m:t>
-                              </m:r>
-                            </m:sub>
-                          </m:sSub>
-                          <m:d>
-                            <m:dPr>
-                              <m:begChr m:val="("/>
-                              <m:sepChr m:val=""/>
-                              <m:endChr m:val=")"/>
-                              <m:grow/>
-                            </m:dPr>
-                            <m:e>
-                              <m:r>
-                                <m:t>x</m:t>
-                              </m:r>
-                              <m:r>
-                                <m:rPr>
-                                  <m:sty m:val="p"/>
-                                </m:rPr>
-                                <m:t>,</m:t>
-                              </m:r>
-                              <m:r>
-                                <m:t>y</m:t>
-                              </m:r>
-                            </m:e>
-                          </m:d>
-                        </m:num>
-                        <m:den>
-                          <m:sSub>
-                            <m:e>
-                              <m:r>
-                                <m:t>f</m:t>
-                              </m:r>
-                            </m:e>
-                            <m:sub>
-                              <m:r>
-                                <m:t>z</m:t>
-                              </m:r>
-                            </m:sub>
-                          </m:sSub>
-                          <m:d>
-                            <m:dPr>
-                              <m:begChr m:val="("/>
-                              <m:sepChr m:val=""/>
-                              <m:endChr m:val=")"/>
-                              <m:grow/>
-                            </m:dPr>
-                            <m:e>
-                              <m:r>
-                                <m:t>x</m:t>
-                              </m:r>
-                              <m:r>
-                                <m:rPr>
-                                  <m:sty m:val="p"/>
-                                </m:rPr>
-                                <m:t>,</m:t>
-                              </m:r>
-                              <m:r>
-                                <m:t>y</m:t>
-                              </m:r>
-                            </m:e>
-                          </m:d>
-                        </m:den>
-                      </m:f>
-                    </m:e>
-                  </m:mr>
-                </m:m>
+                <m:eqArr>
+                  <m:e>
+                    <m:f>
+                      <m:fPr>
+                        <m:type m:val="bar"/>
+                      </m:fPr>
+                      <m:num>
+                        <m:r>
+                          <m:rPr>
+                            <m:sty m:val="p"/>
+                          </m:rPr>
+                          <m:t>∂</m:t>
+                        </m:r>
+                        <m:r>
+                          <m:t>z</m:t>
+                        </m:r>
+                      </m:num>
+                      <m:den>
+                        <m:r>
+                          <m:rPr>
+                            <m:sty m:val="p"/>
+                          </m:rPr>
+                          <m:t>∂</m:t>
+                        </m:r>
+                        <m:r>
+                          <m:t>x</m:t>
+                        </m:r>
+                      </m:den>
+                    </m:f>
+                    <m:r>
+                      <m:t>&amp;</m:t>
+                    </m:r>
+                    <m:r>
+                      <m:rPr>
+                        <m:sty m:val="p"/>
+                      </m:rPr>
+                      <m:t>=</m:t>
+                    </m:r>
+                    <m:r>
+                      <m:rPr>
+                        <m:sty m:val="p"/>
+                      </m:rPr>
+                      <m:t>−</m:t>
+                    </m:r>
+                    <m:f>
+                      <m:fPr>
+                        <m:type m:val="bar"/>
+                      </m:fPr>
+                      <m:num>
+                        <m:r>
+                          <m:rPr>
+                            <m:sty m:val="p"/>
+                          </m:rPr>
+                          <m:t>∂</m:t>
+                        </m:r>
+                        <m:r>
+                          <m:t>f</m:t>
+                        </m:r>
+                        <m:r>
+                          <m:rPr>
+                            <m:sty m:val="p"/>
+                          </m:rPr>
+                          <m:t>/</m:t>
+                        </m:r>
+                        <m:r>
+                          <m:rPr>
+                            <m:sty m:val="p"/>
+                          </m:rPr>
+                          <m:t>∂</m:t>
+                        </m:r>
+                        <m:r>
+                          <m:t>x</m:t>
+                        </m:r>
+                      </m:num>
+                      <m:den>
+                        <m:r>
+                          <m:rPr>
+                            <m:sty m:val="p"/>
+                          </m:rPr>
+                          <m:t>∂</m:t>
+                        </m:r>
+                        <m:r>
+                          <m:t>f</m:t>
+                        </m:r>
+                        <m:r>
+                          <m:rPr>
+                            <m:sty m:val="p"/>
+                          </m:rPr>
+                          <m:t>/</m:t>
+                        </m:r>
+                        <m:r>
+                          <m:rPr>
+                            <m:sty m:val="p"/>
+                          </m:rPr>
+                          <m:t>∂</m:t>
+                        </m:r>
+                        <m:r>
+                          <m:t>z</m:t>
+                        </m:r>
+                      </m:den>
+                    </m:f>
+                    <m:r>
+                      <m:rPr>
+                        <m:sty m:val="p"/>
+                      </m:rPr>
+                      <m:t>=</m:t>
+                    </m:r>
+                    <m:r>
+                      <m:rPr>
+                        <m:sty m:val="p"/>
+                      </m:rPr>
+                      <m:t>−</m:t>
+                    </m:r>
+                    <m:f>
+                      <m:fPr>
+                        <m:type m:val="bar"/>
+                      </m:fPr>
+                      <m:num>
+                        <m:sSub>
+                          <m:e>
+                            <m:r>
+                              <m:t>f</m:t>
+                            </m:r>
+                          </m:e>
+                          <m:sub>
+                            <m:r>
+                              <m:t>x</m:t>
+                            </m:r>
+                          </m:sub>
+                        </m:sSub>
+                        <m:r>
+                          <m:rPr>
+                            <m:sty m:val="p"/>
+                          </m:rPr>
+                          <m:t>(</m:t>
+                        </m:r>
+                        <m:r>
+                          <m:t>x</m:t>
+                        </m:r>
+                        <m:r>
+                          <m:rPr>
+                            <m:sty m:val="p"/>
+                          </m:rPr>
+                          <m:t>,</m:t>
+                        </m:r>
+                        <m:r>
+                          <m:t>y</m:t>
+                        </m:r>
+                        <m:r>
+                          <m:rPr>
+                            <m:sty m:val="p"/>
+                          </m:rPr>
+                          <m:t>)</m:t>
+                        </m:r>
+                      </m:num>
+                      <m:den>
+                        <m:sSub>
+                          <m:e>
+                            <m:r>
+                              <m:t>f</m:t>
+                            </m:r>
+                          </m:e>
+                          <m:sub>
+                            <m:r>
+                              <m:t>z</m:t>
+                            </m:r>
+                          </m:sub>
+                        </m:sSub>
+                        <m:r>
+                          <m:rPr>
+                            <m:sty m:val="p"/>
+                          </m:rPr>
+                          <m:t>(</m:t>
+                        </m:r>
+                        <m:r>
+                          <m:t>x</m:t>
+                        </m:r>
+                        <m:r>
+                          <m:rPr>
+                            <m:sty m:val="p"/>
+                          </m:rPr>
+                          <m:t>,</m:t>
+                        </m:r>
+                        <m:r>
+                          <m:t>y</m:t>
+                        </m:r>
+                        <m:r>
+                          <m:rPr>
+                            <m:sty m:val="p"/>
+                          </m:rPr>
+                          <m:t>)</m:t>
+                        </m:r>
+                      </m:den>
+                    </m:f>
+                  </m:e>
+                  <m:e>
+                    <m:f>
+                      <m:fPr>
+                        <m:type m:val="bar"/>
+                      </m:fPr>
+                      <m:num>
+                        <m:r>
+                          <m:rPr>
+                            <m:sty m:val="p"/>
+                          </m:rPr>
+                          <m:t>∂</m:t>
+                        </m:r>
+                        <m:r>
+                          <m:t>z</m:t>
+                        </m:r>
+                      </m:num>
+                      <m:den>
+                        <m:r>
+                          <m:rPr>
+                            <m:sty m:val="p"/>
+                          </m:rPr>
+                          <m:t>∂</m:t>
+                        </m:r>
+                        <m:r>
+                          <m:t>y</m:t>
+                        </m:r>
+                      </m:den>
+                    </m:f>
+                    <m:r>
+                      <m:t>&amp;</m:t>
+                    </m:r>
+                    <m:r>
+                      <m:rPr>
+                        <m:sty m:val="p"/>
+                      </m:rPr>
+                      <m:t>=</m:t>
+                    </m:r>
+                    <m:r>
+                      <m:rPr>
+                        <m:sty m:val="p"/>
+                      </m:rPr>
+                      <m:t>−</m:t>
+                    </m:r>
+                    <m:f>
+                      <m:fPr>
+                        <m:type m:val="bar"/>
+                      </m:fPr>
+                      <m:num>
+                        <m:r>
+                          <m:rPr>
+                            <m:sty m:val="p"/>
+                          </m:rPr>
+                          <m:t>∂</m:t>
+                        </m:r>
+                        <m:r>
+                          <m:t>f</m:t>
+                        </m:r>
+                        <m:r>
+                          <m:rPr>
+                            <m:sty m:val="p"/>
+                          </m:rPr>
+                          <m:t>/</m:t>
+                        </m:r>
+                        <m:r>
+                          <m:rPr>
+                            <m:sty m:val="p"/>
+                          </m:rPr>
+                          <m:t>∂</m:t>
+                        </m:r>
+                        <m:r>
+                          <m:t>y</m:t>
+                        </m:r>
+                      </m:num>
+                      <m:den>
+                        <m:r>
+                          <m:rPr>
+                            <m:sty m:val="p"/>
+                          </m:rPr>
+                          <m:t>∂</m:t>
+                        </m:r>
+                        <m:r>
+                          <m:t>f</m:t>
+                        </m:r>
+                        <m:r>
+                          <m:rPr>
+                            <m:sty m:val="p"/>
+                          </m:rPr>
+                          <m:t>/</m:t>
+                        </m:r>
+                        <m:r>
+                          <m:rPr>
+                            <m:sty m:val="p"/>
+                          </m:rPr>
+                          <m:t>∂</m:t>
+                        </m:r>
+                        <m:r>
+                          <m:t>z</m:t>
+                        </m:r>
+                      </m:den>
+                    </m:f>
+                    <m:r>
+                      <m:rPr>
+                        <m:sty m:val="p"/>
+                      </m:rPr>
+                      <m:t>=</m:t>
+                    </m:r>
+                    <m:r>
+                      <m:rPr>
+                        <m:sty m:val="p"/>
+                      </m:rPr>
+                      <m:t>−</m:t>
+                    </m:r>
+                    <m:f>
+                      <m:fPr>
+                        <m:type m:val="bar"/>
+                      </m:fPr>
+                      <m:num>
+                        <m:sSub>
+                          <m:e>
+                            <m:r>
+                              <m:t>f</m:t>
+                            </m:r>
+                          </m:e>
+                          <m:sub>
+                            <m:r>
+                              <m:t>y</m:t>
+                            </m:r>
+                          </m:sub>
+                        </m:sSub>
+                        <m:r>
+                          <m:rPr>
+                            <m:sty m:val="p"/>
+                          </m:rPr>
+                          <m:t>(</m:t>
+                        </m:r>
+                        <m:r>
+                          <m:t>x</m:t>
+                        </m:r>
+                        <m:r>
+                          <m:rPr>
+                            <m:sty m:val="p"/>
+                          </m:rPr>
+                          <m:t>,</m:t>
+                        </m:r>
+                        <m:r>
+                          <m:t>y</m:t>
+                        </m:r>
+                        <m:r>
+                          <m:rPr>
+                            <m:sty m:val="p"/>
+                          </m:rPr>
+                          <m:t>)</m:t>
+                        </m:r>
+                      </m:num>
+                      <m:den>
+                        <m:sSub>
+                          <m:e>
+                            <m:r>
+                              <m:t>f</m:t>
+                            </m:r>
+                          </m:e>
+                          <m:sub>
+                            <m:r>
+                              <m:t>z</m:t>
+                            </m:r>
+                          </m:sub>
+                        </m:sSub>
+                        <m:r>
+                          <m:rPr>
+                            <m:sty m:val="p"/>
+                          </m:rPr>
+                          <m:t>(</m:t>
+                        </m:r>
+                        <m:r>
+                          <m:t>x</m:t>
+                        </m:r>
+                        <m:r>
+                          <m:rPr>
+                            <m:sty m:val="p"/>
+                          </m:rPr>
+                          <m:t>,</m:t>
+                        </m:r>
+                        <m:r>
+                          <m:t>y</m:t>
+                        </m:r>
+                        <m:r>
+                          <m:rPr>
+                            <m:sty m:val="p"/>
+                          </m:rPr>
+                          <m:t>)</m:t>
+                        </m:r>
+                      </m:den>
+                    </m:f>
+                  </m:e>
+                </m:eqArr>
               </m:oMath>
             </m:oMathPara>
           </w:p>
@@ -9580,18 +9446,18 @@
                 <wp:inline>
                   <wp:extent cx="152400" cy="152400"/>
                   <wp:effectExtent b="0" l="0" r="0" t="0"/>
-                  <wp:docPr descr="" title="" id="57" name="Picture"/>
+                  <wp:docPr descr="" title="" id="46" name="Picture"/>
                   <a:graphic>
                     <a:graphicData uri="http://schemas.openxmlformats.org/drawingml/2006/picture">
                       <pic:pic>
                         <pic:nvPicPr>
-                          <pic:cNvPr descr="/Applications/quarto/share/formats/docx/warning.png" id="58" name="Picture"/>
+                          <pic:cNvPr descr="/Applications/quarto/share/formats/docx/warning.png" id="47" name="Picture"/>
                           <pic:cNvPicPr>
                             <a:picLocks noChangeArrowheads="1" noChangeAspect="1"/>
                           </pic:cNvPicPr>
                         </pic:nvPicPr>
                         <pic:blipFill>
-                          <a:blip r:embed="rId49"/>
+                          <a:blip r:embed="rId38"/>
                           <a:stretch>
                             <a:fillRect/>
                           </a:stretch>
@@ -9751,37 +9617,39 @@
         <m:r>
           <m:t>f</m:t>
         </m:r>
-        <m:d>
-          <m:dPr>
-            <m:begChr m:val="("/>
-            <m:sepChr m:val=""/>
-            <m:endChr m:val=")"/>
-            <m:grow/>
-          </m:dPr>
-          <m:e>
-            <m:r>
-              <m:t>x</m:t>
-            </m:r>
-            <m:r>
-              <m:rPr>
-                <m:sty m:val="p"/>
-              </m:rPr>
-              <m:t>,</m:t>
-            </m:r>
-            <m:r>
-              <m:t>y</m:t>
-            </m:r>
-            <m:r>
-              <m:rPr>
-                <m:sty m:val="p"/>
-              </m:rPr>
-              <m:t>,</m:t>
-            </m:r>
-            <m:r>
-              <m:t>z</m:t>
-            </m:r>
-          </m:e>
-        </m:d>
+        <m:r>
+          <m:rPr>
+            <m:sty m:val="p"/>
+          </m:rPr>
+          <m:t>(</m:t>
+        </m:r>
+        <m:r>
+          <m:t>x</m:t>
+        </m:r>
+        <m:r>
+          <m:rPr>
+            <m:sty m:val="p"/>
+          </m:rPr>
+          <m:t>,</m:t>
+        </m:r>
+        <m:r>
+          <m:t>y</m:t>
+        </m:r>
+        <m:r>
+          <m:rPr>
+            <m:sty m:val="p"/>
+          </m:rPr>
+          <m:t>,</m:t>
+        </m:r>
+        <m:r>
+          <m:t>z</m:t>
+        </m:r>
+        <m:r>
+          <m:rPr>
+            <m:sty m:val="p"/>
+          </m:rPr>
+          <m:t>)</m:t>
+        </m:r>
         <m:r>
           <m:rPr>
             <m:sty m:val="p"/>
@@ -9791,8 +9659,8 @@
         <m:r>
           <m:rPr>
             <m:nor/>
+            <m:scr m:val="sans-serif"/>
             <m:sty m:val="p"/>
-            <m:scr m:val="sans-serif"/>
           </m:rPr>
           <m:t>terms in </m:t>
         </m:r>
@@ -9802,8 +9670,8 @@
         <m:r>
           <m:rPr>
             <m:nor/>
+            <m:scr m:val="sans-serif"/>
             <m:sty m:val="p"/>
-            <m:scr m:val="sans-serif"/>
           </m:rPr>
           <m:t>, </m:t>
         </m:r>
@@ -9813,8 +9681,8 @@
         <m:r>
           <m:rPr>
             <m:nor/>
+            <m:scr m:val="sans-serif"/>
             <m:sty m:val="p"/>
-            <m:scr m:val="sans-serif"/>
           </m:rPr>
           <m:t> and </m:t>
         </m:r>
@@ -9931,28 +9799,30 @@
         <m:r>
           <m:t>z</m:t>
         </m:r>
-        <m:d>
-          <m:dPr>
-            <m:begChr m:val="("/>
-            <m:sepChr m:val=""/>
-            <m:endChr m:val=")"/>
-            <m:grow/>
-          </m:dPr>
-          <m:e>
-            <m:r>
-              <m:t>x</m:t>
-            </m:r>
-            <m:r>
-              <m:rPr>
-                <m:sty m:val="p"/>
-              </m:rPr>
-              <m:t>,</m:t>
-            </m:r>
-            <m:r>
-              <m:t>y</m:t>
-            </m:r>
-          </m:e>
-        </m:d>
+        <m:r>
+          <m:rPr>
+            <m:sty m:val="p"/>
+          </m:rPr>
+          <m:t>(</m:t>
+        </m:r>
+        <m:r>
+          <m:t>x</m:t>
+        </m:r>
+        <m:r>
+          <m:rPr>
+            <m:sty m:val="p"/>
+          </m:rPr>
+          <m:t>,</m:t>
+        </m:r>
+        <m:r>
+          <m:t>y</m:t>
+        </m:r>
+        <m:r>
+          <m:rPr>
+            <m:sty m:val="p"/>
+          </m:rPr>
+          <m:t>)</m:t>
+        </m:r>
       </m:oMath>
       <w:r>
         <w:t xml:space="preserve"> </w:t>
@@ -9967,37 +9837,39 @@
         <m:r>
           <m:t>f</m:t>
         </m:r>
-        <m:d>
-          <m:dPr>
-            <m:begChr m:val="("/>
-            <m:sepChr m:val=""/>
-            <m:endChr m:val=")"/>
-            <m:grow/>
-          </m:dPr>
-          <m:e>
-            <m:r>
-              <m:t>x</m:t>
-            </m:r>
-            <m:r>
-              <m:rPr>
-                <m:sty m:val="p"/>
-              </m:rPr>
-              <m:t>,</m:t>
-            </m:r>
-            <m:r>
-              <m:t>y</m:t>
-            </m:r>
-            <m:r>
-              <m:rPr>
-                <m:sty m:val="p"/>
-              </m:rPr>
-              <m:t>,</m:t>
-            </m:r>
-            <m:r>
-              <m:t>z</m:t>
-            </m:r>
-          </m:e>
-        </m:d>
+        <m:r>
+          <m:rPr>
+            <m:sty m:val="p"/>
+          </m:rPr>
+          <m:t>(</m:t>
+        </m:r>
+        <m:r>
+          <m:t>x</m:t>
+        </m:r>
+        <m:r>
+          <m:rPr>
+            <m:sty m:val="p"/>
+          </m:rPr>
+          <m:t>,</m:t>
+        </m:r>
+        <m:r>
+          <m:t>y</m:t>
+        </m:r>
+        <m:r>
+          <m:rPr>
+            <m:sty m:val="p"/>
+          </m:rPr>
+          <m:t>,</m:t>
+        </m:r>
+        <m:r>
+          <m:t>z</m:t>
+        </m:r>
+        <m:r>
+          <m:rPr>
+            <m:sty m:val="p"/>
+          </m:rPr>
+          <m:t>)</m:t>
+        </m:r>
         <m:r>
           <m:rPr>
             <m:sty m:val="p"/>
@@ -10160,18 +10032,18 @@
                 <wp:inline>
                   <wp:extent cx="152400" cy="152400"/>
                   <wp:effectExtent b="0" l="0" r="0" t="0"/>
-                  <wp:docPr descr="" title="" id="59" name="Picture"/>
+                  <wp:docPr descr="" title="" id="48" name="Picture"/>
                   <a:graphic>
                     <a:graphicData uri="http://schemas.openxmlformats.org/drawingml/2006/picture">
                       <pic:pic>
                         <pic:nvPicPr>
-                          <pic:cNvPr descr="/Applications/quarto/share/formats/docx/note.png" id="60" name="Picture"/>
+                          <pic:cNvPr descr="/Applications/quarto/share/formats/docx/note.png" id="49" name="Picture"/>
                           <pic:cNvPicPr>
                             <a:picLocks noChangeArrowheads="1" noChangeAspect="1"/>
                           </pic:cNvPicPr>
                         </pic:nvPicPr>
                         <pic:blipFill>
-                          <a:blip r:embed="rId23"/>
+                          <a:blip r:embed="rId12"/>
                           <a:stretch>
                             <a:fillRect/>
                           </a:stretch>
@@ -10241,37 +10113,39 @@
               <m:r>
                 <m:t>f</m:t>
               </m:r>
-              <m:d>
-                <m:dPr>
-                  <m:begChr m:val="("/>
-                  <m:sepChr m:val=""/>
-                  <m:endChr m:val=")"/>
-                  <m:grow/>
-                </m:dPr>
-                <m:e>
-                  <m:r>
-                    <m:t>x</m:t>
-                  </m:r>
-                  <m:r>
-                    <m:rPr>
-                      <m:sty m:val="p"/>
-                    </m:rPr>
-                    <m:t>,</m:t>
-                  </m:r>
-                  <m:r>
-                    <m:t>y</m:t>
-                  </m:r>
-                  <m:r>
-                    <m:rPr>
-                      <m:sty m:val="p"/>
-                    </m:rPr>
-                    <m:t>,</m:t>
-                  </m:r>
-                  <m:r>
-                    <m:t>z</m:t>
-                  </m:r>
-                </m:e>
-              </m:d>
+              <m:r>
+                <m:rPr>
+                  <m:sty m:val="p"/>
+                </m:rPr>
+                <m:t>(</m:t>
+              </m:r>
+              <m:r>
+                <m:t>x</m:t>
+              </m:r>
+              <m:r>
+                <m:rPr>
+                  <m:sty m:val="p"/>
+                </m:rPr>
+                <m:t>,</m:t>
+              </m:r>
+              <m:r>
+                <m:t>y</m:t>
+              </m:r>
+              <m:r>
+                <m:rPr>
+                  <m:sty m:val="p"/>
+                </m:rPr>
+                <m:t>,</m:t>
+              </m:r>
+              <m:r>
+                <m:t>z</m:t>
+              </m:r>
+              <m:r>
+                <m:rPr>
+                  <m:sty m:val="p"/>
+                </m:rPr>
+                <m:t>)</m:t>
+              </m:r>
               <m:r>
                 <m:rPr>
                   <m:sty m:val="p"/>
@@ -10412,28 +10286,30 @@
               <m:r>
                 <m:t>z</m:t>
               </m:r>
-              <m:d>
-                <m:dPr>
-                  <m:begChr m:val="("/>
-                  <m:sepChr m:val=""/>
-                  <m:endChr m:val=")"/>
-                  <m:grow/>
-                </m:dPr>
-                <m:e>
-                  <m:r>
-                    <m:t>x</m:t>
-                  </m:r>
-                  <m:r>
-                    <m:rPr>
-                      <m:sty m:val="p"/>
-                    </m:rPr>
-                    <m:t>,</m:t>
-                  </m:r>
-                  <m:r>
-                    <m:t>y</m:t>
-                  </m:r>
-                </m:e>
-              </m:d>
+              <m:r>
+                <m:rPr>
+                  <m:sty m:val="p"/>
+                </m:rPr>
+                <m:t>(</m:t>
+              </m:r>
+              <m:r>
+                <m:t>x</m:t>
+              </m:r>
+              <m:r>
+                <m:rPr>
+                  <m:sty m:val="p"/>
+                </m:rPr>
+                <m:t>,</m:t>
+              </m:r>
+              <m:r>
+                <m:t>y</m:t>
+              </m:r>
+              <m:r>
+                <m:rPr>
+                  <m:sty m:val="p"/>
+                </m:rPr>
+                <m:t>)</m:t>
+              </m:r>
             </m:oMath>
             <w:r>
               <w:t xml:space="preserve"> </w:t>
@@ -10540,263 +10416,242 @@
                 <m:jc m:val="center"/>
               </m:oMathParaPr>
               <m:oMath>
-                <m:m>
-                  <m:mPr>
-                    <m:baseJc m:val="center"/>
-                    <m:plcHide m:val="on"/>
-                    <m:mcs>
-                      <m:mc>
-                        <m:mcPr>
-                          <m:mcJc m:val="right"/>
-                          <m:count m:val="1"/>
-                        </m:mcPr>
-                      </m:mc>
-                      <m:mc>
-                        <m:mcPr>
-                          <m:mcJc m:val="left"/>
-                          <m:count m:val="1"/>
-                        </m:mcPr>
-                      </m:mc>
-                    </m:mcs>
-                  </m:mPr>
-                  <m:mr>
-                    <m:e>
-                      <m:f>
-                        <m:fPr>
-                          <m:type m:val="bar"/>
-                        </m:fPr>
-                        <m:num>
-                          <m:r>
-                            <m:rPr>
-                              <m:sty m:val="p"/>
-                            </m:rPr>
-                            <m:t>∂</m:t>
-                          </m:r>
-                          <m:r>
-                            <m:t>f</m:t>
-                          </m:r>
-                        </m:num>
-                        <m:den>
-                          <m:r>
-                            <m:rPr>
-                              <m:sty m:val="p"/>
-                            </m:rPr>
-                            <m:t>∂</m:t>
-                          </m:r>
-                          <m:r>
-                            <m:t>x</m:t>
-                          </m:r>
-                        </m:den>
-                      </m:f>
-                    </m:e>
-                    <m:e>
-                      <m:r>
-                        <m:rPr>
-                          <m:sty m:val="p"/>
-                        </m:rPr>
-                        <m:t>=</m:t>
-                      </m:r>
-                      <m:r>
-                        <m:t>8</m:t>
-                      </m:r>
-                      <m:r>
-                        <m:t>x</m:t>
-                      </m:r>
-                      <m:r>
-                        <m:rPr>
-                          <m:sty m:val="p"/>
-                        </m:rPr>
-                        <m:t>−</m:t>
-                      </m:r>
-                      <m:r>
-                        <m:t>10</m:t>
-                      </m:r>
-                      <m:r>
-                        <m:t>x</m:t>
-                      </m:r>
-                      <m:r>
-                        <m:t>y</m:t>
-                      </m:r>
-                    </m:e>
-                  </m:mr>
-                  <m:mr>
-                    <m:e>
-                      <m:f>
-                        <m:fPr>
-                          <m:type m:val="bar"/>
-                        </m:fPr>
-                        <m:num>
-                          <m:r>
-                            <m:rPr>
-                              <m:sty m:val="p"/>
-                            </m:rPr>
-                            <m:t>∂</m:t>
-                          </m:r>
-                          <m:r>
-                            <m:t>f</m:t>
-                          </m:r>
-                        </m:num>
-                        <m:den>
-                          <m:r>
-                            <m:rPr>
-                              <m:sty m:val="p"/>
-                            </m:rPr>
-                            <m:t>∂</m:t>
-                          </m:r>
-                          <m:r>
-                            <m:t>y</m:t>
-                          </m:r>
-                        </m:den>
-                      </m:f>
-                    </m:e>
-                    <m:e>
-                      <m:r>
-                        <m:rPr>
-                          <m:sty m:val="p"/>
-                        </m:rPr>
-                        <m:t>=</m:t>
-                      </m:r>
-                      <m:r>
-                        <m:t>6</m:t>
-                      </m:r>
-                      <m:r>
-                        <m:t>y</m:t>
-                      </m:r>
-                      <m:sSup>
-                        <m:e>
-                          <m:r>
-                            <m:t>z</m:t>
-                          </m:r>
-                        </m:e>
-                        <m:sup>
-                          <m:r>
-                            <m:t>2</m:t>
-                          </m:r>
-                        </m:sup>
-                      </m:sSup>
-                      <m:r>
-                        <m:rPr>
-                          <m:sty m:val="p"/>
-                        </m:rPr>
-                        <m:t>−</m:t>
-                      </m:r>
-                      <m:r>
-                        <m:t>5</m:t>
-                      </m:r>
-                      <m:sSup>
-                        <m:e>
-                          <m:r>
-                            <m:t>x</m:t>
-                          </m:r>
-                        </m:e>
-                        <m:sup>
-                          <m:r>
-                            <m:t>2</m:t>
-                          </m:r>
-                        </m:sup>
-                      </m:sSup>
-                    </m:e>
-                  </m:mr>
-                  <m:mr>
-                    <m:e>
-                      <m:f>
-                        <m:fPr>
-                          <m:type m:val="bar"/>
-                        </m:fPr>
-                        <m:num>
-                          <m:r>
-                            <m:rPr>
-                              <m:sty m:val="p"/>
-                            </m:rPr>
-                            <m:t>∂</m:t>
-                          </m:r>
-                          <m:r>
-                            <m:t>f</m:t>
-                          </m:r>
-                        </m:num>
-                        <m:den>
-                          <m:r>
-                            <m:rPr>
-                              <m:sty m:val="p"/>
-                            </m:rPr>
-                            <m:t>∂</m:t>
-                          </m:r>
-                          <m:r>
-                            <m:t>z</m:t>
-                          </m:r>
-                        </m:den>
-                      </m:f>
-                    </m:e>
-                    <m:e>
-                      <m:r>
-                        <m:rPr>
-                          <m:sty m:val="p"/>
-                        </m:rPr>
-                        <m:t>=</m:t>
-                      </m:r>
-                      <m:r>
-                        <m:t>4</m:t>
-                      </m:r>
-                      <m:sSup>
-                        <m:e>
-                          <m:r>
-                            <m:t>x</m:t>
-                          </m:r>
-                        </m:e>
-                        <m:sup>
-                          <m:r>
-                            <m:t>2</m:t>
-                          </m:r>
-                        </m:sup>
-                      </m:sSup>
-                      <m:r>
-                        <m:rPr>
-                          <m:sty m:val="p"/>
-                        </m:rPr>
-                        <m:t>+</m:t>
-                      </m:r>
-                      <m:r>
-                        <m:t>6</m:t>
-                      </m:r>
-                      <m:sSup>
-                        <m:e>
-                          <m:r>
-                            <m:t>y</m:t>
-                          </m:r>
-                        </m:e>
-                        <m:sup>
-                          <m:r>
-                            <m:t>2</m:t>
-                          </m:r>
-                        </m:sup>
-                      </m:sSup>
-                      <m:r>
-                        <m:t>z</m:t>
-                      </m:r>
-                      <m:r>
-                        <m:rPr>
-                          <m:sty m:val="p"/>
-                        </m:rPr>
-                        <m:t>+</m:t>
-                      </m:r>
-                      <m:r>
-                        <m:t>6</m:t>
-                      </m:r>
-                      <m:sSup>
-                        <m:e>
-                          <m:r>
-                            <m:t>z</m:t>
-                          </m:r>
-                        </m:e>
-                        <m:sup>
-                          <m:r>
-                            <m:t>2</m:t>
-                          </m:r>
-                        </m:sup>
-                      </m:sSup>
-                    </m:e>
-                  </m:mr>
-                </m:m>
+                <m:eqArr>
+                  <m:e>
+                    <m:f>
+                      <m:fPr>
+                        <m:type m:val="bar"/>
+                      </m:fPr>
+                      <m:num>
+                        <m:r>
+                          <m:rPr>
+                            <m:sty m:val="p"/>
+                          </m:rPr>
+                          <m:t>∂</m:t>
+                        </m:r>
+                        <m:r>
+                          <m:t>f</m:t>
+                        </m:r>
+                      </m:num>
+                      <m:den>
+                        <m:r>
+                          <m:rPr>
+                            <m:sty m:val="p"/>
+                          </m:rPr>
+                          <m:t>∂</m:t>
+                        </m:r>
+                        <m:r>
+                          <m:t>x</m:t>
+                        </m:r>
+                      </m:den>
+                    </m:f>
+                    <m:r>
+                      <m:t>&amp;</m:t>
+                    </m:r>
+                    <m:r>
+                      <m:rPr>
+                        <m:sty m:val="p"/>
+                      </m:rPr>
+                      <m:t>=</m:t>
+                    </m:r>
+                    <m:r>
+                      <m:t>8</m:t>
+                    </m:r>
+                    <m:r>
+                      <m:t>x</m:t>
+                    </m:r>
+                    <m:r>
+                      <m:rPr>
+                        <m:sty m:val="p"/>
+                      </m:rPr>
+                      <m:t>−</m:t>
+                    </m:r>
+                    <m:r>
+                      <m:t>10</m:t>
+                    </m:r>
+                    <m:r>
+                      <m:t>x</m:t>
+                    </m:r>
+                    <m:r>
+                      <m:t>y</m:t>
+                    </m:r>
+                  </m:e>
+                  <m:e>
+                    <m:f>
+                      <m:fPr>
+                        <m:type m:val="bar"/>
+                      </m:fPr>
+                      <m:num>
+                        <m:r>
+                          <m:rPr>
+                            <m:sty m:val="p"/>
+                          </m:rPr>
+                          <m:t>∂</m:t>
+                        </m:r>
+                        <m:r>
+                          <m:t>f</m:t>
+                        </m:r>
+                      </m:num>
+                      <m:den>
+                        <m:r>
+                          <m:rPr>
+                            <m:sty m:val="p"/>
+                          </m:rPr>
+                          <m:t>∂</m:t>
+                        </m:r>
+                        <m:r>
+                          <m:t>y</m:t>
+                        </m:r>
+                      </m:den>
+                    </m:f>
+                    <m:r>
+                      <m:t>&amp;</m:t>
+                    </m:r>
+                    <m:r>
+                      <m:rPr>
+                        <m:sty m:val="p"/>
+                      </m:rPr>
+                      <m:t>=</m:t>
+                    </m:r>
+                    <m:r>
+                      <m:t>6</m:t>
+                    </m:r>
+                    <m:r>
+                      <m:t>y</m:t>
+                    </m:r>
+                    <m:sSup>
+                      <m:e>
+                        <m:r>
+                          <m:t>z</m:t>
+                        </m:r>
+                      </m:e>
+                      <m:sup>
+                        <m:r>
+                          <m:t>2</m:t>
+                        </m:r>
+                      </m:sup>
+                    </m:sSup>
+                    <m:r>
+                      <m:rPr>
+                        <m:sty m:val="p"/>
+                      </m:rPr>
+                      <m:t>−</m:t>
+                    </m:r>
+                    <m:r>
+                      <m:t>5</m:t>
+                    </m:r>
+                    <m:sSup>
+                      <m:e>
+                        <m:r>
+                          <m:t>x</m:t>
+                        </m:r>
+                      </m:e>
+                      <m:sup>
+                        <m:r>
+                          <m:t>2</m:t>
+                        </m:r>
+                      </m:sup>
+                    </m:sSup>
+                  </m:e>
+                  <m:e>
+                    <m:f>
+                      <m:fPr>
+                        <m:type m:val="bar"/>
+                      </m:fPr>
+                      <m:num>
+                        <m:r>
+                          <m:rPr>
+                            <m:sty m:val="p"/>
+                          </m:rPr>
+                          <m:t>∂</m:t>
+                        </m:r>
+                        <m:r>
+                          <m:t>f</m:t>
+                        </m:r>
+                      </m:num>
+                      <m:den>
+                        <m:r>
+                          <m:rPr>
+                            <m:sty m:val="p"/>
+                          </m:rPr>
+                          <m:t>∂</m:t>
+                        </m:r>
+                        <m:r>
+                          <m:t>z</m:t>
+                        </m:r>
+                      </m:den>
+                    </m:f>
+                    <m:r>
+                      <m:t>&amp;</m:t>
+                    </m:r>
+                    <m:r>
+                      <m:rPr>
+                        <m:sty m:val="p"/>
+                      </m:rPr>
+                      <m:t>=</m:t>
+                    </m:r>
+                    <m:r>
+                      <m:t>4</m:t>
+                    </m:r>
+                    <m:sSup>
+                      <m:e>
+                        <m:r>
+                          <m:t>x</m:t>
+                        </m:r>
+                      </m:e>
+                      <m:sup>
+                        <m:r>
+                          <m:t>2</m:t>
+                        </m:r>
+                      </m:sup>
+                    </m:sSup>
+                    <m:r>
+                      <m:rPr>
+                        <m:sty m:val="p"/>
+                      </m:rPr>
+                      <m:t>+</m:t>
+                    </m:r>
+                    <m:r>
+                      <m:t>6</m:t>
+                    </m:r>
+                    <m:sSup>
+                      <m:e>
+                        <m:r>
+                          <m:t>y</m:t>
+                        </m:r>
+                      </m:e>
+                      <m:sup>
+                        <m:r>
+                          <m:t>2</m:t>
+                        </m:r>
+                      </m:sup>
+                    </m:sSup>
+                    <m:r>
+                      <m:t>z</m:t>
+                    </m:r>
+                    <m:r>
+                      <m:rPr>
+                        <m:sty m:val="p"/>
+                      </m:rPr>
+                      <m:t>+</m:t>
+                    </m:r>
+                    <m:r>
+                      <m:t>6</m:t>
+                    </m:r>
+                    <m:sSup>
+                      <m:e>
+                        <m:r>
+                          <m:t>z</m:t>
+                        </m:r>
+                      </m:e>
+                      <m:sup>
+                        <m:r>
+                          <m:t>2</m:t>
+                        </m:r>
+                      </m:sup>
+                    </m:sSup>
+                  </m:e>
+                </m:eqArr>
               </m:oMath>
             </m:oMathPara>
           </w:p>
@@ -10850,263 +10705,243 @@
                 <m:jc m:val="center"/>
               </m:oMathParaPr>
               <m:oMath>
-                <m:m>
-                  <m:mPr>
-                    <m:baseJc m:val="center"/>
-                    <m:plcHide m:val="on"/>
-                    <m:mcs>
-                      <m:mc>
-                        <m:mcPr>
-                          <m:mcJc m:val="right"/>
-                          <m:count m:val="1"/>
-                        </m:mcPr>
-                      </m:mc>
-                      <m:mc>
-                        <m:mcPr>
-                          <m:mcJc m:val="left"/>
-                          <m:count m:val="1"/>
-                        </m:mcPr>
-                      </m:mc>
-                    </m:mcs>
-                  </m:mPr>
-                  <m:mr>
-                    <m:e>
-                      <m:f>
-                        <m:fPr>
-                          <m:type m:val="bar"/>
-                        </m:fPr>
-                        <m:num>
-                          <m:r>
-                            <m:rPr>
-                              <m:sty m:val="p"/>
-                            </m:rPr>
-                            <m:t>∂</m:t>
-                          </m:r>
-                          <m:r>
-                            <m:t>z</m:t>
-                          </m:r>
-                        </m:num>
-                        <m:den>
-                          <m:r>
-                            <m:rPr>
-                              <m:sty m:val="p"/>
-                            </m:rPr>
-                            <m:t>∂</m:t>
-                          </m:r>
-                          <m:r>
-                            <m:t>x</m:t>
-                          </m:r>
-                        </m:den>
-                      </m:f>
-                    </m:e>
-                    <m:e>
-                      <m:r>
-                        <m:rPr>
-                          <m:sty m:val="p"/>
-                        </m:rPr>
-                        <m:t>=</m:t>
-                      </m:r>
-                      <m:r>
-                        <m:rPr>
-                          <m:sty m:val="p"/>
-                        </m:rPr>
-                        <m:t>−</m:t>
-                      </m:r>
-                      <m:f>
-                        <m:fPr>
-                          <m:type m:val="bar"/>
-                        </m:fPr>
-                        <m:num>
-                          <m:r>
-                            <m:rPr>
-                              <m:sty m:val="p"/>
-                            </m:rPr>
-                            <m:t>∂</m:t>
-                          </m:r>
-                          <m:r>
-                            <m:t>f</m:t>
-                          </m:r>
-                          <m:r>
-                            <m:rPr>
-                              <m:sty m:val="p"/>
-                            </m:rPr>
-                            <m:t>/</m:t>
-                          </m:r>
-                          <m:r>
-                            <m:rPr>
-                              <m:sty m:val="p"/>
-                            </m:rPr>
-                            <m:t>∂</m:t>
-                          </m:r>
-                          <m:r>
-                            <m:t>x</m:t>
-                          </m:r>
-                        </m:num>
-                        <m:den>
-                          <m:r>
-                            <m:rPr>
-                              <m:sty m:val="p"/>
-                            </m:rPr>
-                            <m:t>∂</m:t>
-                          </m:r>
-                          <m:r>
-                            <m:t>f</m:t>
-                          </m:r>
-                          <m:r>
-                            <m:rPr>
-                              <m:sty m:val="p"/>
-                            </m:rPr>
-                            <m:t>/</m:t>
-                          </m:r>
-                          <m:r>
-                            <m:rPr>
-                              <m:sty m:val="p"/>
-                            </m:rPr>
-                            <m:t>∂</m:t>
-                          </m:r>
-                          <m:r>
-                            <m:t>z</m:t>
-                          </m:r>
-                        </m:den>
-                      </m:f>
-                    </m:e>
-                  </m:mr>
-                  <m:mr>
-                    <m:e>
-                      <m:f>
-                        <m:fPr>
-                          <m:type m:val="bar"/>
-                        </m:fPr>
-                        <m:num>
-                          <m:r>
-                            <m:rPr>
-                              <m:sty m:val="p"/>
-                            </m:rPr>
-                            <m:t>∂</m:t>
-                          </m:r>
-                          <m:r>
-                            <m:t>z</m:t>
-                          </m:r>
-                        </m:num>
-                        <m:den>
-                          <m:r>
-                            <m:rPr>
-                              <m:sty m:val="p"/>
-                            </m:rPr>
-                            <m:t>∂</m:t>
-                          </m:r>
-                          <m:r>
-                            <m:t>x</m:t>
-                          </m:r>
-                        </m:den>
-                      </m:f>
-                    </m:e>
-                    <m:e>
-                      <m:r>
-                        <m:rPr>
-                          <m:sty m:val="p"/>
-                        </m:rPr>
-                        <m:t>=</m:t>
-                      </m:r>
-                      <m:r>
-                        <m:rPr>
-                          <m:sty m:val="p"/>
-                        </m:rPr>
-                        <m:t>−</m:t>
-                      </m:r>
-                      <m:f>
-                        <m:fPr>
-                          <m:type m:val="bar"/>
-                        </m:fPr>
-                        <m:num>
-                          <m:r>
-                            <m:t>8</m:t>
-                          </m:r>
-                          <m:r>
-                            <m:t>x</m:t>
-                          </m:r>
-                          <m:r>
-                            <m:rPr>
-                              <m:sty m:val="p"/>
-                            </m:rPr>
-                            <m:t>−</m:t>
-                          </m:r>
-                          <m:r>
-                            <m:t>10</m:t>
-                          </m:r>
-                          <m:r>
-                            <m:t>x</m:t>
-                          </m:r>
-                          <m:r>
-                            <m:t>y</m:t>
-                          </m:r>
-                        </m:num>
-                        <m:den>
-                          <m:r>
-                            <m:t>4</m:t>
-                          </m:r>
-                          <m:sSup>
-                            <m:e>
-                              <m:r>
-                                <m:t>x</m:t>
-                              </m:r>
-                            </m:e>
-                            <m:sup>
-                              <m:r>
-                                <m:t>2</m:t>
-                              </m:r>
-                            </m:sup>
-                          </m:sSup>
-                          <m:r>
-                            <m:rPr>
-                              <m:sty m:val="p"/>
-                            </m:rPr>
-                            <m:t>+</m:t>
-                          </m:r>
-                          <m:r>
-                            <m:t>6</m:t>
-                          </m:r>
-                          <m:sSup>
-                            <m:e>
-                              <m:r>
-                                <m:t>y</m:t>
-                              </m:r>
-                            </m:e>
-                            <m:sup>
-                              <m:r>
-                                <m:t>2</m:t>
-                              </m:r>
-                            </m:sup>
-                          </m:sSup>
-                          <m:r>
-                            <m:t>z</m:t>
-                          </m:r>
-                          <m:r>
-                            <m:rPr>
-                              <m:sty m:val="p"/>
-                            </m:rPr>
-                            <m:t>+</m:t>
-                          </m:r>
-                          <m:r>
-                            <m:t>6</m:t>
-                          </m:r>
-                          <m:sSup>
-                            <m:e>
-                              <m:r>
-                                <m:t>z</m:t>
-                              </m:r>
-                            </m:e>
-                            <m:sup>
-                              <m:r>
-                                <m:t>2</m:t>
-                              </m:r>
-                            </m:sup>
-                          </m:sSup>
-                        </m:den>
-                      </m:f>
-                    </m:e>
-                  </m:mr>
-                </m:m>
+                <m:eqArr>
+                  <m:e>
+                    <m:f>
+                      <m:fPr>
+                        <m:type m:val="bar"/>
+                      </m:fPr>
+                      <m:num>
+                        <m:r>
+                          <m:rPr>
+                            <m:sty m:val="p"/>
+                          </m:rPr>
+                          <m:t>∂</m:t>
+                        </m:r>
+                        <m:r>
+                          <m:t>z</m:t>
+                        </m:r>
+                      </m:num>
+                      <m:den>
+                        <m:r>
+                          <m:rPr>
+                            <m:sty m:val="p"/>
+                          </m:rPr>
+                          <m:t>∂</m:t>
+                        </m:r>
+                        <m:r>
+                          <m:t>x</m:t>
+                        </m:r>
+                      </m:den>
+                    </m:f>
+                    <m:r>
+                      <m:t>&amp;</m:t>
+                    </m:r>
+                    <m:r>
+                      <m:rPr>
+                        <m:sty m:val="p"/>
+                      </m:rPr>
+                      <m:t>=</m:t>
+                    </m:r>
+                    <m:r>
+                      <m:rPr>
+                        <m:sty m:val="p"/>
+                      </m:rPr>
+                      <m:t>−</m:t>
+                    </m:r>
+                    <m:f>
+                      <m:fPr>
+                        <m:type m:val="bar"/>
+                      </m:fPr>
+                      <m:num>
+                        <m:r>
+                          <m:rPr>
+                            <m:sty m:val="p"/>
+                          </m:rPr>
+                          <m:t>∂</m:t>
+                        </m:r>
+                        <m:r>
+                          <m:t>f</m:t>
+                        </m:r>
+                        <m:r>
+                          <m:rPr>
+                            <m:sty m:val="p"/>
+                          </m:rPr>
+                          <m:t>/</m:t>
+                        </m:r>
+                        <m:r>
+                          <m:rPr>
+                            <m:sty m:val="p"/>
+                          </m:rPr>
+                          <m:t>∂</m:t>
+                        </m:r>
+                        <m:r>
+                          <m:t>x</m:t>
+                        </m:r>
+                      </m:num>
+                      <m:den>
+                        <m:r>
+                          <m:rPr>
+                            <m:sty m:val="p"/>
+                          </m:rPr>
+                          <m:t>∂</m:t>
+                        </m:r>
+                        <m:r>
+                          <m:t>f</m:t>
+                        </m:r>
+                        <m:r>
+                          <m:rPr>
+                            <m:sty m:val="p"/>
+                          </m:rPr>
+                          <m:t>/</m:t>
+                        </m:r>
+                        <m:r>
+                          <m:rPr>
+                            <m:sty m:val="p"/>
+                          </m:rPr>
+                          <m:t>∂</m:t>
+                        </m:r>
+                        <m:r>
+                          <m:t>z</m:t>
+                        </m:r>
+                      </m:den>
+                    </m:f>
+                  </m:e>
+                  <m:e>
+                    <m:f>
+                      <m:fPr>
+                        <m:type m:val="bar"/>
+                      </m:fPr>
+                      <m:num>
+                        <m:r>
+                          <m:rPr>
+                            <m:sty m:val="p"/>
+                          </m:rPr>
+                          <m:t>∂</m:t>
+                        </m:r>
+                        <m:r>
+                          <m:t>z</m:t>
+                        </m:r>
+                      </m:num>
+                      <m:den>
+                        <m:r>
+                          <m:rPr>
+                            <m:sty m:val="p"/>
+                          </m:rPr>
+                          <m:t>∂</m:t>
+                        </m:r>
+                        <m:r>
+                          <m:t>x</m:t>
+                        </m:r>
+                      </m:den>
+                    </m:f>
+                    <m:r>
+                      <m:t>&amp;</m:t>
+                    </m:r>
+                    <m:r>
+                      <m:rPr>
+                        <m:sty m:val="p"/>
+                      </m:rPr>
+                      <m:t>=</m:t>
+                    </m:r>
+                    <m:r>
+                      <m:rPr>
+                        <m:sty m:val="p"/>
+                      </m:rPr>
+                      <m:t>−</m:t>
+                    </m:r>
+                    <m:f>
+                      <m:fPr>
+                        <m:type m:val="bar"/>
+                      </m:fPr>
+                      <m:num>
+                        <m:r>
+                          <m:t>8</m:t>
+                        </m:r>
+                        <m:r>
+                          <m:t>x</m:t>
+                        </m:r>
+                        <m:r>
+                          <m:rPr>
+                            <m:sty m:val="p"/>
+                          </m:rPr>
+                          <m:t>−</m:t>
+                        </m:r>
+                        <m:r>
+                          <m:t>10</m:t>
+                        </m:r>
+                        <m:r>
+                          <m:t>x</m:t>
+                        </m:r>
+                        <m:r>
+                          <m:t>y</m:t>
+                        </m:r>
+                      </m:num>
+                      <m:den>
+                        <m:r>
+                          <m:t>4</m:t>
+                        </m:r>
+                        <m:sSup>
+                          <m:e>
+                            <m:r>
+                              <m:t>x</m:t>
+                            </m:r>
+                          </m:e>
+                          <m:sup>
+                            <m:r>
+                              <m:t>2</m:t>
+                            </m:r>
+                          </m:sup>
+                        </m:sSup>
+                        <m:r>
+                          <m:rPr>
+                            <m:sty m:val="p"/>
+                          </m:rPr>
+                          <m:t>+</m:t>
+                        </m:r>
+                        <m:r>
+                          <m:t>6</m:t>
+                        </m:r>
+                        <m:sSup>
+                          <m:e>
+                            <m:r>
+                              <m:t>y</m:t>
+                            </m:r>
+                          </m:e>
+                          <m:sup>
+                            <m:r>
+                              <m:t>2</m:t>
+                            </m:r>
+                          </m:sup>
+                        </m:sSup>
+                        <m:r>
+                          <m:t>z</m:t>
+                        </m:r>
+                        <m:r>
+                          <m:rPr>
+                            <m:sty m:val="p"/>
+                          </m:rPr>
+                          <m:t>+</m:t>
+                        </m:r>
+                        <m:r>
+                          <m:t>6</m:t>
+                        </m:r>
+                        <m:sSup>
+                          <m:e>
+                            <m:r>
+                              <m:t>z</m:t>
+                            </m:r>
+                          </m:e>
+                          <m:sup>
+                            <m:r>
+                              <m:t>2</m:t>
+                            </m:r>
+                          </m:sup>
+                        </m:sSup>
+                      </m:den>
+                    </m:f>
+                  </m:e>
+                </m:eqArr>
               </m:oMath>
             </m:oMathPara>
           </w:p>
@@ -11155,281 +10990,261 @@
                 <m:jc m:val="center"/>
               </m:oMathParaPr>
               <m:oMath>
-                <m:m>
-                  <m:mPr>
-                    <m:baseJc m:val="center"/>
-                    <m:plcHide m:val="on"/>
-                    <m:mcs>
-                      <m:mc>
-                        <m:mcPr>
-                          <m:mcJc m:val="right"/>
-                          <m:count m:val="1"/>
-                        </m:mcPr>
-                      </m:mc>
-                      <m:mc>
-                        <m:mcPr>
-                          <m:mcJc m:val="left"/>
-                          <m:count m:val="1"/>
-                        </m:mcPr>
-                      </m:mc>
-                    </m:mcs>
-                  </m:mPr>
-                  <m:mr>
-                    <m:e>
-                      <m:f>
-                        <m:fPr>
-                          <m:type m:val="bar"/>
-                        </m:fPr>
-                        <m:num>
-                          <m:r>
-                            <m:rPr>
-                              <m:sty m:val="p"/>
-                            </m:rPr>
-                            <m:t>∂</m:t>
-                          </m:r>
-                          <m:r>
-                            <m:t>z</m:t>
-                          </m:r>
-                        </m:num>
-                        <m:den>
-                          <m:r>
-                            <m:rPr>
-                              <m:sty m:val="p"/>
-                            </m:rPr>
-                            <m:t>∂</m:t>
-                          </m:r>
-                          <m:r>
-                            <m:t>y</m:t>
-                          </m:r>
-                        </m:den>
-                      </m:f>
-                    </m:e>
-                    <m:e>
-                      <m:r>
-                        <m:rPr>
-                          <m:sty m:val="p"/>
-                        </m:rPr>
-                        <m:t>=</m:t>
-                      </m:r>
-                      <m:r>
-                        <m:rPr>
-                          <m:sty m:val="p"/>
-                        </m:rPr>
-                        <m:t>−</m:t>
-                      </m:r>
-                      <m:f>
-                        <m:fPr>
-                          <m:type m:val="bar"/>
-                        </m:fPr>
-                        <m:num>
-                          <m:r>
-                            <m:rPr>
-                              <m:sty m:val="p"/>
-                            </m:rPr>
-                            <m:t>∂</m:t>
-                          </m:r>
-                          <m:r>
-                            <m:t>f</m:t>
-                          </m:r>
-                          <m:r>
-                            <m:rPr>
-                              <m:sty m:val="p"/>
-                            </m:rPr>
-                            <m:t>/</m:t>
-                          </m:r>
-                          <m:r>
-                            <m:rPr>
-                              <m:sty m:val="p"/>
-                            </m:rPr>
-                            <m:t>∂</m:t>
-                          </m:r>
-                          <m:r>
-                            <m:t>y</m:t>
-                          </m:r>
-                        </m:num>
-                        <m:den>
-                          <m:r>
-                            <m:rPr>
-                              <m:sty m:val="p"/>
-                            </m:rPr>
-                            <m:t>∂</m:t>
-                          </m:r>
-                          <m:r>
-                            <m:t>f</m:t>
-                          </m:r>
-                          <m:r>
-                            <m:rPr>
-                              <m:sty m:val="p"/>
-                            </m:rPr>
-                            <m:t>/</m:t>
-                          </m:r>
-                          <m:r>
-                            <m:rPr>
-                              <m:sty m:val="p"/>
-                            </m:rPr>
-                            <m:t>∂</m:t>
-                          </m:r>
-                          <m:r>
-                            <m:t>z</m:t>
-                          </m:r>
-                        </m:den>
-                      </m:f>
-                    </m:e>
-                  </m:mr>
-                  <m:mr>
-                    <m:e>
-                      <m:f>
-                        <m:fPr>
-                          <m:type m:val="bar"/>
-                        </m:fPr>
-                        <m:num>
-                          <m:r>
-                            <m:rPr>
-                              <m:sty m:val="p"/>
-                            </m:rPr>
-                            <m:t>∂</m:t>
-                          </m:r>
-                          <m:r>
-                            <m:t>z</m:t>
-                          </m:r>
-                        </m:num>
-                        <m:den>
-                          <m:r>
-                            <m:rPr>
-                              <m:sty m:val="p"/>
-                            </m:rPr>
-                            <m:t>∂</m:t>
-                          </m:r>
-                          <m:r>
-                            <m:t>y</m:t>
-                          </m:r>
-                        </m:den>
-                      </m:f>
-                    </m:e>
-                    <m:e>
-                      <m:r>
-                        <m:rPr>
-                          <m:sty m:val="p"/>
-                        </m:rPr>
-                        <m:t>=</m:t>
-                      </m:r>
-                      <m:r>
-                        <m:rPr>
-                          <m:sty m:val="p"/>
-                        </m:rPr>
-                        <m:t>−</m:t>
-                      </m:r>
-                      <m:f>
-                        <m:fPr>
-                          <m:type m:val="bar"/>
-                        </m:fPr>
-                        <m:num>
-                          <m:r>
-                            <m:t>6</m:t>
-                          </m:r>
-                          <m:r>
-                            <m:t>y</m:t>
-                          </m:r>
-                          <m:sSup>
-                            <m:e>
-                              <m:r>
-                                <m:t>z</m:t>
-                              </m:r>
-                            </m:e>
-                            <m:sup>
-                              <m:r>
-                                <m:t>2</m:t>
-                              </m:r>
-                            </m:sup>
-                          </m:sSup>
-                          <m:r>
-                            <m:rPr>
-                              <m:sty m:val="p"/>
-                            </m:rPr>
-                            <m:t>−</m:t>
-                          </m:r>
-                          <m:r>
-                            <m:t>5</m:t>
-                          </m:r>
-                          <m:sSup>
-                            <m:e>
-                              <m:r>
-                                <m:t>x</m:t>
-                              </m:r>
-                            </m:e>
-                            <m:sup>
-                              <m:r>
-                                <m:t>2</m:t>
-                              </m:r>
-                            </m:sup>
-                          </m:sSup>
-                        </m:num>
-                        <m:den>
-                          <m:r>
-                            <m:t>4</m:t>
-                          </m:r>
-                          <m:sSup>
-                            <m:e>
-                              <m:r>
-                                <m:t>x</m:t>
-                              </m:r>
-                            </m:e>
-                            <m:sup>
-                              <m:r>
-                                <m:t>2</m:t>
-                              </m:r>
-                            </m:sup>
-                          </m:sSup>
-                          <m:r>
-                            <m:rPr>
-                              <m:sty m:val="p"/>
-                            </m:rPr>
-                            <m:t>+</m:t>
-                          </m:r>
-                          <m:r>
-                            <m:t>6</m:t>
-                          </m:r>
-                          <m:sSup>
-                            <m:e>
-                              <m:r>
-                                <m:t>y</m:t>
-                              </m:r>
-                            </m:e>
-                            <m:sup>
-                              <m:r>
-                                <m:t>2</m:t>
-                              </m:r>
-                            </m:sup>
-                          </m:sSup>
-                          <m:r>
-                            <m:t>z</m:t>
-                          </m:r>
-                          <m:r>
-                            <m:rPr>
-                              <m:sty m:val="p"/>
-                            </m:rPr>
-                            <m:t>+</m:t>
-                          </m:r>
-                          <m:r>
-                            <m:t>6</m:t>
-                          </m:r>
-                          <m:sSup>
-                            <m:e>
-                              <m:r>
-                                <m:t>z</m:t>
-                              </m:r>
-                            </m:e>
-                            <m:sup>
-                              <m:r>
-                                <m:t>2</m:t>
-                              </m:r>
-                            </m:sup>
-                          </m:sSup>
-                        </m:den>
-                      </m:f>
-                    </m:e>
-                  </m:mr>
-                </m:m>
+                <m:eqArr>
+                  <m:e>
+                    <m:f>
+                      <m:fPr>
+                        <m:type m:val="bar"/>
+                      </m:fPr>
+                      <m:num>
+                        <m:r>
+                          <m:rPr>
+                            <m:sty m:val="p"/>
+                          </m:rPr>
+                          <m:t>∂</m:t>
+                        </m:r>
+                        <m:r>
+                          <m:t>z</m:t>
+                        </m:r>
+                      </m:num>
+                      <m:den>
+                        <m:r>
+                          <m:rPr>
+                            <m:sty m:val="p"/>
+                          </m:rPr>
+                          <m:t>∂</m:t>
+                        </m:r>
+                        <m:r>
+                          <m:t>y</m:t>
+                        </m:r>
+                      </m:den>
+                    </m:f>
+                    <m:r>
+                      <m:t>&amp;</m:t>
+                    </m:r>
+                    <m:r>
+                      <m:rPr>
+                        <m:sty m:val="p"/>
+                      </m:rPr>
+                      <m:t>=</m:t>
+                    </m:r>
+                    <m:r>
+                      <m:rPr>
+                        <m:sty m:val="p"/>
+                      </m:rPr>
+                      <m:t>−</m:t>
+                    </m:r>
+                    <m:f>
+                      <m:fPr>
+                        <m:type m:val="bar"/>
+                      </m:fPr>
+                      <m:num>
+                        <m:r>
+                          <m:rPr>
+                            <m:sty m:val="p"/>
+                          </m:rPr>
+                          <m:t>∂</m:t>
+                        </m:r>
+                        <m:r>
+                          <m:t>f</m:t>
+                        </m:r>
+                        <m:r>
+                          <m:rPr>
+                            <m:sty m:val="p"/>
+                          </m:rPr>
+                          <m:t>/</m:t>
+                        </m:r>
+                        <m:r>
+                          <m:rPr>
+                            <m:sty m:val="p"/>
+                          </m:rPr>
+                          <m:t>∂</m:t>
+                        </m:r>
+                        <m:r>
+                          <m:t>y</m:t>
+                        </m:r>
+                      </m:num>
+                      <m:den>
+                        <m:r>
+                          <m:rPr>
+                            <m:sty m:val="p"/>
+                          </m:rPr>
+                          <m:t>∂</m:t>
+                        </m:r>
+                        <m:r>
+                          <m:t>f</m:t>
+                        </m:r>
+                        <m:r>
+                          <m:rPr>
+                            <m:sty m:val="p"/>
+                          </m:rPr>
+                          <m:t>/</m:t>
+                        </m:r>
+                        <m:r>
+                          <m:rPr>
+                            <m:sty m:val="p"/>
+                          </m:rPr>
+                          <m:t>∂</m:t>
+                        </m:r>
+                        <m:r>
+                          <m:t>z</m:t>
+                        </m:r>
+                      </m:den>
+                    </m:f>
+                  </m:e>
+                  <m:e>
+                    <m:f>
+                      <m:fPr>
+                        <m:type m:val="bar"/>
+                      </m:fPr>
+                      <m:num>
+                        <m:r>
+                          <m:rPr>
+                            <m:sty m:val="p"/>
+                          </m:rPr>
+                          <m:t>∂</m:t>
+                        </m:r>
+                        <m:r>
+                          <m:t>z</m:t>
+                        </m:r>
+                      </m:num>
+                      <m:den>
+                        <m:r>
+                          <m:rPr>
+                            <m:sty m:val="p"/>
+                          </m:rPr>
+                          <m:t>∂</m:t>
+                        </m:r>
+                        <m:r>
+                          <m:t>y</m:t>
+                        </m:r>
+                      </m:den>
+                    </m:f>
+                    <m:r>
+                      <m:t>&amp;</m:t>
+                    </m:r>
+                    <m:r>
+                      <m:rPr>
+                        <m:sty m:val="p"/>
+                      </m:rPr>
+                      <m:t>=</m:t>
+                    </m:r>
+                    <m:r>
+                      <m:rPr>
+                        <m:sty m:val="p"/>
+                      </m:rPr>
+                      <m:t>−</m:t>
+                    </m:r>
+                    <m:f>
+                      <m:fPr>
+                        <m:type m:val="bar"/>
+                      </m:fPr>
+                      <m:num>
+                        <m:r>
+                          <m:t>6</m:t>
+                        </m:r>
+                        <m:r>
+                          <m:t>y</m:t>
+                        </m:r>
+                        <m:sSup>
+                          <m:e>
+                            <m:r>
+                              <m:t>z</m:t>
+                            </m:r>
+                          </m:e>
+                          <m:sup>
+                            <m:r>
+                              <m:t>2</m:t>
+                            </m:r>
+                          </m:sup>
+                        </m:sSup>
+                        <m:r>
+                          <m:rPr>
+                            <m:sty m:val="p"/>
+                          </m:rPr>
+                          <m:t>−</m:t>
+                        </m:r>
+                        <m:r>
+                          <m:t>5</m:t>
+                        </m:r>
+                        <m:sSup>
+                          <m:e>
+                            <m:r>
+                              <m:t>x</m:t>
+                            </m:r>
+                          </m:e>
+                          <m:sup>
+                            <m:r>
+                              <m:t>2</m:t>
+                            </m:r>
+                          </m:sup>
+                        </m:sSup>
+                      </m:num>
+                      <m:den>
+                        <m:r>
+                          <m:t>4</m:t>
+                        </m:r>
+                        <m:sSup>
+                          <m:e>
+                            <m:r>
+                              <m:t>x</m:t>
+                            </m:r>
+                          </m:e>
+                          <m:sup>
+                            <m:r>
+                              <m:t>2</m:t>
+                            </m:r>
+                          </m:sup>
+                        </m:sSup>
+                        <m:r>
+                          <m:rPr>
+                            <m:sty m:val="p"/>
+                          </m:rPr>
+                          <m:t>+</m:t>
+                        </m:r>
+                        <m:r>
+                          <m:t>6</m:t>
+                        </m:r>
+                        <m:sSup>
+                          <m:e>
+                            <m:r>
+                              <m:t>y</m:t>
+                            </m:r>
+                          </m:e>
+                          <m:sup>
+                            <m:r>
+                              <m:t>2</m:t>
+                            </m:r>
+                          </m:sup>
+                        </m:sSup>
+                        <m:r>
+                          <m:t>z</m:t>
+                        </m:r>
+                        <m:r>
+                          <m:rPr>
+                            <m:sty m:val="p"/>
+                          </m:rPr>
+                          <m:t>+</m:t>
+                        </m:r>
+                        <m:r>
+                          <m:t>6</m:t>
+                        </m:r>
+                        <m:sSup>
+                          <m:e>
+                            <m:r>
+                              <m:t>z</m:t>
+                            </m:r>
+                          </m:e>
+                          <m:sup>
+                            <m:r>
+                              <m:t>2</m:t>
+                            </m:r>
+                          </m:sup>
+                        </m:sSup>
+                      </m:den>
+                    </m:f>
+                  </m:e>
+                </m:eqArr>
               </m:oMath>
             </m:oMathPara>
           </w:p>
@@ -11717,8 +11532,8 @@
         <w:t xml:space="preserve">. In many cases like these, using the implicit differentiation rule is more practical.</w:t>
       </w:r>
     </w:p>
-    <w:bookmarkEnd w:id="61"/>
-    <w:bookmarkStart w:id="62" w:name="quick-check-problems"/>
+    <w:bookmarkEnd w:id="50"/>
+    <w:bookmarkStart w:id="51" w:name="quick-check-problems"/>
     <w:p>
       <w:pPr>
         <w:pStyle w:val="Heading1"/>
@@ -11880,37 +11695,39 @@
         <m:r>
           <m:t>f</m:t>
         </m:r>
-        <m:d>
-          <m:dPr>
-            <m:begChr m:val="("/>
-            <m:sepChr m:val=""/>
-            <m:endChr m:val=")"/>
-            <m:grow/>
-          </m:dPr>
-          <m:e>
-            <m:r>
-              <m:t>x</m:t>
-            </m:r>
-            <m:r>
-              <m:rPr>
-                <m:sty m:val="p"/>
-              </m:rPr>
-              <m:t>,</m:t>
-            </m:r>
-            <m:r>
-              <m:t>y</m:t>
-            </m:r>
-            <m:r>
-              <m:rPr>
-                <m:sty m:val="p"/>
-              </m:rPr>
-              <m:t>,</m:t>
-            </m:r>
-            <m:r>
-              <m:t>z</m:t>
-            </m:r>
-          </m:e>
-        </m:d>
+        <m:r>
+          <m:rPr>
+            <m:sty m:val="p"/>
+          </m:rPr>
+          <m:t>(</m:t>
+        </m:r>
+        <m:r>
+          <m:t>x</m:t>
+        </m:r>
+        <m:r>
+          <m:rPr>
+            <m:sty m:val="p"/>
+          </m:rPr>
+          <m:t>,</m:t>
+        </m:r>
+        <m:r>
+          <m:t>y</m:t>
+        </m:r>
+        <m:r>
+          <m:rPr>
+            <m:sty m:val="p"/>
+          </m:rPr>
+          <m:t>,</m:t>
+        </m:r>
+        <m:r>
+          <m:t>z</m:t>
+        </m:r>
+        <m:r>
+          <m:rPr>
+            <m:sty m:val="p"/>
+          </m:rPr>
+          <m:t>)</m:t>
+        </m:r>
         <m:r>
           <m:rPr>
             <m:sty m:val="p"/>
@@ -11943,28 +11760,30 @@
         <m:r>
           <m:t>z</m:t>
         </m:r>
-        <m:d>
-          <m:dPr>
-            <m:begChr m:val="("/>
-            <m:sepChr m:val=""/>
-            <m:endChr m:val=")"/>
-            <m:grow/>
-          </m:dPr>
-          <m:e>
-            <m:r>
-              <m:t>x</m:t>
-            </m:r>
-            <m:r>
-              <m:rPr>
-                <m:sty m:val="p"/>
-              </m:rPr>
-              <m:t>,</m:t>
-            </m:r>
-            <m:r>
-              <m:t>y</m:t>
-            </m:r>
-          </m:e>
-        </m:d>
+        <m:r>
+          <m:rPr>
+            <m:sty m:val="p"/>
+          </m:rPr>
+          <m:t>(</m:t>
+        </m:r>
+        <m:r>
+          <m:t>x</m:t>
+        </m:r>
+        <m:r>
+          <m:rPr>
+            <m:sty m:val="p"/>
+          </m:rPr>
+          <m:t>,</m:t>
+        </m:r>
+        <m:r>
+          <m:t>y</m:t>
+        </m:r>
+        <m:r>
+          <m:rPr>
+            <m:sty m:val="p"/>
+          </m:rPr>
+          <m:t>)</m:t>
+        </m:r>
       </m:oMath>
       <w:r>
         <w:t xml:space="preserve">. Is it possible to find</w:t>
@@ -12031,8 +11850,8 @@
           <m:r>
             <m:rPr>
               <m:nor/>
+              <m:scr m:val="sans-serif"/>
               <m:sty m:val="p"/>
-              <m:scr m:val="sans-serif"/>
             </m:rPr>
             <m:t>Yes</m:t>
           </m:r>
@@ -12042,8 +11861,8 @@
           <m:r>
             <m:rPr>
               <m:nor/>
+              <m:scr m:val="sans-serif"/>
               <m:sty m:val="p"/>
-              <m:scr m:val="sans-serif"/>
             </m:rPr>
             <m:t>No</m:t>
           </m:r>
@@ -12077,37 +11896,39 @@
         <m:r>
           <m:t>f</m:t>
         </m:r>
-        <m:d>
-          <m:dPr>
-            <m:begChr m:val="("/>
-            <m:sepChr m:val=""/>
-            <m:endChr m:val=")"/>
-            <m:grow/>
-          </m:dPr>
-          <m:e>
-            <m:r>
-              <m:t>x</m:t>
-            </m:r>
-            <m:r>
-              <m:rPr>
-                <m:sty m:val="p"/>
-              </m:rPr>
-              <m:t>,</m:t>
-            </m:r>
-            <m:r>
-              <m:t>y</m:t>
-            </m:r>
-            <m:r>
-              <m:rPr>
-                <m:sty m:val="p"/>
-              </m:rPr>
-              <m:t>,</m:t>
-            </m:r>
-            <m:r>
-              <m:t>z</m:t>
-            </m:r>
-          </m:e>
-        </m:d>
+        <m:r>
+          <m:rPr>
+            <m:sty m:val="p"/>
+          </m:rPr>
+          <m:t>(</m:t>
+        </m:r>
+        <m:r>
+          <m:t>x</m:t>
+        </m:r>
+        <m:r>
+          <m:rPr>
+            <m:sty m:val="p"/>
+          </m:rPr>
+          <m:t>,</m:t>
+        </m:r>
+        <m:r>
+          <m:t>y</m:t>
+        </m:r>
+        <m:r>
+          <m:rPr>
+            <m:sty m:val="p"/>
+          </m:rPr>
+          <m:t>,</m:t>
+        </m:r>
+        <m:r>
+          <m:t>z</m:t>
+        </m:r>
+        <m:r>
+          <m:rPr>
+            <m:sty m:val="p"/>
+          </m:rPr>
+          <m:t>)</m:t>
+        </m:r>
         <m:r>
           <m:rPr>
             <m:sty m:val="p"/>
@@ -12156,31 +11977,33 @@
           </m:rPr>
           <m:t>sin</m:t>
         </m:r>
-        <m:d>
-          <m:dPr>
-            <m:begChr m:val="("/>
-            <m:sepChr m:val=""/>
-            <m:endChr m:val=")"/>
-            <m:grow/>
-          </m:dPr>
+        <m:r>
+          <m:rPr>
+            <m:sty m:val="p"/>
+          </m:rPr>
+          <m:t>(</m:t>
+        </m:r>
+        <m:r>
+          <m:t>x</m:t>
+        </m:r>
+        <m:sSup>
           <m:e>
             <m:r>
-              <m:t>x</m:t>
+              <m:t>y</m:t>
             </m:r>
-            <m:sSup>
-              <m:e>
-                <m:r>
-                  <m:t>y</m:t>
-                </m:r>
-              </m:e>
-              <m:sup>
-                <m:r>
-                  <m:t>2</m:t>
-                </m:r>
-              </m:sup>
-            </m:sSup>
           </m:e>
-        </m:d>
+          <m:sup>
+            <m:r>
+              <m:t>2</m:t>
+            </m:r>
+          </m:sup>
+        </m:sSup>
+        <m:r>
+          <m:rPr>
+            <m:sty m:val="p"/>
+          </m:rPr>
+          <m:t>)</m:t>
+        </m:r>
       </m:oMath>
       <w:r>
         <w:t xml:space="preserve"> </w:t>
@@ -12204,28 +12027,30 @@
         <m:r>
           <m:t>z</m:t>
         </m:r>
-        <m:d>
-          <m:dPr>
-            <m:begChr m:val="("/>
-            <m:sepChr m:val=""/>
-            <m:endChr m:val=")"/>
-            <m:grow/>
-          </m:dPr>
-          <m:e>
-            <m:r>
-              <m:t>x</m:t>
-            </m:r>
-            <m:r>
-              <m:rPr>
-                <m:sty m:val="p"/>
-              </m:rPr>
-              <m:t>,</m:t>
-            </m:r>
-            <m:r>
-              <m:t>y</m:t>
-            </m:r>
-          </m:e>
-        </m:d>
+        <m:r>
+          <m:rPr>
+            <m:sty m:val="p"/>
+          </m:rPr>
+          <m:t>(</m:t>
+        </m:r>
+        <m:r>
+          <m:t>x</m:t>
+        </m:r>
+        <m:r>
+          <m:rPr>
+            <m:sty m:val="p"/>
+          </m:rPr>
+          <m:t>,</m:t>
+        </m:r>
+        <m:r>
+          <m:t>y</m:t>
+        </m:r>
+        <m:r>
+          <m:rPr>
+            <m:sty m:val="p"/>
+          </m:rPr>
+          <m:t>)</m:t>
+        </m:r>
       </m:oMath>
       <w:r>
         <w:t xml:space="preserve"> </w:t>
@@ -12382,8 +12207,8 @@
         <w:t xml:space="preserve">.</w:t>
       </w:r>
     </w:p>
-    <w:bookmarkEnd w:id="62"/>
-    <w:bookmarkStart w:id="66" w:name="further-reading"/>
+    <w:bookmarkEnd w:id="51"/>
+    <w:bookmarkStart w:id="55" w:name="further-reading"/>
     <w:p>
       <w:pPr>
         <w:pStyle w:val="Heading1"/>
@@ -12396,7 +12221,7 @@
       <w:pPr>
         <w:pStyle w:val="FirstParagraph"/>
       </w:pPr>
-      <w:hyperlink r:id="rId63">
+      <w:hyperlink r:id="rId52">
         <w:r>
           <w:rPr>
             <w:rStyle w:val="Hyperlink"/>
@@ -12413,7 +12238,7 @@
         <w:t xml:space="preserve">[For a way to consider derivatives with a defined direction, please see Guide: Directional derivatives.]</w:t>
       </w:r>
     </w:p>
-    <w:bookmarkStart w:id="65" w:name="version-history"/>
+    <w:bookmarkStart w:id="54" w:name="version-history"/>
     <w:p>
       <w:pPr>
         <w:pStyle w:val="Heading2"/>
@@ -12434,7 +12259,7 @@
       <w:pPr>
         <w:pStyle w:val="BodyText"/>
       </w:pPr>
-      <w:hyperlink r:id="rId64">
+      <w:hyperlink r:id="rId53">
         <w:r>
           <w:rPr>
             <w:rStyle w:val="Hyperlink"/>
@@ -12443,8 +12268,8 @@
         </w:r>
       </w:hyperlink>
     </w:p>
-    <w:bookmarkEnd w:id="65"/>
-    <w:bookmarkEnd w:id="66"/>
+    <w:bookmarkEnd w:id="54"/>
+    <w:bookmarkEnd w:id="55"/>
     <w:sectPr>
       <w:pgSz w:h="15840" w:w="12240"/>
       <w:pgMar w:bottom="1440" w:footer="720" w:gutter="0" w:header="720" w:left="1440" w:right="1440" w:top="1440"/>
